--- a/Lab3/lab3_report.docx
+++ b/Lab3/lab3_report.docx
@@ -462,7 +462,6 @@
           </w:tblCellMar>
         </w:tblPrEx>
         <w:trPr>
-          <w:wAfter w:w="0" w:type="auto"/>
           <w:trHeight w:val="625" w:hRule="atLeast"/>
         </w:trPr>
         <w:tc>
@@ -574,7 +573,6 @@
           </w:tblCellMar>
         </w:tblPrEx>
         <w:trPr>
-          <w:wAfter w:w="0" w:type="auto"/>
           <w:trHeight w:val="625" w:hRule="atLeast"/>
         </w:trPr>
         <w:tc>
@@ -659,7 +657,6 @@
           </w:tblCellMar>
         </w:tblPrEx>
         <w:trPr>
-          <w:wAfter w:w="0" w:type="auto"/>
           <w:trHeight w:val="625" w:hRule="atLeast"/>
         </w:trPr>
         <w:tc>
@@ -794,7 +791,7 @@
               <w:bottom w:val="single" w:color="auto" w:sz="4" w:space="0"/>
               <w:right w:val="nil"/>
             </w:tcBorders>
-            <w:shd w:val="clear"/>
+            <w:shd w:val="clear" w:color="auto" w:fill="auto"/>
             <w:vAlign w:val="bottom"/>
           </w:tcPr>
           <w:p>
@@ -814,7 +811,7 @@
         <w:tc>
           <w:tcPr>
             <w:tcW w:w="1693" w:type="pct"/>
-            <w:shd w:val="clear"/>
+            <w:shd w:val="clear" w:color="auto" w:fill="auto"/>
             <w:vAlign w:val="bottom"/>
           </w:tcPr>
           <w:p>
@@ -1127,6 +1124,7 @@
     <w:p>
       <w:pPr>
         <w:numPr>
+          <w:ilvl w:val="0"/>
           <w:numId w:val="0"/>
         </w:numPr>
         <w:spacing w:line="360" w:lineRule="auto"/>
@@ -1151,11 +1149,1092 @@
         </w:rPr>
         <w:t>Также, необходимо выполнить реализацию механизмов аутентификации, обеспечить безопасный обмен данными между микросервисами, а также организовать логирование всех входящих запросов и попыток доступа к данным для последующего аудита.</w:t>
       </w:r>
+    </w:p>
+    <w:p>
+      <w:pPr>
+        <w:rPr>
+          <w:rFonts w:hint="default" w:ascii="Times New Roman" w:hAnsi="Times New Roman" w:cs="Times New Roman"/>
+          <w:b/>
+          <w:bCs/>
+          <w:sz w:val="28"/>
+          <w:szCs w:val="28"/>
+          <w:lang w:val="ru-RU" w:eastAsia="zh-CN"/>
+        </w:rPr>
+      </w:pPr>
+      <w:r>
+        <w:rPr>
+          <w:rFonts w:hint="default" w:ascii="Times New Roman" w:hAnsi="Times New Roman" w:cs="Times New Roman"/>
+          <w:b/>
+          <w:bCs/>
+          <w:sz w:val="28"/>
+          <w:szCs w:val="28"/>
+          <w:lang w:val="ru-RU" w:eastAsia="zh-CN"/>
+        </w:rPr>
+        <w:br w:type="page"/>
+      </w:r>
+    </w:p>
+    <w:p>
+      <w:pPr>
+        <w:numPr>
+          <w:ilvl w:val="0"/>
+          <w:numId w:val="0"/>
+        </w:numPr>
+        <w:spacing w:line="360" w:lineRule="auto"/>
+        <w:jc w:val="both"/>
+        <w:rPr>
+          <w:rFonts w:hint="default" w:ascii="Times New Roman" w:hAnsi="Times New Roman" w:cs="Times New Roman"/>
+          <w:b w:val="0"/>
+          <w:bCs w:val="0"/>
+          <w:sz w:val="28"/>
+          <w:szCs w:val="28"/>
+          <w:lang w:val="ru-RU" w:eastAsia="zh-CN"/>
+        </w:rPr>
+      </w:pPr>
+      <w:r>
+        <w:rPr>
+          <w:rFonts w:hint="default" w:ascii="Times New Roman" w:hAnsi="Times New Roman" w:cs="Times New Roman"/>
+          <w:b/>
+          <w:bCs/>
+          <w:sz w:val="28"/>
+          <w:szCs w:val="28"/>
+          <w:lang w:val="ru-RU" w:eastAsia="zh-CN"/>
+        </w:rPr>
+        <w:t>Сервис аутентификации:</w:t>
+      </w:r>
+    </w:p>
+    <w:p>
+      <w:pPr>
+        <w:spacing w:line="360" w:lineRule="auto"/>
+        <w:jc w:val="both"/>
+        <w:rPr>
+          <w:rFonts w:hint="default" w:ascii="Times New Roman" w:hAnsi="Times New Roman" w:cs="Times New Roman"/>
+          <w:b w:val="0"/>
+          <w:bCs w:val="0"/>
+          <w:sz w:val="28"/>
+          <w:szCs w:val="28"/>
+          <w:lang w:val="en-US"/>
+        </w:rPr>
+      </w:pPr>
+      <w:r>
+        <w:rPr>
+          <w:rFonts w:hint="default" w:ascii="Times New Roman" w:hAnsi="Times New Roman" w:cs="Times New Roman"/>
+          <w:b w:val="0"/>
+          <w:bCs w:val="0"/>
+          <w:sz w:val="28"/>
+          <w:szCs w:val="28"/>
+          <w:lang w:val="en-US"/>
+        </w:rPr>
+        <w:t>Для реализации механизма безопасности в распределённой системе был разработан микросервис аутентификации на языке Python с использованием веб-фреймворка FastAPI.</w:t>
+      </w:r>
+    </w:p>
+    <w:p>
+      <w:pPr>
+        <w:spacing w:line="360" w:lineRule="auto"/>
+        <w:jc w:val="both"/>
+        <w:rPr>
+          <w:rFonts w:hint="default" w:ascii="Times New Roman" w:hAnsi="Times New Roman" w:cs="Times New Roman"/>
+          <w:b w:val="0"/>
+          <w:bCs w:val="0"/>
+          <w:sz w:val="28"/>
+          <w:szCs w:val="28"/>
+          <w:lang w:val="en-US"/>
+        </w:rPr>
+      </w:pPr>
+      <w:r>
+        <w:rPr>
+          <w:rFonts w:hint="default" w:ascii="Times New Roman" w:hAnsi="Times New Roman" w:cs="Times New Roman"/>
+          <w:b w:val="0"/>
+          <w:bCs w:val="0"/>
+          <w:sz w:val="28"/>
+          <w:szCs w:val="28"/>
+          <w:lang w:val="en-US"/>
+        </w:rPr>
+        <w:t>Принцип работы сервиса заключается в следующем: сервис аутентификации запускается как отдельное приложение и предоставляет конечную точку (эндпоинт) для входа в систему. Пользователь или другой микросервис отправляет HTTP-запрос с учётными данными (имя пользователя и пароль) на эндпоинт /login. Сервис аутентификации принимает запрос, проверяет наличие учётной записи во встроенной базе данных пользователей, и в случае успеха генерирует JWT-токен (JSON Web Token) с заданным временем жизни. Сформированный токен возвращается клиенту в ответе на запрос.</w:t>
+      </w:r>
+    </w:p>
+    <w:p>
+      <w:pPr>
+        <w:spacing w:line="360" w:lineRule="auto"/>
+        <w:jc w:val="both"/>
+        <w:rPr>
+          <w:rFonts w:hint="default" w:ascii="Times New Roman" w:hAnsi="Times New Roman" w:cs="Times New Roman"/>
+          <w:b w:val="0"/>
+          <w:bCs w:val="0"/>
+          <w:sz w:val="28"/>
+          <w:szCs w:val="28"/>
+          <w:lang w:val="en-US"/>
+        </w:rPr>
+      </w:pPr>
+      <w:r>
+        <w:rPr>
+          <w:rFonts w:hint="default" w:ascii="Times New Roman" w:hAnsi="Times New Roman" w:cs="Times New Roman"/>
+          <w:b w:val="0"/>
+          <w:bCs w:val="0"/>
+          <w:sz w:val="28"/>
+          <w:szCs w:val="28"/>
+          <w:lang w:val="en-US"/>
+        </w:rPr>
+        <w:t>В ходе реализации использовался веб-фреймворк FastAPI, библиотека python-jose для работы с JWT-токенами и встроенный модуль logging для записи событий. Взаимодействие осуществляется по протоколу HTTP, при этом сервис аутентификации выступает центральным элементом системы, отвечающим за проверку подлинности пользователей и выдачу токенов доступа.</w:t>
+      </w:r>
+    </w:p>
+    <w:p>
+      <w:pPr>
+        <w:spacing w:line="360" w:lineRule="auto"/>
+        <w:jc w:val="both"/>
+        <w:rPr>
+          <w:rFonts w:hint="default" w:ascii="Times New Roman" w:hAnsi="Times New Roman" w:cs="Times New Roman"/>
+          <w:b w:val="0"/>
+          <w:bCs w:val="0"/>
+          <w:sz w:val="28"/>
+          <w:szCs w:val="28"/>
+          <w:lang w:val="en-US"/>
+        </w:rPr>
+      </w:pPr>
+      <w:r>
+        <w:rPr>
+          <w:rFonts w:hint="default" w:ascii="Times New Roman" w:hAnsi="Times New Roman" w:cs="Times New Roman"/>
+          <w:b w:val="0"/>
+          <w:bCs w:val="0"/>
+          <w:sz w:val="28"/>
+          <w:szCs w:val="28"/>
+          <w:lang w:val="en-US"/>
+        </w:rPr>
+        <w:t>Важной особенностью разработанного сервиса является логирование всех попыток входа в систему: в файл auth.log записываются временные метки, имена пользователей и результаты проверки учётных данных. Это позволяет в дальнейшем анализировать попытки несанкционированного доступа и обеспечивает возможность аудита безопасности.</w:t>
+      </w:r>
+    </w:p>
+    <w:p>
+      <w:pPr>
+        <w:spacing w:line="360" w:lineRule="auto"/>
+        <w:jc w:val="both"/>
+        <w:rPr>
+          <w:rFonts w:hint="default" w:ascii="Times New Roman" w:hAnsi="Times New Roman" w:cs="Times New Roman"/>
+          <w:b w:val="0"/>
+          <w:bCs w:val="0"/>
+          <w:sz w:val="28"/>
+          <w:szCs w:val="28"/>
+          <w:lang w:val="en-US"/>
+        </w:rPr>
+      </w:pPr>
+      <w:r>
+        <w:rPr>
+          <w:rFonts w:hint="default" w:ascii="Times New Roman" w:hAnsi="Times New Roman" w:cs="Times New Roman"/>
+          <w:b w:val="0"/>
+          <w:bCs w:val="0"/>
+          <w:sz w:val="28"/>
+          <w:szCs w:val="28"/>
+          <w:lang w:val="en-US"/>
+        </w:rPr>
+        <w:t>Сервис аутентификации не хранит никаких других данных, кроме учётных записей пользователей, и не взаимодействует напрямую с другими микросервисами — его единственная функция заключается в генерации токенов, которые затем используются для доступа к защищённым ресурсам системы.</w:t>
+      </w:r>
+    </w:p>
+    <w:p>
+      <w:pPr>
+        <w:spacing w:line="360" w:lineRule="auto"/>
+        <w:jc w:val="both"/>
+        <w:rPr>
+          <w:rFonts w:hint="default" w:ascii="Times New Roman" w:hAnsi="Times New Roman" w:cs="Times New Roman"/>
+          <w:b w:val="0"/>
+          <w:bCs w:val="0"/>
+          <w:sz w:val="28"/>
+          <w:szCs w:val="28"/>
+          <w:lang w:val="ru-RU"/>
+        </w:rPr>
+      </w:pPr>
+      <w:r>
+        <w:rPr>
+          <w:rFonts w:hint="default" w:ascii="Times New Roman" w:hAnsi="Times New Roman" w:cs="Times New Roman"/>
+          <w:b w:val="0"/>
+          <w:bCs w:val="0"/>
+          <w:sz w:val="28"/>
+          <w:szCs w:val="28"/>
+          <w:lang w:val="ru-RU"/>
+        </w:rPr>
+        <w:t>Также, для наглядной демонстрации работы и взаимодействия сервисов было реализовано простое веб-приложение.</w:t>
+      </w:r>
+    </w:p>
+    <w:p>
+      <w:pPr>
+        <w:spacing w:line="360" w:lineRule="auto"/>
+        <w:jc w:val="center"/>
+      </w:pPr>
+      <w:r>
+        <w:drawing>
+          <wp:inline distT="0" distB="0" distL="114300" distR="114300">
+            <wp:extent cx="2343150" cy="2238375"/>
+            <wp:effectExtent l="0" t="0" r="0" b="9525"/>
+            <wp:docPr id="5" name="Изображение 5"/>
+            <wp:cNvGraphicFramePr>
+              <a:graphicFrameLocks xmlns:a="http://schemas.openxmlformats.org/drawingml/2006/main" noChangeAspect="1"/>
+            </wp:cNvGraphicFramePr>
+            <a:graphic xmlns:a="http://schemas.openxmlformats.org/drawingml/2006/main">
+              <a:graphicData uri="http://schemas.openxmlformats.org/drawingml/2006/picture">
+                <pic:pic xmlns:pic="http://schemas.openxmlformats.org/drawingml/2006/picture">
+                  <pic:nvPicPr>
+                    <pic:cNvPr id="5" name="Изображение 5"/>
+                    <pic:cNvPicPr>
+                      <a:picLocks noChangeAspect="1"/>
+                    </pic:cNvPicPr>
+                  </pic:nvPicPr>
+                  <pic:blipFill>
+                    <a:blip r:embed="rId4"/>
+                    <a:stretch>
+                      <a:fillRect/>
+                    </a:stretch>
+                  </pic:blipFill>
+                  <pic:spPr>
+                    <a:xfrm>
+                      <a:off x="0" y="0"/>
+                      <a:ext cx="2343150" cy="2238375"/>
+                    </a:xfrm>
+                    <a:prstGeom prst="rect">
+                      <a:avLst/>
+                    </a:prstGeom>
+                    <a:noFill/>
+                    <a:ln>
+                      <a:noFill/>
+                    </a:ln>
+                  </pic:spPr>
+                </pic:pic>
+              </a:graphicData>
+            </a:graphic>
+          </wp:inline>
+        </w:drawing>
+      </w:r>
+    </w:p>
+    <w:p>
+      <w:pPr>
+        <w:spacing w:line="360" w:lineRule="auto"/>
+        <w:jc w:val="center"/>
+        <w:rPr>
+          <w:rFonts w:hint="default"/>
+          <w:lang w:val="ru-RU"/>
+        </w:rPr>
+      </w:pPr>
+      <w:r>
+        <w:rPr>
+          <w:rFonts w:hint="default" w:ascii="Times New Roman" w:hAnsi="Times New Roman" w:cs="Times New Roman"/>
+          <w:i/>
+          <w:iCs/>
+          <w:sz w:val="28"/>
+          <w:szCs w:val="28"/>
+          <w:lang w:val="ru-RU"/>
+        </w:rPr>
+        <w:t>Рис.1. Внешний вид веб-приложения для демонстрации работы сервисов</w:t>
+      </w:r>
+    </w:p>
+    <w:p>
+      <w:pPr>
+        <w:spacing w:line="360" w:lineRule="auto"/>
+        <w:jc w:val="center"/>
+      </w:pPr>
+      <w:r>
+        <w:drawing>
+          <wp:inline distT="0" distB="0" distL="114300" distR="114300">
+            <wp:extent cx="2914650" cy="2028825"/>
+            <wp:effectExtent l="0" t="0" r="0" b="9525"/>
+            <wp:docPr id="1" name="Изображение 1"/>
+            <wp:cNvGraphicFramePr>
+              <a:graphicFrameLocks xmlns:a="http://schemas.openxmlformats.org/drawingml/2006/main" noChangeAspect="1"/>
+            </wp:cNvGraphicFramePr>
+            <a:graphic xmlns:a="http://schemas.openxmlformats.org/drawingml/2006/main">
+              <a:graphicData uri="http://schemas.openxmlformats.org/drawingml/2006/picture">
+                <pic:pic xmlns:pic="http://schemas.openxmlformats.org/drawingml/2006/picture">
+                  <pic:nvPicPr>
+                    <pic:cNvPr id="1" name="Изображение 1"/>
+                    <pic:cNvPicPr>
+                      <a:picLocks noChangeAspect="1"/>
+                    </pic:cNvPicPr>
+                  </pic:nvPicPr>
+                  <pic:blipFill>
+                    <a:blip r:embed="rId5"/>
+                    <a:stretch>
+                      <a:fillRect/>
+                    </a:stretch>
+                  </pic:blipFill>
+                  <pic:spPr>
+                    <a:xfrm>
+                      <a:off x="0" y="0"/>
+                      <a:ext cx="2914650" cy="2028825"/>
+                    </a:xfrm>
+                    <a:prstGeom prst="rect">
+                      <a:avLst/>
+                    </a:prstGeom>
+                    <a:noFill/>
+                    <a:ln>
+                      <a:noFill/>
+                    </a:ln>
+                  </pic:spPr>
+                </pic:pic>
+              </a:graphicData>
+            </a:graphic>
+          </wp:inline>
+        </w:drawing>
+      </w:r>
+    </w:p>
+    <w:p>
+      <w:pPr>
+        <w:spacing w:line="360" w:lineRule="auto"/>
+        <w:jc w:val="center"/>
+      </w:pPr>
+      <w:r>
+        <w:drawing>
+          <wp:inline distT="0" distB="0" distL="114300" distR="114300">
+            <wp:extent cx="5286375" cy="257175"/>
+            <wp:effectExtent l="0" t="0" r="9525" b="9525"/>
+            <wp:docPr id="2" name="Изображение 2"/>
+            <wp:cNvGraphicFramePr>
+              <a:graphicFrameLocks xmlns:a="http://schemas.openxmlformats.org/drawingml/2006/main" noChangeAspect="1"/>
+            </wp:cNvGraphicFramePr>
+            <a:graphic xmlns:a="http://schemas.openxmlformats.org/drawingml/2006/main">
+              <a:graphicData uri="http://schemas.openxmlformats.org/drawingml/2006/picture">
+                <pic:pic xmlns:pic="http://schemas.openxmlformats.org/drawingml/2006/picture">
+                  <pic:nvPicPr>
+                    <pic:cNvPr id="2" name="Изображение 2"/>
+                    <pic:cNvPicPr>
+                      <a:picLocks noChangeAspect="1"/>
+                    </pic:cNvPicPr>
+                  </pic:nvPicPr>
+                  <pic:blipFill>
+                    <a:blip r:embed="rId6"/>
+                    <a:stretch>
+                      <a:fillRect/>
+                    </a:stretch>
+                  </pic:blipFill>
+                  <pic:spPr>
+                    <a:xfrm>
+                      <a:off x="0" y="0"/>
+                      <a:ext cx="5286375" cy="257175"/>
+                    </a:xfrm>
+                    <a:prstGeom prst="rect">
+                      <a:avLst/>
+                    </a:prstGeom>
+                    <a:noFill/>
+                    <a:ln>
+                      <a:noFill/>
+                    </a:ln>
+                  </pic:spPr>
+                </pic:pic>
+              </a:graphicData>
+            </a:graphic>
+          </wp:inline>
+        </w:drawing>
+      </w:r>
+    </w:p>
+    <w:p>
+      <w:pPr>
+        <w:spacing w:line="360" w:lineRule="auto"/>
+        <w:jc w:val="center"/>
+        <w:rPr>
+          <w:rFonts w:hint="default" w:ascii="Times New Roman" w:hAnsi="Times New Roman" w:cs="Times New Roman"/>
+          <w:i/>
+          <w:iCs/>
+          <w:sz w:val="28"/>
+          <w:szCs w:val="28"/>
+          <w:lang w:val="ru-RU"/>
+        </w:rPr>
+      </w:pPr>
+      <w:r>
+        <w:rPr>
+          <w:rFonts w:hint="default" w:ascii="Times New Roman" w:hAnsi="Times New Roman" w:cs="Times New Roman"/>
+          <w:i/>
+          <w:iCs/>
+          <w:sz w:val="28"/>
+          <w:szCs w:val="28"/>
+          <w:lang w:val="ru-RU"/>
+        </w:rPr>
+        <w:t>Рис.2. Результат ввода неверного логина и/или пароля</w:t>
+      </w:r>
+    </w:p>
+    <w:p>
+      <w:pPr>
+        <w:spacing w:line="360" w:lineRule="auto"/>
+        <w:jc w:val="center"/>
+      </w:pPr>
+      <w:r>
+        <w:drawing>
+          <wp:inline distT="0" distB="0" distL="114300" distR="114300">
+            <wp:extent cx="2143125" cy="1914525"/>
+            <wp:effectExtent l="0" t="0" r="9525" b="9525"/>
+            <wp:docPr id="3" name="Изображение 3"/>
+            <wp:cNvGraphicFramePr>
+              <a:graphicFrameLocks xmlns:a="http://schemas.openxmlformats.org/drawingml/2006/main" noChangeAspect="1"/>
+            </wp:cNvGraphicFramePr>
+            <a:graphic xmlns:a="http://schemas.openxmlformats.org/drawingml/2006/main">
+              <a:graphicData uri="http://schemas.openxmlformats.org/drawingml/2006/picture">
+                <pic:pic xmlns:pic="http://schemas.openxmlformats.org/drawingml/2006/picture">
+                  <pic:nvPicPr>
+                    <pic:cNvPr id="3" name="Изображение 3"/>
+                    <pic:cNvPicPr>
+                      <a:picLocks noChangeAspect="1"/>
+                    </pic:cNvPicPr>
+                  </pic:nvPicPr>
+                  <pic:blipFill>
+                    <a:blip r:embed="rId7"/>
+                    <a:stretch>
+                      <a:fillRect/>
+                    </a:stretch>
+                  </pic:blipFill>
+                  <pic:spPr>
+                    <a:xfrm>
+                      <a:off x="0" y="0"/>
+                      <a:ext cx="2143125" cy="1914525"/>
+                    </a:xfrm>
+                    <a:prstGeom prst="rect">
+                      <a:avLst/>
+                    </a:prstGeom>
+                    <a:noFill/>
+                    <a:ln>
+                      <a:noFill/>
+                    </a:ln>
+                  </pic:spPr>
+                </pic:pic>
+              </a:graphicData>
+            </a:graphic>
+          </wp:inline>
+        </w:drawing>
+      </w:r>
+    </w:p>
+    <w:p>
+      <w:pPr>
+        <w:spacing w:line="360" w:lineRule="auto"/>
+        <w:jc w:val="center"/>
+      </w:pPr>
+      <w:r>
+        <w:drawing>
+          <wp:inline distT="0" distB="0" distL="114300" distR="114300">
+            <wp:extent cx="4695825" cy="381000"/>
+            <wp:effectExtent l="0" t="0" r="9525" b="0"/>
+            <wp:docPr id="4" name="Изображение 4"/>
+            <wp:cNvGraphicFramePr>
+              <a:graphicFrameLocks xmlns:a="http://schemas.openxmlformats.org/drawingml/2006/main" noChangeAspect="1"/>
+            </wp:cNvGraphicFramePr>
+            <a:graphic xmlns:a="http://schemas.openxmlformats.org/drawingml/2006/main">
+              <a:graphicData uri="http://schemas.openxmlformats.org/drawingml/2006/picture">
+                <pic:pic xmlns:pic="http://schemas.openxmlformats.org/drawingml/2006/picture">
+                  <pic:nvPicPr>
+                    <pic:cNvPr id="4" name="Изображение 4"/>
+                    <pic:cNvPicPr>
+                      <a:picLocks noChangeAspect="1"/>
+                    </pic:cNvPicPr>
+                  </pic:nvPicPr>
+                  <pic:blipFill>
+                    <a:blip r:embed="rId8"/>
+                    <a:stretch>
+                      <a:fillRect/>
+                    </a:stretch>
+                  </pic:blipFill>
+                  <pic:spPr>
+                    <a:xfrm>
+                      <a:off x="0" y="0"/>
+                      <a:ext cx="4695825" cy="381000"/>
+                    </a:xfrm>
+                    <a:prstGeom prst="rect">
+                      <a:avLst/>
+                    </a:prstGeom>
+                    <a:noFill/>
+                    <a:ln>
+                      <a:noFill/>
+                    </a:ln>
+                  </pic:spPr>
+                </pic:pic>
+              </a:graphicData>
+            </a:graphic>
+          </wp:inline>
+        </w:drawing>
+      </w:r>
+    </w:p>
+    <w:p>
+      <w:pPr>
+        <w:spacing w:line="360" w:lineRule="auto"/>
+        <w:jc w:val="center"/>
+        <w:rPr>
+          <w:rFonts w:hint="default"/>
+          <w:lang w:val="ru-RU"/>
+        </w:rPr>
+      </w:pPr>
+      <w:r>
+        <w:rPr>
+          <w:rFonts w:hint="default" w:ascii="Times New Roman" w:hAnsi="Times New Roman" w:cs="Times New Roman"/>
+          <w:i/>
+          <w:iCs/>
+          <w:sz w:val="28"/>
+          <w:szCs w:val="28"/>
+          <w:lang w:val="ru-RU"/>
+        </w:rPr>
+        <w:t>Рис.3. Результат ввода верных логина и пароля</w:t>
+      </w:r>
+    </w:p>
+    <w:p>
+      <w:pPr>
+        <w:spacing w:line="360" w:lineRule="auto"/>
+        <w:jc w:val="both"/>
+        <w:rPr>
+          <w:rFonts w:hint="default" w:ascii="Times New Roman" w:hAnsi="Times New Roman" w:cs="Times New Roman"/>
+          <w:b w:val="0"/>
+          <w:bCs w:val="0"/>
+          <w:sz w:val="28"/>
+          <w:szCs w:val="28"/>
+          <w:lang w:val="ru-RU"/>
+        </w:rPr>
+      </w:pPr>
+      <w:r>
+        <w:rPr>
+          <w:rFonts w:hint="default" w:ascii="Times New Roman" w:hAnsi="Times New Roman" w:cs="Times New Roman"/>
+          <w:b/>
+          <w:bCs/>
+          <w:sz w:val="28"/>
+          <w:szCs w:val="28"/>
+          <w:lang w:val="ru-RU"/>
+        </w:rPr>
+        <w:t>Сервис данных:</w:t>
+      </w:r>
+    </w:p>
+    <w:p>
+      <w:pPr>
+        <w:spacing w:line="360" w:lineRule="auto"/>
+        <w:jc w:val="both"/>
+        <w:rPr>
+          <w:rFonts w:hint="default" w:ascii="Times New Roman" w:hAnsi="Times New Roman" w:cs="Times New Roman"/>
+          <w:b w:val="0"/>
+          <w:bCs w:val="0"/>
+          <w:sz w:val="28"/>
+          <w:szCs w:val="28"/>
+          <w:lang w:val="ru-RU"/>
+        </w:rPr>
+      </w:pPr>
+      <w:r>
+        <w:rPr>
+          <w:rFonts w:hint="default" w:ascii="Times New Roman" w:hAnsi="Times New Roman" w:cs="Times New Roman"/>
+          <w:b w:val="0"/>
+          <w:bCs w:val="0"/>
+          <w:sz w:val="28"/>
+          <w:szCs w:val="28"/>
+          <w:lang w:val="ru-RU"/>
+        </w:rPr>
+        <w:t>Для реализации защищённого доступа к информации в распределённой системе был разработан микросервис данных на языке Python с использованием веб-фреймворка FastAPI.</w:t>
+      </w:r>
+    </w:p>
+    <w:p>
+      <w:pPr>
+        <w:spacing w:line="360" w:lineRule="auto"/>
+        <w:jc w:val="both"/>
+        <w:rPr>
+          <w:rFonts w:hint="default" w:ascii="Times New Roman" w:hAnsi="Times New Roman" w:cs="Times New Roman"/>
+          <w:b w:val="0"/>
+          <w:bCs w:val="0"/>
+          <w:sz w:val="28"/>
+          <w:szCs w:val="28"/>
+          <w:lang w:val="ru-RU"/>
+        </w:rPr>
+      </w:pPr>
+      <w:r>
+        <w:rPr>
+          <w:rFonts w:hint="default" w:ascii="Times New Roman" w:hAnsi="Times New Roman" w:cs="Times New Roman"/>
+          <w:b w:val="0"/>
+          <w:bCs w:val="0"/>
+          <w:sz w:val="28"/>
+          <w:szCs w:val="28"/>
+          <w:lang w:val="ru-RU"/>
+        </w:rPr>
+        <w:t>Принцип работы сервиса заключается в следующем: сервис данных запускается как отдельное приложение и предоставляет конечную точку (эндпоинт) для получения защищённой информации. Клиент (пользователь или другой микросервис) отправляет HTTP-запрос на эндпоинт /data, обязательно указывая в заголовке Authorization JWT-токен, полученный ранее от сервиса аутентификации. Сервис данных принимает запрос, извлекает токен из заголовка и проверяет его валидность: расшифровывает токен с использованием общего секретного ключа и проверяет срок его действия. В случае успешной проверки сервис идентифицирует пользователя и возвращает запрашиваемые данные. Если токен отсутствует, недействителен или истёк, сервис отклоняет запрос и возвращает ошибку доступа.</w:t>
+      </w:r>
+    </w:p>
+    <w:p>
+      <w:pPr>
+        <w:spacing w:line="360" w:lineRule="auto"/>
+        <w:jc w:val="both"/>
+        <w:rPr>
+          <w:rFonts w:hint="default" w:ascii="Times New Roman" w:hAnsi="Times New Roman" w:cs="Times New Roman"/>
+          <w:b w:val="0"/>
+          <w:bCs w:val="0"/>
+          <w:sz w:val="28"/>
+          <w:szCs w:val="28"/>
+          <w:lang w:val="ru-RU"/>
+        </w:rPr>
+      </w:pPr>
+      <w:r>
+        <w:rPr>
+          <w:rFonts w:hint="default" w:ascii="Times New Roman" w:hAnsi="Times New Roman" w:cs="Times New Roman"/>
+          <w:b w:val="0"/>
+          <w:bCs w:val="0"/>
+          <w:sz w:val="28"/>
+          <w:szCs w:val="28"/>
+          <w:lang w:val="ru-RU"/>
+        </w:rPr>
+        <w:t>В ходе реализации использовался веб-фреймворк FastAPI, библиотека python-jose для проверки JWT-токенов, а также библиотека cryptography для шифрования возвращаемых данных с использованием симметричного алгоритма Fernet. Взаимодействие осуществляется по протоколу HTTP, при этом сервис данных полагается на сервис аутентификации для проверки подлинности пользователей и самостоятельно не хранит никаких учётных записей.</w:t>
+      </w:r>
+    </w:p>
+    <w:p>
+      <w:pPr>
+        <w:spacing w:line="360" w:lineRule="auto"/>
+        <w:jc w:val="both"/>
+        <w:rPr>
+          <w:rFonts w:hint="default" w:ascii="Times New Roman" w:hAnsi="Times New Roman" w:cs="Times New Roman"/>
+          <w:b w:val="0"/>
+          <w:bCs w:val="0"/>
+          <w:sz w:val="28"/>
+          <w:szCs w:val="28"/>
+          <w:lang w:val="ru-RU"/>
+        </w:rPr>
+      </w:pPr>
+      <w:r>
+        <w:rPr>
+          <w:rFonts w:hint="default" w:ascii="Times New Roman" w:hAnsi="Times New Roman" w:cs="Times New Roman"/>
+          <w:b w:val="0"/>
+          <w:bCs w:val="0"/>
+          <w:sz w:val="28"/>
+          <w:szCs w:val="28"/>
+          <w:lang w:val="ru-RU"/>
+        </w:rPr>
+        <w:t>Важной особенностью разработанного сервиса является двухуровневая защита данных. Во-первых, доступ к эндпоинту возможен только при наличии валидного токена, что обеспечивает аутентификацию и авторизацию. Во-вторых, даже после успешной аутентификации возвращаемые данные дополнительно шифруются с использованием уникального ключа, что гарантирует их конфиденциальность при передаче. Ключ шифрования также возвращается клиенту для возможности расшифровки полученной информации.</w:t>
+      </w:r>
+    </w:p>
+    <w:p>
+      <w:pPr>
+        <w:spacing w:line="360" w:lineRule="auto"/>
+        <w:jc w:val="both"/>
+        <w:rPr>
+          <w:rFonts w:hint="default" w:ascii="Times New Roman" w:hAnsi="Times New Roman" w:cs="Times New Roman"/>
+          <w:b w:val="0"/>
+          <w:bCs w:val="0"/>
+          <w:sz w:val="28"/>
+          <w:szCs w:val="28"/>
+          <w:lang w:val="ru-RU"/>
+        </w:rPr>
+      </w:pPr>
+      <w:r>
+        <w:rPr>
+          <w:rFonts w:hint="default" w:ascii="Times New Roman" w:hAnsi="Times New Roman" w:cs="Times New Roman"/>
+          <w:b w:val="0"/>
+          <w:bCs w:val="0"/>
+          <w:sz w:val="28"/>
+          <w:szCs w:val="28"/>
+          <w:lang w:val="ru-RU"/>
+        </w:rPr>
+        <w:t>Сервис данных также реализует логирование всех попыток доступа: в файл data.log записываются временные метки, результаты проверки токенов и информация об успешных или неуспешных попытках получения данных. Это позволяет отслеживать подозрительную активность и обеспечивает возможность последующего анализа безопасности системы.</w:t>
+      </w:r>
+    </w:p>
+    <w:p>
+      <w:pPr>
+        <w:spacing w:line="360" w:lineRule="auto"/>
+        <w:jc w:val="both"/>
+        <w:rPr>
+          <w:rFonts w:hint="default" w:ascii="Times New Roman" w:hAnsi="Times New Roman" w:cs="Times New Roman"/>
+          <w:b w:val="0"/>
+          <w:bCs w:val="0"/>
+          <w:sz w:val="28"/>
+          <w:szCs w:val="28"/>
+          <w:lang w:val="ru-RU"/>
+        </w:rPr>
+      </w:pPr>
+      <w:r>
+        <w:rPr>
+          <w:rFonts w:hint="default" w:ascii="Times New Roman" w:hAnsi="Times New Roman" w:cs="Times New Roman"/>
+          <w:b w:val="0"/>
+          <w:bCs w:val="0"/>
+          <w:sz w:val="28"/>
+          <w:szCs w:val="28"/>
+          <w:lang w:val="ru-RU"/>
+        </w:rPr>
+        <w:t>Дополнительно в сервисе реализован отдельный эндпоинт /log-unauthorized, который предназначен для логирования попыток несанкционированного доступа, например, со стороны веб-интерфейса, когда клиент даже не пытается предоставить токен.</w:t>
+      </w:r>
+    </w:p>
+    <w:p>
+      <w:pPr>
+        <w:spacing w:line="360" w:lineRule="auto"/>
+        <w:jc w:val="center"/>
+      </w:pPr>
+      <w:r>
+        <w:drawing>
+          <wp:inline distT="0" distB="0" distL="114300" distR="114300">
+            <wp:extent cx="4686300" cy="1485900"/>
+            <wp:effectExtent l="0" t="0" r="0" b="0"/>
+            <wp:docPr id="6" name="Изображение 6"/>
+            <wp:cNvGraphicFramePr>
+              <a:graphicFrameLocks xmlns:a="http://schemas.openxmlformats.org/drawingml/2006/main" noChangeAspect="1"/>
+            </wp:cNvGraphicFramePr>
+            <a:graphic xmlns:a="http://schemas.openxmlformats.org/drawingml/2006/main">
+              <a:graphicData uri="http://schemas.openxmlformats.org/drawingml/2006/picture">
+                <pic:pic xmlns:pic="http://schemas.openxmlformats.org/drawingml/2006/picture">
+                  <pic:nvPicPr>
+                    <pic:cNvPr id="6" name="Изображение 6"/>
+                    <pic:cNvPicPr>
+                      <a:picLocks noChangeAspect="1"/>
+                    </pic:cNvPicPr>
+                  </pic:nvPicPr>
+                  <pic:blipFill>
+                    <a:blip r:embed="rId9"/>
+                    <a:stretch>
+                      <a:fillRect/>
+                    </a:stretch>
+                  </pic:blipFill>
+                  <pic:spPr>
+                    <a:xfrm>
+                      <a:off x="0" y="0"/>
+                      <a:ext cx="4686300" cy="1485900"/>
+                    </a:xfrm>
+                    <a:prstGeom prst="rect">
+                      <a:avLst/>
+                    </a:prstGeom>
+                    <a:noFill/>
+                    <a:ln>
+                      <a:noFill/>
+                    </a:ln>
+                  </pic:spPr>
+                </pic:pic>
+              </a:graphicData>
+            </a:graphic>
+          </wp:inline>
+        </w:drawing>
+      </w:r>
+    </w:p>
+    <w:p>
+      <w:pPr>
+        <w:spacing w:line="360" w:lineRule="auto"/>
+        <w:jc w:val="center"/>
+      </w:pPr>
+      <w:r>
+        <w:drawing>
+          <wp:inline distT="0" distB="0" distL="114300" distR="114300">
+            <wp:extent cx="5248275" cy="257175"/>
+            <wp:effectExtent l="0" t="0" r="9525" b="9525"/>
+            <wp:docPr id="7" name="Изображение 7"/>
+            <wp:cNvGraphicFramePr>
+              <a:graphicFrameLocks xmlns:a="http://schemas.openxmlformats.org/drawingml/2006/main" noChangeAspect="1"/>
+            </wp:cNvGraphicFramePr>
+            <a:graphic xmlns:a="http://schemas.openxmlformats.org/drawingml/2006/main">
+              <a:graphicData uri="http://schemas.openxmlformats.org/drawingml/2006/picture">
+                <pic:pic xmlns:pic="http://schemas.openxmlformats.org/drawingml/2006/picture">
+                  <pic:nvPicPr>
+                    <pic:cNvPr id="7" name="Изображение 7"/>
+                    <pic:cNvPicPr>
+                      <a:picLocks noChangeAspect="1"/>
+                    </pic:cNvPicPr>
+                  </pic:nvPicPr>
+                  <pic:blipFill>
+                    <a:blip r:embed="rId10"/>
+                    <a:stretch>
+                      <a:fillRect/>
+                    </a:stretch>
+                  </pic:blipFill>
+                  <pic:spPr>
+                    <a:xfrm>
+                      <a:off x="0" y="0"/>
+                      <a:ext cx="5248275" cy="257175"/>
+                    </a:xfrm>
+                    <a:prstGeom prst="rect">
+                      <a:avLst/>
+                    </a:prstGeom>
+                    <a:noFill/>
+                    <a:ln>
+                      <a:noFill/>
+                    </a:ln>
+                  </pic:spPr>
+                </pic:pic>
+              </a:graphicData>
+            </a:graphic>
+          </wp:inline>
+        </w:drawing>
+      </w:r>
+    </w:p>
+    <w:p>
+      <w:pPr>
+        <w:spacing w:line="360" w:lineRule="auto"/>
+        <w:jc w:val="center"/>
+        <w:rPr>
+          <w:rFonts w:hint="default" w:ascii="Times New Roman" w:hAnsi="Times New Roman" w:cs="Times New Roman"/>
+          <w:i/>
+          <w:iCs/>
+          <w:sz w:val="28"/>
+          <w:szCs w:val="28"/>
+          <w:u w:val="none"/>
+          <w:lang w:val="ru-RU"/>
+        </w:rPr>
+      </w:pPr>
+      <w:r>
+        <w:rPr>
+          <w:rFonts w:hint="default" w:ascii="Times New Roman" w:hAnsi="Times New Roman" w:cs="Times New Roman"/>
+          <w:i/>
+          <w:iCs/>
+          <w:sz w:val="28"/>
+          <w:szCs w:val="28"/>
+          <w:u w:val="none"/>
+          <w:lang w:val="ru-RU"/>
+        </w:rPr>
+        <w:t>Рис. 4. Результат получения данных неавторизованным пользователем</w:t>
+      </w:r>
+    </w:p>
+    <w:p>
+      <w:pPr>
+        <w:spacing w:line="360" w:lineRule="auto"/>
+        <w:jc w:val="center"/>
+      </w:pPr>
+      <w:r>
+        <w:drawing>
+          <wp:inline distT="0" distB="0" distL="114300" distR="114300">
+            <wp:extent cx="6115685" cy="1346200"/>
+            <wp:effectExtent l="0" t="0" r="18415" b="6350"/>
+            <wp:docPr id="8" name="Изображение 8"/>
+            <wp:cNvGraphicFramePr>
+              <a:graphicFrameLocks xmlns:a="http://schemas.openxmlformats.org/drawingml/2006/main" noChangeAspect="1"/>
+            </wp:cNvGraphicFramePr>
+            <a:graphic xmlns:a="http://schemas.openxmlformats.org/drawingml/2006/main">
+              <a:graphicData uri="http://schemas.openxmlformats.org/drawingml/2006/picture">
+                <pic:pic xmlns:pic="http://schemas.openxmlformats.org/drawingml/2006/picture">
+                  <pic:nvPicPr>
+                    <pic:cNvPr id="8" name="Изображение 8"/>
+                    <pic:cNvPicPr>
+                      <a:picLocks noChangeAspect="1"/>
+                    </pic:cNvPicPr>
+                  </pic:nvPicPr>
+                  <pic:blipFill>
+                    <a:blip r:embed="rId11"/>
+                    <a:stretch>
+                      <a:fillRect/>
+                    </a:stretch>
+                  </pic:blipFill>
+                  <pic:spPr>
+                    <a:xfrm>
+                      <a:off x="0" y="0"/>
+                      <a:ext cx="6115685" cy="1346200"/>
+                    </a:xfrm>
+                    <a:prstGeom prst="rect">
+                      <a:avLst/>
+                    </a:prstGeom>
+                    <a:noFill/>
+                    <a:ln>
+                      <a:noFill/>
+                    </a:ln>
+                  </pic:spPr>
+                </pic:pic>
+              </a:graphicData>
+            </a:graphic>
+          </wp:inline>
+        </w:drawing>
+      </w:r>
+    </w:p>
+    <w:p>
+      <w:pPr>
+        <w:spacing w:line="360" w:lineRule="auto"/>
+        <w:jc w:val="center"/>
+        <w:rPr>
+          <w:rFonts w:hint="default"/>
+          <w:lang w:val="ru-RU"/>
+        </w:rPr>
+      </w:pPr>
+      <w:r>
+        <w:drawing>
+          <wp:inline distT="0" distB="0" distL="114300" distR="114300">
+            <wp:extent cx="4600575" cy="419100"/>
+            <wp:effectExtent l="0" t="0" r="9525" b="0"/>
+            <wp:docPr id="9" name="Изображение 9"/>
+            <wp:cNvGraphicFramePr>
+              <a:graphicFrameLocks xmlns:a="http://schemas.openxmlformats.org/drawingml/2006/main" noChangeAspect="1"/>
+            </wp:cNvGraphicFramePr>
+            <a:graphic xmlns:a="http://schemas.openxmlformats.org/drawingml/2006/main">
+              <a:graphicData uri="http://schemas.openxmlformats.org/drawingml/2006/picture">
+                <pic:pic xmlns:pic="http://schemas.openxmlformats.org/drawingml/2006/picture">
+                  <pic:nvPicPr>
+                    <pic:cNvPr id="9" name="Изображение 9"/>
+                    <pic:cNvPicPr>
+                      <a:picLocks noChangeAspect="1"/>
+                    </pic:cNvPicPr>
+                  </pic:nvPicPr>
+                  <pic:blipFill>
+                    <a:blip r:embed="rId12"/>
+                    <a:stretch>
+                      <a:fillRect/>
+                    </a:stretch>
+                  </pic:blipFill>
+                  <pic:spPr>
+                    <a:xfrm>
+                      <a:off x="0" y="0"/>
+                      <a:ext cx="4600575" cy="419100"/>
+                    </a:xfrm>
+                    <a:prstGeom prst="rect">
+                      <a:avLst/>
+                    </a:prstGeom>
+                    <a:noFill/>
+                    <a:ln>
+                      <a:noFill/>
+                    </a:ln>
+                  </pic:spPr>
+                </pic:pic>
+              </a:graphicData>
+            </a:graphic>
+          </wp:inline>
+        </w:drawing>
+      </w:r>
+    </w:p>
+    <w:p>
+      <w:pPr>
+        <w:spacing w:line="360" w:lineRule="auto"/>
+        <w:jc w:val="center"/>
+        <w:rPr>
+          <w:rFonts w:hint="default" w:ascii="Times New Roman" w:hAnsi="Times New Roman" w:cs="Times New Roman"/>
+          <w:i/>
+          <w:iCs/>
+          <w:sz w:val="28"/>
+          <w:szCs w:val="28"/>
+          <w:u w:val="none"/>
+          <w:lang w:val="en-US"/>
+        </w:rPr>
+      </w:pPr>
+      <w:r>
+        <w:rPr>
+          <w:rFonts w:hint="default" w:ascii="Times New Roman" w:hAnsi="Times New Roman" w:cs="Times New Roman"/>
+          <w:i/>
+          <w:iCs/>
+          <w:sz w:val="28"/>
+          <w:szCs w:val="28"/>
+          <w:u w:val="none"/>
+          <w:lang w:val="ru-RU"/>
+        </w:rPr>
+        <w:t xml:space="preserve">Рис. 5. Результат получения данных пользователем </w:t>
+      </w:r>
+      <w:r>
+        <w:rPr>
+          <w:rFonts w:hint="default" w:ascii="Times New Roman" w:hAnsi="Times New Roman" w:cs="Times New Roman"/>
+          <w:i/>
+          <w:iCs/>
+          <w:sz w:val="28"/>
+          <w:szCs w:val="28"/>
+          <w:u w:val="none"/>
+          <w:lang w:val="en-US"/>
+        </w:rPr>
+        <w:t>admin</w:t>
+      </w:r>
+    </w:p>
+    <w:p>
+      <w:pPr>
+        <w:spacing w:line="360" w:lineRule="auto"/>
+        <w:jc w:val="both"/>
+        <w:rPr>
+          <w:rFonts w:hint="default" w:ascii="Times New Roman" w:hAnsi="Times New Roman" w:cs="Times New Roman"/>
+          <w:i w:val="0"/>
+          <w:iCs w:val="0"/>
+          <w:sz w:val="28"/>
+          <w:szCs w:val="28"/>
+          <w:u w:val="none"/>
+          <w:lang w:val="ru-RU"/>
+        </w:rPr>
+      </w:pPr>
+      <w:r>
+        <w:rPr>
+          <w:rFonts w:hint="default" w:ascii="Times New Roman" w:hAnsi="Times New Roman" w:cs="Times New Roman"/>
+          <w:b/>
+          <w:bCs/>
+          <w:i w:val="0"/>
+          <w:iCs w:val="0"/>
+          <w:sz w:val="28"/>
+          <w:szCs w:val="28"/>
+          <w:u w:val="none"/>
+          <w:lang w:val="ru-RU"/>
+        </w:rPr>
+        <w:t>Вывод:</w:t>
+      </w:r>
+    </w:p>
+    <w:p>
+      <w:pPr>
+        <w:spacing w:line="360" w:lineRule="auto"/>
+        <w:jc w:val="both"/>
+        <w:rPr>
+          <w:rFonts w:hint="default" w:ascii="Times New Roman" w:hAnsi="Times New Roman" w:cs="Times New Roman"/>
+          <w:i w:val="0"/>
+          <w:iCs w:val="0"/>
+          <w:sz w:val="28"/>
+          <w:szCs w:val="28"/>
+          <w:u w:val="none"/>
+          <w:lang w:val="ru-RU"/>
+        </w:rPr>
+      </w:pPr>
+      <w:r>
+        <w:rPr>
+          <w:rFonts w:hint="default" w:ascii="Times New Roman" w:hAnsi="Times New Roman" w:cs="Times New Roman"/>
+          <w:i w:val="0"/>
+          <w:iCs w:val="0"/>
+          <w:sz w:val="28"/>
+          <w:szCs w:val="28"/>
+          <w:u w:val="none"/>
+          <w:lang w:val="ru-RU"/>
+        </w:rPr>
+        <w:t>В ходе выполнения лабораторной работы были изучены и реализованы базовые механизмы обеспечения безопасности при межсервисном взаимодействии в распределённых системах на примере микросервисной архитектуры. Разработанные сервисы аутентификации и данных продемонстрировали эффективность применения JWT-токенов для разграничения доступа и шифрования передаваемой информации.</w:t>
+      </w:r>
+    </w:p>
+    <w:p>
+      <w:pPr>
+        <w:spacing w:line="360" w:lineRule="auto"/>
+        <w:jc w:val="both"/>
+        <w:rPr>
+          <w:rFonts w:hint="default" w:ascii="Times New Roman" w:hAnsi="Times New Roman" w:cs="Times New Roman"/>
+          <w:i w:val="0"/>
+          <w:iCs w:val="0"/>
+          <w:sz w:val="28"/>
+          <w:szCs w:val="28"/>
+          <w:u w:val="none"/>
+          <w:lang w:val="ru-RU"/>
+        </w:rPr>
+      </w:pPr>
+      <w:r>
+        <w:rPr>
+          <w:rFonts w:hint="default" w:ascii="Times New Roman" w:hAnsi="Times New Roman" w:cs="Times New Roman"/>
+          <w:i w:val="0"/>
+          <w:iCs w:val="0"/>
+          <w:sz w:val="28"/>
+          <w:szCs w:val="28"/>
+          <w:u w:val="none"/>
+          <w:lang w:val="ru-RU"/>
+        </w:rPr>
+        <w:t>Реализованный подход показал, что централизованная аутентификация через выделенный сервис упрощает управление доступом и повышает безопасность системы, однако создаёт единую точку отказа, требующую дополнительных мер по обеспечению отказоустойчивости. Логирование всех запросов и попыток доступа обеспечивает возможность аудита и анализа инцидентов, что является необходимым элементом защиты распределённых приложений.</w:t>
+      </w:r>
+    </w:p>
+    <w:p>
+      <w:pPr>
+        <w:spacing w:line="360" w:lineRule="auto"/>
+        <w:jc w:val="both"/>
+        <w:rPr>
+          <w:rFonts w:hint="default" w:ascii="Times New Roman" w:hAnsi="Times New Roman" w:cs="Times New Roman"/>
+          <w:i w:val="0"/>
+          <w:iCs w:val="0"/>
+          <w:sz w:val="28"/>
+          <w:szCs w:val="28"/>
+          <w:u w:val="none"/>
+          <w:lang w:val="ru-RU"/>
+        </w:rPr>
+      </w:pPr>
+      <w:r>
+        <w:rPr>
+          <w:rFonts w:hint="default" w:ascii="Times New Roman" w:hAnsi="Times New Roman" w:cs="Times New Roman"/>
+          <w:i w:val="0"/>
+          <w:iCs w:val="0"/>
+          <w:sz w:val="28"/>
+          <w:szCs w:val="28"/>
+          <w:u w:val="none"/>
+          <w:lang w:val="ru-RU"/>
+        </w:rPr>
+        <w:t>Таким образом, предложенная схема взаимодействия микросервисов с использованием токенов и шифрования позволяет эффективно контролировать доступ к данным и обеспечивать их конфиденциальность, однако выбор конкретных механизмов безопасности должен определяться требованиями к надёжности, масштабируемости и уровню угроз для конкретной системы.</w:t>
+      </w:r>
+    </w:p>
+    <w:p>
+      <w:pPr>
+        <w:spacing w:line="360" w:lineRule="auto"/>
+        <w:jc w:val="both"/>
+        <w:rPr>
+          <w:rFonts w:hint="default" w:ascii="Times New Roman" w:hAnsi="Times New Roman" w:cs="Times New Roman"/>
+          <w:i w:val="0"/>
+          <w:iCs w:val="0"/>
+          <w:sz w:val="28"/>
+          <w:szCs w:val="28"/>
+          <w:u w:val="none"/>
+          <w:lang w:val="ru-RU"/>
+        </w:rPr>
+      </w:pPr>
       <w:bookmarkStart w:id="0" w:name="_GoBack"/>
       <w:bookmarkEnd w:id="0"/>
     </w:p>
     <w:p>
       <w:pPr>
+        <w:spacing w:line="360" w:lineRule="auto"/>
         <w:jc w:val="both"/>
         <w:rPr>
           <w:rFonts w:hint="default" w:ascii="Times New Roman" w:hAnsi="Times New Roman" w:cs="Times New Roman"/>
@@ -1169,7 +2248,31 @@
     </w:p>
     <w:p>
       <w:pPr>
-        <w:jc w:val="both"/>
+        <w:rPr>
+          <w:rFonts w:hint="default" w:ascii="Times New Roman" w:hAnsi="Times New Roman" w:cs="Times New Roman"/>
+          <w:b w:val="0"/>
+          <w:bCs w:val="0"/>
+          <w:sz w:val="28"/>
+          <w:szCs w:val="28"/>
+          <w:lang w:val="ru-RU"/>
+        </w:rPr>
+      </w:pPr>
+      <w:r>
+        <w:rPr>
+          <w:rFonts w:hint="default" w:ascii="Times New Roman" w:hAnsi="Times New Roman" w:cs="Times New Roman"/>
+          <w:b w:val="0"/>
+          <w:bCs w:val="0"/>
+          <w:sz w:val="28"/>
+          <w:szCs w:val="28"/>
+          <w:lang w:val="ru-RU"/>
+        </w:rPr>
+        <w:br w:type="page"/>
+      </w:r>
+    </w:p>
+    <w:p>
+      <w:pPr>
+        <w:spacing w:line="360" w:lineRule="auto"/>
+        <w:jc w:val="center"/>
         <w:rPr>
           <w:rFonts w:hint="default" w:ascii="Times New Roman" w:hAnsi="Times New Roman" w:cs="Times New Roman"/>
           <w:b/>
@@ -1177,6 +2280,4206 @@
           <w:sz w:val="28"/>
           <w:szCs w:val="28"/>
           <w:lang w:val="ru-RU"/>
+        </w:rPr>
+      </w:pPr>
+      <w:r>
+        <w:rPr>
+          <w:rFonts w:hint="default" w:ascii="Times New Roman" w:hAnsi="Times New Roman" w:cs="Times New Roman"/>
+          <w:b/>
+          <w:bCs/>
+          <w:sz w:val="28"/>
+          <w:szCs w:val="28"/>
+          <w:lang w:val="ru-RU"/>
+        </w:rPr>
+        <w:t>Приложение 1. Код сервиса авторизации</w:t>
+      </w:r>
+    </w:p>
+    <w:p>
+      <w:pPr>
+        <w:spacing w:line="360" w:lineRule="auto"/>
+        <w:jc w:val="both"/>
+        <w:rPr>
+          <w:rFonts w:hint="default" w:ascii="Times New Roman" w:hAnsi="Times New Roman" w:cs="Times New Roman"/>
+          <w:b w:val="0"/>
+          <w:bCs w:val="0"/>
+          <w:sz w:val="28"/>
+          <w:szCs w:val="28"/>
+          <w:lang w:val="en-US"/>
+        </w:rPr>
+      </w:pPr>
+      <w:r>
+        <w:rPr>
+          <w:rFonts w:hint="default" w:ascii="Times New Roman" w:hAnsi="Times New Roman" w:cs="Times New Roman"/>
+          <w:b w:val="0"/>
+          <w:bCs w:val="0"/>
+          <w:sz w:val="28"/>
+          <w:szCs w:val="28"/>
+          <w:lang w:val="en-US"/>
+        </w:rPr>
+        <w:t>from fastapi import FastAPI, HTTPException</w:t>
+      </w:r>
+      <w:r>
+        <w:rPr>
+          <w:rFonts w:hint="default" w:ascii="Times New Roman" w:hAnsi="Times New Roman" w:cs="Times New Roman"/>
+          <w:b w:val="0"/>
+          <w:bCs w:val="0"/>
+          <w:sz w:val="28"/>
+          <w:szCs w:val="28"/>
+          <w:lang w:val="en-US"/>
+        </w:rPr>
+        <w:br w:type="textWrapping"/>
+      </w:r>
+      <w:r>
+        <w:rPr>
+          <w:rFonts w:hint="default" w:ascii="Times New Roman" w:hAnsi="Times New Roman" w:cs="Times New Roman"/>
+          <w:b w:val="0"/>
+          <w:bCs w:val="0"/>
+          <w:sz w:val="28"/>
+          <w:szCs w:val="28"/>
+          <w:lang w:val="en-US"/>
+        </w:rPr>
+        <w:t>from jose import jwt</w:t>
+      </w:r>
+      <w:r>
+        <w:rPr>
+          <w:rFonts w:hint="default" w:ascii="Times New Roman" w:hAnsi="Times New Roman" w:cs="Times New Roman"/>
+          <w:b w:val="0"/>
+          <w:bCs w:val="0"/>
+          <w:sz w:val="28"/>
+          <w:szCs w:val="28"/>
+          <w:lang w:val="en-US"/>
+        </w:rPr>
+        <w:br w:type="textWrapping"/>
+      </w:r>
+      <w:r>
+        <w:rPr>
+          <w:rFonts w:hint="default" w:ascii="Times New Roman" w:hAnsi="Times New Roman" w:cs="Times New Roman"/>
+          <w:b w:val="0"/>
+          <w:bCs w:val="0"/>
+          <w:sz w:val="28"/>
+          <w:szCs w:val="28"/>
+          <w:lang w:val="en-US"/>
+        </w:rPr>
+        <w:t>from datetime import datetime, timedelta</w:t>
+      </w:r>
+      <w:r>
+        <w:rPr>
+          <w:rFonts w:hint="default" w:ascii="Times New Roman" w:hAnsi="Times New Roman" w:cs="Times New Roman"/>
+          <w:b w:val="0"/>
+          <w:bCs w:val="0"/>
+          <w:sz w:val="28"/>
+          <w:szCs w:val="28"/>
+          <w:lang w:val="en-US"/>
+        </w:rPr>
+        <w:br w:type="textWrapping"/>
+      </w:r>
+      <w:r>
+        <w:rPr>
+          <w:rFonts w:hint="default" w:ascii="Times New Roman" w:hAnsi="Times New Roman" w:cs="Times New Roman"/>
+          <w:b w:val="0"/>
+          <w:bCs w:val="0"/>
+          <w:sz w:val="28"/>
+          <w:szCs w:val="28"/>
+          <w:lang w:val="en-US"/>
+        </w:rPr>
+        <w:t>import logging</w:t>
+      </w:r>
+      <w:r>
+        <w:rPr>
+          <w:rFonts w:hint="default" w:ascii="Times New Roman" w:hAnsi="Times New Roman" w:cs="Times New Roman"/>
+          <w:b w:val="0"/>
+          <w:bCs w:val="0"/>
+          <w:sz w:val="28"/>
+          <w:szCs w:val="28"/>
+          <w:lang w:val="en-US"/>
+        </w:rPr>
+        <w:br w:type="textWrapping"/>
+      </w:r>
+      <w:r>
+        <w:rPr>
+          <w:rFonts w:hint="default" w:ascii="Times New Roman" w:hAnsi="Times New Roman" w:cs="Times New Roman"/>
+          <w:b w:val="0"/>
+          <w:bCs w:val="0"/>
+          <w:sz w:val="28"/>
+          <w:szCs w:val="28"/>
+          <w:lang w:val="en-US"/>
+        </w:rPr>
+        <w:t>from pydantic import BaseModel</w:t>
+      </w:r>
+      <w:r>
+        <w:rPr>
+          <w:rFonts w:hint="default" w:ascii="Times New Roman" w:hAnsi="Times New Roman" w:cs="Times New Roman"/>
+          <w:b w:val="0"/>
+          <w:bCs w:val="0"/>
+          <w:sz w:val="28"/>
+          <w:szCs w:val="28"/>
+          <w:lang w:val="en-US"/>
+        </w:rPr>
+        <w:br w:type="textWrapping"/>
+      </w:r>
+      <w:r>
+        <w:rPr>
+          <w:rFonts w:hint="default" w:ascii="Times New Roman" w:hAnsi="Times New Roman" w:cs="Times New Roman"/>
+          <w:b w:val="0"/>
+          <w:bCs w:val="0"/>
+          <w:sz w:val="28"/>
+          <w:szCs w:val="28"/>
+          <w:lang w:val="en-US"/>
+        </w:rPr>
+        <w:t>from fastapi.middleware.cors import CORSMiddleware</w:t>
+      </w:r>
+      <w:r>
+        <w:rPr>
+          <w:rFonts w:hint="default" w:ascii="Times New Roman" w:hAnsi="Times New Roman" w:cs="Times New Roman"/>
+          <w:b w:val="0"/>
+          <w:bCs w:val="0"/>
+          <w:sz w:val="28"/>
+          <w:szCs w:val="28"/>
+          <w:lang w:val="en-US"/>
+        </w:rPr>
+        <w:br w:type="textWrapping"/>
+      </w:r>
+      <w:r>
+        <w:rPr>
+          <w:rFonts w:hint="default" w:ascii="Times New Roman" w:hAnsi="Times New Roman" w:cs="Times New Roman"/>
+          <w:b w:val="0"/>
+          <w:bCs w:val="0"/>
+          <w:sz w:val="28"/>
+          <w:szCs w:val="28"/>
+          <w:lang w:val="en-US"/>
+        </w:rPr>
+        <w:br w:type="textWrapping"/>
+      </w:r>
+      <w:r>
+        <w:rPr>
+          <w:rFonts w:hint="default" w:ascii="Times New Roman" w:hAnsi="Times New Roman" w:cs="Times New Roman"/>
+          <w:b w:val="0"/>
+          <w:bCs w:val="0"/>
+          <w:sz w:val="28"/>
+          <w:szCs w:val="28"/>
+          <w:lang w:val="en-US"/>
+        </w:rPr>
+        <w:t>app = FastAPI()</w:t>
+      </w:r>
+      <w:r>
+        <w:rPr>
+          <w:rFonts w:hint="default" w:ascii="Times New Roman" w:hAnsi="Times New Roman" w:cs="Times New Roman"/>
+          <w:b w:val="0"/>
+          <w:bCs w:val="0"/>
+          <w:sz w:val="28"/>
+          <w:szCs w:val="28"/>
+          <w:lang w:val="en-US"/>
+        </w:rPr>
+        <w:br w:type="textWrapping"/>
+      </w:r>
+      <w:r>
+        <w:rPr>
+          <w:rFonts w:hint="default" w:ascii="Times New Roman" w:hAnsi="Times New Roman" w:cs="Times New Roman"/>
+          <w:b w:val="0"/>
+          <w:bCs w:val="0"/>
+          <w:sz w:val="28"/>
+          <w:szCs w:val="28"/>
+          <w:lang w:val="en-US"/>
+        </w:rPr>
+        <w:br w:type="textWrapping"/>
+      </w:r>
+      <w:r>
+        <w:rPr>
+          <w:rFonts w:hint="default" w:ascii="Times New Roman" w:hAnsi="Times New Roman" w:cs="Times New Roman"/>
+          <w:b w:val="0"/>
+          <w:bCs w:val="0"/>
+          <w:sz w:val="28"/>
+          <w:szCs w:val="28"/>
+          <w:lang w:val="en-US"/>
+        </w:rPr>
+        <w:t>SECRET_KEY = "SUPER_SECRET_KEY"</w:t>
+      </w:r>
+      <w:r>
+        <w:rPr>
+          <w:rFonts w:hint="default" w:ascii="Times New Roman" w:hAnsi="Times New Roman" w:cs="Times New Roman"/>
+          <w:b w:val="0"/>
+          <w:bCs w:val="0"/>
+          <w:sz w:val="28"/>
+          <w:szCs w:val="28"/>
+          <w:lang w:val="en-US"/>
+        </w:rPr>
+        <w:br w:type="textWrapping"/>
+      </w:r>
+      <w:r>
+        <w:rPr>
+          <w:rFonts w:hint="default" w:ascii="Times New Roman" w:hAnsi="Times New Roman" w:cs="Times New Roman"/>
+          <w:b w:val="0"/>
+          <w:bCs w:val="0"/>
+          <w:sz w:val="28"/>
+          <w:szCs w:val="28"/>
+          <w:lang w:val="en-US"/>
+        </w:rPr>
+        <w:t>ALGORITHM = "HS256"</w:t>
+      </w:r>
+      <w:r>
+        <w:rPr>
+          <w:rFonts w:hint="default" w:ascii="Times New Roman" w:hAnsi="Times New Roman" w:cs="Times New Roman"/>
+          <w:b w:val="0"/>
+          <w:bCs w:val="0"/>
+          <w:sz w:val="28"/>
+          <w:szCs w:val="28"/>
+          <w:lang w:val="en-US"/>
+        </w:rPr>
+        <w:br w:type="textWrapping"/>
+      </w:r>
+      <w:r>
+        <w:rPr>
+          <w:rFonts w:hint="default" w:ascii="Times New Roman" w:hAnsi="Times New Roman" w:cs="Times New Roman"/>
+          <w:b w:val="0"/>
+          <w:bCs w:val="0"/>
+          <w:sz w:val="28"/>
+          <w:szCs w:val="28"/>
+          <w:lang w:val="en-US"/>
+        </w:rPr>
+        <w:t>TOKEN_EXPIRE_MINUTES = 30</w:t>
+      </w:r>
+      <w:r>
+        <w:rPr>
+          <w:rFonts w:hint="default" w:ascii="Times New Roman" w:hAnsi="Times New Roman" w:cs="Times New Roman"/>
+          <w:b w:val="0"/>
+          <w:bCs w:val="0"/>
+          <w:sz w:val="28"/>
+          <w:szCs w:val="28"/>
+          <w:lang w:val="en-US"/>
+        </w:rPr>
+        <w:br w:type="textWrapping"/>
+      </w:r>
+      <w:r>
+        <w:rPr>
+          <w:rFonts w:hint="default" w:ascii="Times New Roman" w:hAnsi="Times New Roman" w:cs="Times New Roman"/>
+          <w:b w:val="0"/>
+          <w:bCs w:val="0"/>
+          <w:sz w:val="28"/>
+          <w:szCs w:val="28"/>
+          <w:lang w:val="en-US"/>
+        </w:rPr>
+        <w:br w:type="textWrapping"/>
+      </w:r>
+      <w:r>
+        <w:rPr>
+          <w:rFonts w:hint="default" w:ascii="Times New Roman" w:hAnsi="Times New Roman" w:cs="Times New Roman"/>
+          <w:b w:val="0"/>
+          <w:bCs w:val="0"/>
+          <w:sz w:val="28"/>
+          <w:szCs w:val="28"/>
+          <w:lang w:val="en-US"/>
+        </w:rPr>
+        <w:t>users_db = {</w:t>
+      </w:r>
+      <w:r>
+        <w:rPr>
+          <w:rFonts w:hint="default" w:ascii="Times New Roman" w:hAnsi="Times New Roman" w:cs="Times New Roman"/>
+          <w:b w:val="0"/>
+          <w:bCs w:val="0"/>
+          <w:sz w:val="28"/>
+          <w:szCs w:val="28"/>
+          <w:lang w:val="en-US"/>
+        </w:rPr>
+        <w:br w:type="textWrapping"/>
+      </w:r>
+      <w:r>
+        <w:rPr>
+          <w:rFonts w:hint="default" w:ascii="Times New Roman" w:hAnsi="Times New Roman" w:cs="Times New Roman"/>
+          <w:b w:val="0"/>
+          <w:bCs w:val="0"/>
+          <w:sz w:val="28"/>
+          <w:szCs w:val="28"/>
+          <w:lang w:val="en-US"/>
+        </w:rPr>
+        <w:t xml:space="preserve">    "admin": "password123"</w:t>
+      </w:r>
+      <w:r>
+        <w:rPr>
+          <w:rFonts w:hint="default" w:ascii="Times New Roman" w:hAnsi="Times New Roman" w:cs="Times New Roman"/>
+          <w:b w:val="0"/>
+          <w:bCs w:val="0"/>
+          <w:sz w:val="28"/>
+          <w:szCs w:val="28"/>
+          <w:lang w:val="en-US"/>
+        </w:rPr>
+        <w:br w:type="textWrapping"/>
+      </w:r>
+      <w:r>
+        <w:rPr>
+          <w:rFonts w:hint="default" w:ascii="Times New Roman" w:hAnsi="Times New Roman" w:cs="Times New Roman"/>
+          <w:b w:val="0"/>
+          <w:bCs w:val="0"/>
+          <w:sz w:val="28"/>
+          <w:szCs w:val="28"/>
+          <w:lang w:val="en-US"/>
+        </w:rPr>
+        <w:t>}</w:t>
+      </w:r>
+      <w:r>
+        <w:rPr>
+          <w:rFonts w:hint="default" w:ascii="Times New Roman" w:hAnsi="Times New Roman" w:cs="Times New Roman"/>
+          <w:b w:val="0"/>
+          <w:bCs w:val="0"/>
+          <w:sz w:val="28"/>
+          <w:szCs w:val="28"/>
+          <w:lang w:val="en-US"/>
+        </w:rPr>
+        <w:br w:type="textWrapping"/>
+      </w:r>
+      <w:r>
+        <w:rPr>
+          <w:rFonts w:hint="default" w:ascii="Times New Roman" w:hAnsi="Times New Roman" w:cs="Times New Roman"/>
+          <w:b w:val="0"/>
+          <w:bCs w:val="0"/>
+          <w:sz w:val="28"/>
+          <w:szCs w:val="28"/>
+          <w:lang w:val="en-US"/>
+        </w:rPr>
+        <w:br w:type="textWrapping"/>
+      </w:r>
+      <w:r>
+        <w:rPr>
+          <w:rFonts w:hint="default" w:ascii="Times New Roman" w:hAnsi="Times New Roman" w:cs="Times New Roman"/>
+          <w:b w:val="0"/>
+          <w:bCs w:val="0"/>
+          <w:sz w:val="28"/>
+          <w:szCs w:val="28"/>
+          <w:lang w:val="en-US"/>
+        </w:rPr>
+        <w:t>class LoginRequest(BaseModel):</w:t>
+      </w:r>
+      <w:r>
+        <w:rPr>
+          <w:rFonts w:hint="default" w:ascii="Times New Roman" w:hAnsi="Times New Roman" w:cs="Times New Roman"/>
+          <w:b w:val="0"/>
+          <w:bCs w:val="0"/>
+          <w:sz w:val="28"/>
+          <w:szCs w:val="28"/>
+          <w:lang w:val="en-US"/>
+        </w:rPr>
+        <w:br w:type="textWrapping"/>
+      </w:r>
+      <w:r>
+        <w:rPr>
+          <w:rFonts w:hint="default" w:ascii="Times New Roman" w:hAnsi="Times New Roman" w:cs="Times New Roman"/>
+          <w:b w:val="0"/>
+          <w:bCs w:val="0"/>
+          <w:sz w:val="28"/>
+          <w:szCs w:val="28"/>
+          <w:lang w:val="en-US"/>
+        </w:rPr>
+        <w:t xml:space="preserve">    username: str</w:t>
+      </w:r>
+      <w:r>
+        <w:rPr>
+          <w:rFonts w:hint="default" w:ascii="Times New Roman" w:hAnsi="Times New Roman" w:cs="Times New Roman"/>
+          <w:b w:val="0"/>
+          <w:bCs w:val="0"/>
+          <w:sz w:val="28"/>
+          <w:szCs w:val="28"/>
+          <w:lang w:val="en-US"/>
+        </w:rPr>
+        <w:br w:type="textWrapping"/>
+      </w:r>
+      <w:r>
+        <w:rPr>
+          <w:rFonts w:hint="default" w:ascii="Times New Roman" w:hAnsi="Times New Roman" w:cs="Times New Roman"/>
+          <w:b w:val="0"/>
+          <w:bCs w:val="0"/>
+          <w:sz w:val="28"/>
+          <w:szCs w:val="28"/>
+          <w:lang w:val="en-US"/>
+        </w:rPr>
+        <w:t xml:space="preserve">    password: str</w:t>
+      </w:r>
+      <w:r>
+        <w:rPr>
+          <w:rFonts w:hint="default" w:ascii="Times New Roman" w:hAnsi="Times New Roman" w:cs="Times New Roman"/>
+          <w:b w:val="0"/>
+          <w:bCs w:val="0"/>
+          <w:sz w:val="28"/>
+          <w:szCs w:val="28"/>
+          <w:lang w:val="en-US"/>
+        </w:rPr>
+        <w:br w:type="textWrapping"/>
+      </w:r>
+      <w:r>
+        <w:rPr>
+          <w:rFonts w:hint="default" w:ascii="Times New Roman" w:hAnsi="Times New Roman" w:cs="Times New Roman"/>
+          <w:b w:val="0"/>
+          <w:bCs w:val="0"/>
+          <w:sz w:val="28"/>
+          <w:szCs w:val="28"/>
+          <w:lang w:val="en-US"/>
+        </w:rPr>
+        <w:br w:type="textWrapping"/>
+      </w:r>
+      <w:r>
+        <w:rPr>
+          <w:rFonts w:hint="default" w:ascii="Times New Roman" w:hAnsi="Times New Roman" w:cs="Times New Roman"/>
+          <w:b w:val="0"/>
+          <w:bCs w:val="0"/>
+          <w:sz w:val="28"/>
+          <w:szCs w:val="28"/>
+          <w:lang w:val="en-US"/>
+        </w:rPr>
+        <w:t>app.add_middleware(</w:t>
+      </w:r>
+      <w:r>
+        <w:rPr>
+          <w:rFonts w:hint="default" w:ascii="Times New Roman" w:hAnsi="Times New Roman" w:cs="Times New Roman"/>
+          <w:b w:val="0"/>
+          <w:bCs w:val="0"/>
+          <w:sz w:val="28"/>
+          <w:szCs w:val="28"/>
+          <w:lang w:val="en-US"/>
+        </w:rPr>
+        <w:br w:type="textWrapping"/>
+      </w:r>
+      <w:r>
+        <w:rPr>
+          <w:rFonts w:hint="default" w:ascii="Times New Roman" w:hAnsi="Times New Roman" w:cs="Times New Roman"/>
+          <w:b w:val="0"/>
+          <w:bCs w:val="0"/>
+          <w:sz w:val="28"/>
+          <w:szCs w:val="28"/>
+          <w:lang w:val="en-US"/>
+        </w:rPr>
+        <w:t xml:space="preserve">    CORSMiddleware,</w:t>
+      </w:r>
+      <w:r>
+        <w:rPr>
+          <w:rFonts w:hint="default" w:ascii="Times New Roman" w:hAnsi="Times New Roman" w:cs="Times New Roman"/>
+          <w:b w:val="0"/>
+          <w:bCs w:val="0"/>
+          <w:sz w:val="28"/>
+          <w:szCs w:val="28"/>
+          <w:lang w:val="en-US"/>
+        </w:rPr>
+        <w:br w:type="textWrapping"/>
+      </w:r>
+      <w:r>
+        <w:rPr>
+          <w:rFonts w:hint="default" w:ascii="Times New Roman" w:hAnsi="Times New Roman" w:cs="Times New Roman"/>
+          <w:b w:val="0"/>
+          <w:bCs w:val="0"/>
+          <w:sz w:val="28"/>
+          <w:szCs w:val="28"/>
+          <w:lang w:val="en-US"/>
+        </w:rPr>
+        <w:t xml:space="preserve">    allow_origins=["*"],</w:t>
+      </w:r>
+      <w:r>
+        <w:rPr>
+          <w:rFonts w:hint="default" w:ascii="Times New Roman" w:hAnsi="Times New Roman" w:cs="Times New Roman"/>
+          <w:b w:val="0"/>
+          <w:bCs w:val="0"/>
+          <w:sz w:val="28"/>
+          <w:szCs w:val="28"/>
+          <w:lang w:val="en-US"/>
+        </w:rPr>
+        <w:br w:type="textWrapping"/>
+      </w:r>
+      <w:r>
+        <w:rPr>
+          <w:rFonts w:hint="default" w:ascii="Times New Roman" w:hAnsi="Times New Roman" w:cs="Times New Roman"/>
+          <w:b w:val="0"/>
+          <w:bCs w:val="0"/>
+          <w:sz w:val="28"/>
+          <w:szCs w:val="28"/>
+          <w:lang w:val="en-US"/>
+        </w:rPr>
+        <w:t xml:space="preserve">    allow_credentials=True,</w:t>
+      </w:r>
+      <w:r>
+        <w:rPr>
+          <w:rFonts w:hint="default" w:ascii="Times New Roman" w:hAnsi="Times New Roman" w:cs="Times New Roman"/>
+          <w:b w:val="0"/>
+          <w:bCs w:val="0"/>
+          <w:sz w:val="28"/>
+          <w:szCs w:val="28"/>
+          <w:lang w:val="en-US"/>
+        </w:rPr>
+        <w:br w:type="textWrapping"/>
+      </w:r>
+      <w:r>
+        <w:rPr>
+          <w:rFonts w:hint="default" w:ascii="Times New Roman" w:hAnsi="Times New Roman" w:cs="Times New Roman"/>
+          <w:b w:val="0"/>
+          <w:bCs w:val="0"/>
+          <w:sz w:val="28"/>
+          <w:szCs w:val="28"/>
+          <w:lang w:val="en-US"/>
+        </w:rPr>
+        <w:t xml:space="preserve">    allow_methods=["*"],</w:t>
+      </w:r>
+      <w:r>
+        <w:rPr>
+          <w:rFonts w:hint="default" w:ascii="Times New Roman" w:hAnsi="Times New Roman" w:cs="Times New Roman"/>
+          <w:b w:val="0"/>
+          <w:bCs w:val="0"/>
+          <w:sz w:val="28"/>
+          <w:szCs w:val="28"/>
+          <w:lang w:val="en-US"/>
+        </w:rPr>
+        <w:br w:type="textWrapping"/>
+      </w:r>
+      <w:r>
+        <w:rPr>
+          <w:rFonts w:hint="default" w:ascii="Times New Roman" w:hAnsi="Times New Roman" w:cs="Times New Roman"/>
+          <w:b w:val="0"/>
+          <w:bCs w:val="0"/>
+          <w:sz w:val="28"/>
+          <w:szCs w:val="28"/>
+          <w:lang w:val="en-US"/>
+        </w:rPr>
+        <w:t xml:space="preserve">    allow_headers=["*"],</w:t>
+      </w:r>
+      <w:r>
+        <w:rPr>
+          <w:rFonts w:hint="default" w:ascii="Times New Roman" w:hAnsi="Times New Roman" w:cs="Times New Roman"/>
+          <w:b w:val="0"/>
+          <w:bCs w:val="0"/>
+          <w:sz w:val="28"/>
+          <w:szCs w:val="28"/>
+          <w:lang w:val="en-US"/>
+        </w:rPr>
+        <w:br w:type="textWrapping"/>
+      </w:r>
+      <w:r>
+        <w:rPr>
+          <w:rFonts w:hint="default" w:ascii="Times New Roman" w:hAnsi="Times New Roman" w:cs="Times New Roman"/>
+          <w:b w:val="0"/>
+          <w:bCs w:val="0"/>
+          <w:sz w:val="28"/>
+          <w:szCs w:val="28"/>
+          <w:lang w:val="en-US"/>
+        </w:rPr>
+        <w:t>)</w:t>
+      </w:r>
+      <w:r>
+        <w:rPr>
+          <w:rFonts w:hint="default" w:ascii="Times New Roman" w:hAnsi="Times New Roman" w:cs="Times New Roman"/>
+          <w:b w:val="0"/>
+          <w:bCs w:val="0"/>
+          <w:sz w:val="28"/>
+          <w:szCs w:val="28"/>
+          <w:lang w:val="en-US"/>
+        </w:rPr>
+        <w:br w:type="textWrapping"/>
+      </w:r>
+      <w:r>
+        <w:rPr>
+          <w:rFonts w:hint="default" w:ascii="Times New Roman" w:hAnsi="Times New Roman" w:cs="Times New Roman"/>
+          <w:b w:val="0"/>
+          <w:bCs w:val="0"/>
+          <w:sz w:val="28"/>
+          <w:szCs w:val="28"/>
+          <w:lang w:val="en-US"/>
+        </w:rPr>
+        <w:br w:type="textWrapping"/>
+      </w:r>
+      <w:r>
+        <w:rPr>
+          <w:rFonts w:hint="default" w:ascii="Times New Roman" w:hAnsi="Times New Roman" w:cs="Times New Roman"/>
+          <w:b w:val="0"/>
+          <w:bCs w:val="0"/>
+          <w:sz w:val="28"/>
+          <w:szCs w:val="28"/>
+          <w:lang w:val="en-US"/>
+        </w:rPr>
+        <w:t>logging.basicConfig(</w:t>
+      </w:r>
+      <w:r>
+        <w:rPr>
+          <w:rFonts w:hint="default" w:ascii="Times New Roman" w:hAnsi="Times New Roman" w:cs="Times New Roman"/>
+          <w:b w:val="0"/>
+          <w:bCs w:val="0"/>
+          <w:sz w:val="28"/>
+          <w:szCs w:val="28"/>
+          <w:lang w:val="en-US"/>
+        </w:rPr>
+        <w:br w:type="textWrapping"/>
+      </w:r>
+      <w:r>
+        <w:rPr>
+          <w:rFonts w:hint="default" w:ascii="Times New Roman" w:hAnsi="Times New Roman" w:cs="Times New Roman"/>
+          <w:b w:val="0"/>
+          <w:bCs w:val="0"/>
+          <w:sz w:val="28"/>
+          <w:szCs w:val="28"/>
+          <w:lang w:val="en-US"/>
+        </w:rPr>
+        <w:t xml:space="preserve">    filename="auth.log",</w:t>
+      </w:r>
+      <w:r>
+        <w:rPr>
+          <w:rFonts w:hint="default" w:ascii="Times New Roman" w:hAnsi="Times New Roman" w:cs="Times New Roman"/>
+          <w:b w:val="0"/>
+          <w:bCs w:val="0"/>
+          <w:sz w:val="28"/>
+          <w:szCs w:val="28"/>
+          <w:lang w:val="en-US"/>
+        </w:rPr>
+        <w:br w:type="textWrapping"/>
+      </w:r>
+      <w:r>
+        <w:rPr>
+          <w:rFonts w:hint="default" w:ascii="Times New Roman" w:hAnsi="Times New Roman" w:cs="Times New Roman"/>
+          <w:b w:val="0"/>
+          <w:bCs w:val="0"/>
+          <w:sz w:val="28"/>
+          <w:szCs w:val="28"/>
+          <w:lang w:val="en-US"/>
+        </w:rPr>
+        <w:t xml:space="preserve">    level=logging.INFO,</w:t>
+      </w:r>
+      <w:r>
+        <w:rPr>
+          <w:rFonts w:hint="default" w:ascii="Times New Roman" w:hAnsi="Times New Roman" w:cs="Times New Roman"/>
+          <w:b w:val="0"/>
+          <w:bCs w:val="0"/>
+          <w:sz w:val="28"/>
+          <w:szCs w:val="28"/>
+          <w:lang w:val="en-US"/>
+        </w:rPr>
+        <w:br w:type="textWrapping"/>
+      </w:r>
+      <w:r>
+        <w:rPr>
+          <w:rFonts w:hint="default" w:ascii="Times New Roman" w:hAnsi="Times New Roman" w:cs="Times New Roman"/>
+          <w:b w:val="0"/>
+          <w:bCs w:val="0"/>
+          <w:sz w:val="28"/>
+          <w:szCs w:val="28"/>
+          <w:lang w:val="en-US"/>
+        </w:rPr>
+        <w:t xml:space="preserve">    format="%(asctime)s - %(message)s"</w:t>
+      </w:r>
+      <w:r>
+        <w:rPr>
+          <w:rFonts w:hint="default" w:ascii="Times New Roman" w:hAnsi="Times New Roman" w:cs="Times New Roman"/>
+          <w:b w:val="0"/>
+          <w:bCs w:val="0"/>
+          <w:sz w:val="28"/>
+          <w:szCs w:val="28"/>
+          <w:lang w:val="en-US"/>
+        </w:rPr>
+        <w:br w:type="textWrapping"/>
+      </w:r>
+      <w:r>
+        <w:rPr>
+          <w:rFonts w:hint="default" w:ascii="Times New Roman" w:hAnsi="Times New Roman" w:cs="Times New Roman"/>
+          <w:b w:val="0"/>
+          <w:bCs w:val="0"/>
+          <w:sz w:val="28"/>
+          <w:szCs w:val="28"/>
+          <w:lang w:val="en-US"/>
+        </w:rPr>
+        <w:t>)</w:t>
+      </w:r>
+      <w:r>
+        <w:rPr>
+          <w:rFonts w:hint="default" w:ascii="Times New Roman" w:hAnsi="Times New Roman" w:cs="Times New Roman"/>
+          <w:b w:val="0"/>
+          <w:bCs w:val="0"/>
+          <w:sz w:val="28"/>
+          <w:szCs w:val="28"/>
+          <w:lang w:val="en-US"/>
+        </w:rPr>
+        <w:br w:type="textWrapping"/>
+      </w:r>
+      <w:r>
+        <w:rPr>
+          <w:rFonts w:hint="default" w:ascii="Times New Roman" w:hAnsi="Times New Roman" w:cs="Times New Roman"/>
+          <w:b w:val="0"/>
+          <w:bCs w:val="0"/>
+          <w:sz w:val="28"/>
+          <w:szCs w:val="28"/>
+          <w:lang w:val="en-US"/>
+        </w:rPr>
+        <w:br w:type="textWrapping"/>
+      </w:r>
+      <w:r>
+        <w:rPr>
+          <w:rFonts w:hint="default" w:ascii="Times New Roman" w:hAnsi="Times New Roman" w:cs="Times New Roman"/>
+          <w:b w:val="0"/>
+          <w:bCs w:val="0"/>
+          <w:sz w:val="28"/>
+          <w:szCs w:val="28"/>
+          <w:lang w:val="en-US"/>
+        </w:rPr>
+        <w:t>def create_token(username: str):</w:t>
+      </w:r>
+      <w:r>
+        <w:rPr>
+          <w:rFonts w:hint="default" w:ascii="Times New Roman" w:hAnsi="Times New Roman" w:cs="Times New Roman"/>
+          <w:b w:val="0"/>
+          <w:bCs w:val="0"/>
+          <w:sz w:val="28"/>
+          <w:szCs w:val="28"/>
+          <w:lang w:val="en-US"/>
+        </w:rPr>
+        <w:br w:type="textWrapping"/>
+      </w:r>
+      <w:r>
+        <w:rPr>
+          <w:rFonts w:hint="default" w:ascii="Times New Roman" w:hAnsi="Times New Roman" w:cs="Times New Roman"/>
+          <w:b w:val="0"/>
+          <w:bCs w:val="0"/>
+          <w:sz w:val="28"/>
+          <w:szCs w:val="28"/>
+          <w:lang w:val="en-US"/>
+        </w:rPr>
+        <w:t xml:space="preserve">    payload = {</w:t>
+      </w:r>
+      <w:r>
+        <w:rPr>
+          <w:rFonts w:hint="default" w:ascii="Times New Roman" w:hAnsi="Times New Roman" w:cs="Times New Roman"/>
+          <w:b w:val="0"/>
+          <w:bCs w:val="0"/>
+          <w:sz w:val="28"/>
+          <w:szCs w:val="28"/>
+          <w:lang w:val="en-US"/>
+        </w:rPr>
+        <w:br w:type="textWrapping"/>
+      </w:r>
+      <w:r>
+        <w:rPr>
+          <w:rFonts w:hint="default" w:ascii="Times New Roman" w:hAnsi="Times New Roman" w:cs="Times New Roman"/>
+          <w:b w:val="0"/>
+          <w:bCs w:val="0"/>
+          <w:sz w:val="28"/>
+          <w:szCs w:val="28"/>
+          <w:lang w:val="en-US"/>
+        </w:rPr>
+        <w:t xml:space="preserve">        "sub": username,</w:t>
+      </w:r>
+      <w:r>
+        <w:rPr>
+          <w:rFonts w:hint="default" w:ascii="Times New Roman" w:hAnsi="Times New Roman" w:cs="Times New Roman"/>
+          <w:b w:val="0"/>
+          <w:bCs w:val="0"/>
+          <w:sz w:val="28"/>
+          <w:szCs w:val="28"/>
+          <w:lang w:val="en-US"/>
+        </w:rPr>
+        <w:br w:type="textWrapping"/>
+      </w:r>
+      <w:r>
+        <w:rPr>
+          <w:rFonts w:hint="default" w:ascii="Times New Roman" w:hAnsi="Times New Roman" w:cs="Times New Roman"/>
+          <w:b w:val="0"/>
+          <w:bCs w:val="0"/>
+          <w:sz w:val="28"/>
+          <w:szCs w:val="28"/>
+          <w:lang w:val="en-US"/>
+        </w:rPr>
+        <w:t xml:space="preserve">        "exp": datetime.utcnow() + timedelta(minutes=TOKEN_EXPIRE_MINUTES)</w:t>
+      </w:r>
+      <w:r>
+        <w:rPr>
+          <w:rFonts w:hint="default" w:ascii="Times New Roman" w:hAnsi="Times New Roman" w:cs="Times New Roman"/>
+          <w:b w:val="0"/>
+          <w:bCs w:val="0"/>
+          <w:sz w:val="28"/>
+          <w:szCs w:val="28"/>
+          <w:lang w:val="en-US"/>
+        </w:rPr>
+        <w:br w:type="textWrapping"/>
+      </w:r>
+      <w:r>
+        <w:rPr>
+          <w:rFonts w:hint="default" w:ascii="Times New Roman" w:hAnsi="Times New Roman" w:cs="Times New Roman"/>
+          <w:b w:val="0"/>
+          <w:bCs w:val="0"/>
+          <w:sz w:val="28"/>
+          <w:szCs w:val="28"/>
+          <w:lang w:val="en-US"/>
+        </w:rPr>
+        <w:t xml:space="preserve">    }</w:t>
+      </w:r>
+      <w:r>
+        <w:rPr>
+          <w:rFonts w:hint="default" w:ascii="Times New Roman" w:hAnsi="Times New Roman" w:cs="Times New Roman"/>
+          <w:b w:val="0"/>
+          <w:bCs w:val="0"/>
+          <w:sz w:val="28"/>
+          <w:szCs w:val="28"/>
+          <w:lang w:val="en-US"/>
+        </w:rPr>
+        <w:br w:type="textWrapping"/>
+      </w:r>
+      <w:r>
+        <w:rPr>
+          <w:rFonts w:hint="default" w:ascii="Times New Roman" w:hAnsi="Times New Roman" w:cs="Times New Roman"/>
+          <w:b w:val="0"/>
+          <w:bCs w:val="0"/>
+          <w:sz w:val="28"/>
+          <w:szCs w:val="28"/>
+          <w:lang w:val="en-US"/>
+        </w:rPr>
+        <w:t xml:space="preserve">    return jwt.encode(payload, SECRET_KEY, algorithm=ALGORITHM)</w:t>
+      </w:r>
+      <w:r>
+        <w:rPr>
+          <w:rFonts w:hint="default" w:ascii="Times New Roman" w:hAnsi="Times New Roman" w:cs="Times New Roman"/>
+          <w:b w:val="0"/>
+          <w:bCs w:val="0"/>
+          <w:sz w:val="28"/>
+          <w:szCs w:val="28"/>
+          <w:lang w:val="en-US"/>
+        </w:rPr>
+        <w:br w:type="textWrapping"/>
+      </w:r>
+      <w:r>
+        <w:rPr>
+          <w:rFonts w:hint="default" w:ascii="Times New Roman" w:hAnsi="Times New Roman" w:cs="Times New Roman"/>
+          <w:b w:val="0"/>
+          <w:bCs w:val="0"/>
+          <w:sz w:val="28"/>
+          <w:szCs w:val="28"/>
+          <w:lang w:val="en-US"/>
+        </w:rPr>
+        <w:br w:type="textWrapping"/>
+      </w:r>
+      <w:r>
+        <w:rPr>
+          <w:rFonts w:hint="default" w:ascii="Times New Roman" w:hAnsi="Times New Roman" w:cs="Times New Roman"/>
+          <w:b w:val="0"/>
+          <w:bCs w:val="0"/>
+          <w:sz w:val="28"/>
+          <w:szCs w:val="28"/>
+          <w:lang w:val="en-US"/>
+        </w:rPr>
+        <w:t>@app.post("/login")</w:t>
+      </w:r>
+      <w:r>
+        <w:rPr>
+          <w:rFonts w:hint="default" w:ascii="Times New Roman" w:hAnsi="Times New Roman" w:cs="Times New Roman"/>
+          <w:b w:val="0"/>
+          <w:bCs w:val="0"/>
+          <w:sz w:val="28"/>
+          <w:szCs w:val="28"/>
+          <w:lang w:val="en-US"/>
+        </w:rPr>
+        <w:br w:type="textWrapping"/>
+      </w:r>
+      <w:r>
+        <w:rPr>
+          <w:rFonts w:hint="default" w:ascii="Times New Roman" w:hAnsi="Times New Roman" w:cs="Times New Roman"/>
+          <w:b w:val="0"/>
+          <w:bCs w:val="0"/>
+          <w:sz w:val="28"/>
+          <w:szCs w:val="28"/>
+          <w:lang w:val="en-US"/>
+        </w:rPr>
+        <w:t>def login(data: LoginRequest):</w:t>
+      </w:r>
+      <w:r>
+        <w:rPr>
+          <w:rFonts w:hint="default" w:ascii="Times New Roman" w:hAnsi="Times New Roman" w:cs="Times New Roman"/>
+          <w:b w:val="0"/>
+          <w:bCs w:val="0"/>
+          <w:sz w:val="28"/>
+          <w:szCs w:val="28"/>
+          <w:lang w:val="en-US"/>
+        </w:rPr>
+        <w:br w:type="textWrapping"/>
+      </w:r>
+      <w:r>
+        <w:rPr>
+          <w:rFonts w:hint="default" w:ascii="Times New Roman" w:hAnsi="Times New Roman" w:cs="Times New Roman"/>
+          <w:b w:val="0"/>
+          <w:bCs w:val="0"/>
+          <w:sz w:val="28"/>
+          <w:szCs w:val="28"/>
+          <w:lang w:val="en-US"/>
+        </w:rPr>
+        <w:t xml:space="preserve">    username = data.username</w:t>
+      </w:r>
+      <w:r>
+        <w:rPr>
+          <w:rFonts w:hint="default" w:ascii="Times New Roman" w:hAnsi="Times New Roman" w:cs="Times New Roman"/>
+          <w:b w:val="0"/>
+          <w:bCs w:val="0"/>
+          <w:sz w:val="28"/>
+          <w:szCs w:val="28"/>
+          <w:lang w:val="en-US"/>
+        </w:rPr>
+        <w:br w:type="textWrapping"/>
+      </w:r>
+      <w:r>
+        <w:rPr>
+          <w:rFonts w:hint="default" w:ascii="Times New Roman" w:hAnsi="Times New Roman" w:cs="Times New Roman"/>
+          <w:b w:val="0"/>
+          <w:bCs w:val="0"/>
+          <w:sz w:val="28"/>
+          <w:szCs w:val="28"/>
+          <w:lang w:val="en-US"/>
+        </w:rPr>
+        <w:t xml:space="preserve">    password = data.password</w:t>
+      </w:r>
+      <w:r>
+        <w:rPr>
+          <w:rFonts w:hint="default" w:ascii="Times New Roman" w:hAnsi="Times New Roman" w:cs="Times New Roman"/>
+          <w:b w:val="0"/>
+          <w:bCs w:val="0"/>
+          <w:sz w:val="28"/>
+          <w:szCs w:val="28"/>
+          <w:lang w:val="en-US"/>
+        </w:rPr>
+        <w:br w:type="textWrapping"/>
+      </w:r>
+      <w:r>
+        <w:rPr>
+          <w:rFonts w:hint="default" w:ascii="Times New Roman" w:hAnsi="Times New Roman" w:cs="Times New Roman"/>
+          <w:b w:val="0"/>
+          <w:bCs w:val="0"/>
+          <w:sz w:val="28"/>
+          <w:szCs w:val="28"/>
+          <w:lang w:val="en-US"/>
+        </w:rPr>
+        <w:t xml:space="preserve">    logging.info(f"Login attempt: {username}")</w:t>
+      </w:r>
+      <w:r>
+        <w:rPr>
+          <w:rFonts w:hint="default" w:ascii="Times New Roman" w:hAnsi="Times New Roman" w:cs="Times New Roman"/>
+          <w:b w:val="0"/>
+          <w:bCs w:val="0"/>
+          <w:sz w:val="28"/>
+          <w:szCs w:val="28"/>
+          <w:lang w:val="en-US"/>
+        </w:rPr>
+        <w:br w:type="textWrapping"/>
+      </w:r>
+      <w:r>
+        <w:rPr>
+          <w:rFonts w:hint="default" w:ascii="Times New Roman" w:hAnsi="Times New Roman" w:cs="Times New Roman"/>
+          <w:b w:val="0"/>
+          <w:bCs w:val="0"/>
+          <w:sz w:val="28"/>
+          <w:szCs w:val="28"/>
+          <w:lang w:val="en-US"/>
+        </w:rPr>
+        <w:t xml:space="preserve">    if users_db.get(username) != password:</w:t>
+      </w:r>
+      <w:r>
+        <w:rPr>
+          <w:rFonts w:hint="default" w:ascii="Times New Roman" w:hAnsi="Times New Roman" w:cs="Times New Roman"/>
+          <w:b w:val="0"/>
+          <w:bCs w:val="0"/>
+          <w:sz w:val="28"/>
+          <w:szCs w:val="28"/>
+          <w:lang w:val="en-US"/>
+        </w:rPr>
+        <w:br w:type="textWrapping"/>
+      </w:r>
+      <w:r>
+        <w:rPr>
+          <w:rFonts w:hint="default" w:ascii="Times New Roman" w:hAnsi="Times New Roman" w:cs="Times New Roman"/>
+          <w:b w:val="0"/>
+          <w:bCs w:val="0"/>
+          <w:sz w:val="28"/>
+          <w:szCs w:val="28"/>
+          <w:lang w:val="en-US"/>
+        </w:rPr>
+        <w:t xml:space="preserve">        logging.warning(f"FAILED login: {username}")</w:t>
+      </w:r>
+      <w:r>
+        <w:rPr>
+          <w:rFonts w:hint="default" w:ascii="Times New Roman" w:hAnsi="Times New Roman" w:cs="Times New Roman"/>
+          <w:b w:val="0"/>
+          <w:bCs w:val="0"/>
+          <w:sz w:val="28"/>
+          <w:szCs w:val="28"/>
+          <w:lang w:val="en-US"/>
+        </w:rPr>
+        <w:br w:type="textWrapping"/>
+      </w:r>
+      <w:r>
+        <w:rPr>
+          <w:rFonts w:hint="default" w:ascii="Times New Roman" w:hAnsi="Times New Roman" w:cs="Times New Roman"/>
+          <w:b w:val="0"/>
+          <w:bCs w:val="0"/>
+          <w:sz w:val="28"/>
+          <w:szCs w:val="28"/>
+          <w:lang w:val="en-US"/>
+        </w:rPr>
+        <w:t xml:space="preserve">        raise HTTPException(status_code=401, detail="Invalid credentials")</w:t>
+      </w:r>
+      <w:r>
+        <w:rPr>
+          <w:rFonts w:hint="default" w:ascii="Times New Roman" w:hAnsi="Times New Roman" w:cs="Times New Roman"/>
+          <w:b w:val="0"/>
+          <w:bCs w:val="0"/>
+          <w:sz w:val="28"/>
+          <w:szCs w:val="28"/>
+          <w:lang w:val="en-US"/>
+        </w:rPr>
+        <w:br w:type="textWrapping"/>
+      </w:r>
+      <w:r>
+        <w:rPr>
+          <w:rFonts w:hint="default" w:ascii="Times New Roman" w:hAnsi="Times New Roman" w:cs="Times New Roman"/>
+          <w:b w:val="0"/>
+          <w:bCs w:val="0"/>
+          <w:sz w:val="28"/>
+          <w:szCs w:val="28"/>
+          <w:lang w:val="en-US"/>
+        </w:rPr>
+        <w:t xml:space="preserve">    token = create_token(username)</w:t>
+      </w:r>
+      <w:r>
+        <w:rPr>
+          <w:rFonts w:hint="default" w:ascii="Times New Roman" w:hAnsi="Times New Roman" w:cs="Times New Roman"/>
+          <w:b w:val="0"/>
+          <w:bCs w:val="0"/>
+          <w:sz w:val="28"/>
+          <w:szCs w:val="28"/>
+          <w:lang w:val="en-US"/>
+        </w:rPr>
+        <w:br w:type="textWrapping"/>
+      </w:r>
+      <w:r>
+        <w:rPr>
+          <w:rFonts w:hint="default" w:ascii="Times New Roman" w:hAnsi="Times New Roman" w:cs="Times New Roman"/>
+          <w:b w:val="0"/>
+          <w:bCs w:val="0"/>
+          <w:sz w:val="28"/>
+          <w:szCs w:val="28"/>
+          <w:lang w:val="en-US"/>
+        </w:rPr>
+        <w:t xml:space="preserve">    logging.info(f"SUCCESS login: {username}")</w:t>
+      </w:r>
+      <w:r>
+        <w:rPr>
+          <w:rFonts w:hint="default" w:ascii="Times New Roman" w:hAnsi="Times New Roman" w:cs="Times New Roman"/>
+          <w:b w:val="0"/>
+          <w:bCs w:val="0"/>
+          <w:sz w:val="28"/>
+          <w:szCs w:val="28"/>
+          <w:lang w:val="en-US"/>
+        </w:rPr>
+        <w:br w:type="textWrapping"/>
+      </w:r>
+      <w:r>
+        <w:rPr>
+          <w:rFonts w:hint="default" w:ascii="Times New Roman" w:hAnsi="Times New Roman" w:cs="Times New Roman"/>
+          <w:b w:val="0"/>
+          <w:bCs w:val="0"/>
+          <w:sz w:val="28"/>
+          <w:szCs w:val="28"/>
+          <w:lang w:val="en-US"/>
+        </w:rPr>
+        <w:t xml:space="preserve">    return {"access_token": token}</w:t>
+      </w:r>
+    </w:p>
+    <w:p>
+      <w:pPr>
+        <w:spacing w:line="360" w:lineRule="auto"/>
+        <w:jc w:val="center"/>
+        <w:rPr>
+          <w:rFonts w:hint="default" w:ascii="Times New Roman" w:hAnsi="Times New Roman" w:cs="Times New Roman"/>
+          <w:b/>
+          <w:bCs/>
+          <w:sz w:val="28"/>
+          <w:szCs w:val="28"/>
+          <w:lang w:val="ru-RU"/>
+        </w:rPr>
+      </w:pPr>
+      <w:r>
+        <w:rPr>
+          <w:rFonts w:hint="default" w:ascii="Times New Roman" w:hAnsi="Times New Roman" w:cs="Times New Roman"/>
+          <w:b/>
+          <w:bCs/>
+          <w:sz w:val="28"/>
+          <w:szCs w:val="28"/>
+          <w:lang w:val="ru-RU"/>
+        </w:rPr>
+        <w:t>Приложение 2. Код сервиса данных</w:t>
+      </w:r>
+    </w:p>
+    <w:p>
+      <w:pPr>
+        <w:spacing w:line="360" w:lineRule="auto"/>
+        <w:jc w:val="both"/>
+        <w:rPr>
+          <w:rFonts w:hint="default" w:ascii="Times New Roman" w:hAnsi="Times New Roman" w:cs="Times New Roman"/>
+          <w:b w:val="0"/>
+          <w:bCs w:val="0"/>
+          <w:sz w:val="28"/>
+          <w:szCs w:val="28"/>
+          <w:lang w:val="ru-RU"/>
+        </w:rPr>
+      </w:pPr>
+      <w:r>
+        <w:rPr>
+          <w:rFonts w:hint="default" w:ascii="Times New Roman" w:hAnsi="Times New Roman" w:cs="Times New Roman"/>
+          <w:b w:val="0"/>
+          <w:bCs w:val="0"/>
+          <w:sz w:val="28"/>
+          <w:szCs w:val="28"/>
+          <w:lang w:val="ru-RU"/>
+        </w:rPr>
+        <w:t>from fastapi import FastAPI, Header, HTTPException</w:t>
+      </w:r>
+      <w:r>
+        <w:rPr>
+          <w:rFonts w:hint="default" w:ascii="Times New Roman" w:hAnsi="Times New Roman" w:cs="Times New Roman"/>
+          <w:b w:val="0"/>
+          <w:bCs w:val="0"/>
+          <w:sz w:val="28"/>
+          <w:szCs w:val="28"/>
+          <w:lang w:val="ru-RU"/>
+        </w:rPr>
+        <w:br w:type="textWrapping"/>
+      </w:r>
+      <w:r>
+        <w:rPr>
+          <w:rFonts w:hint="default" w:ascii="Times New Roman" w:hAnsi="Times New Roman" w:cs="Times New Roman"/>
+          <w:b w:val="0"/>
+          <w:bCs w:val="0"/>
+          <w:sz w:val="28"/>
+          <w:szCs w:val="28"/>
+          <w:lang w:val="ru-RU"/>
+        </w:rPr>
+        <w:t>from jose import jwt, JWTError</w:t>
+      </w:r>
+      <w:r>
+        <w:rPr>
+          <w:rFonts w:hint="default" w:ascii="Times New Roman" w:hAnsi="Times New Roman" w:cs="Times New Roman"/>
+          <w:b w:val="0"/>
+          <w:bCs w:val="0"/>
+          <w:sz w:val="28"/>
+          <w:szCs w:val="28"/>
+          <w:lang w:val="ru-RU"/>
+        </w:rPr>
+        <w:br w:type="textWrapping"/>
+      </w:r>
+      <w:r>
+        <w:rPr>
+          <w:rFonts w:hint="default" w:ascii="Times New Roman" w:hAnsi="Times New Roman" w:cs="Times New Roman"/>
+          <w:b w:val="0"/>
+          <w:bCs w:val="0"/>
+          <w:sz w:val="28"/>
+          <w:szCs w:val="28"/>
+          <w:lang w:val="ru-RU"/>
+        </w:rPr>
+        <w:t>from cryptography.fernet import Fernet</w:t>
+      </w:r>
+      <w:r>
+        <w:rPr>
+          <w:rFonts w:hint="default" w:ascii="Times New Roman" w:hAnsi="Times New Roman" w:cs="Times New Roman"/>
+          <w:b w:val="0"/>
+          <w:bCs w:val="0"/>
+          <w:sz w:val="28"/>
+          <w:szCs w:val="28"/>
+          <w:lang w:val="ru-RU"/>
+        </w:rPr>
+        <w:br w:type="textWrapping"/>
+      </w:r>
+      <w:r>
+        <w:rPr>
+          <w:rFonts w:hint="default" w:ascii="Times New Roman" w:hAnsi="Times New Roman" w:cs="Times New Roman"/>
+          <w:b w:val="0"/>
+          <w:bCs w:val="0"/>
+          <w:sz w:val="28"/>
+          <w:szCs w:val="28"/>
+          <w:lang w:val="ru-RU"/>
+        </w:rPr>
+        <w:t>import logging</w:t>
+      </w:r>
+      <w:r>
+        <w:rPr>
+          <w:rFonts w:hint="default" w:ascii="Times New Roman" w:hAnsi="Times New Roman" w:cs="Times New Roman"/>
+          <w:b w:val="0"/>
+          <w:bCs w:val="0"/>
+          <w:sz w:val="28"/>
+          <w:szCs w:val="28"/>
+          <w:lang w:val="ru-RU"/>
+        </w:rPr>
+        <w:br w:type="textWrapping"/>
+      </w:r>
+      <w:r>
+        <w:rPr>
+          <w:rFonts w:hint="default" w:ascii="Times New Roman" w:hAnsi="Times New Roman" w:cs="Times New Roman"/>
+          <w:b w:val="0"/>
+          <w:bCs w:val="0"/>
+          <w:sz w:val="28"/>
+          <w:szCs w:val="28"/>
+          <w:lang w:val="ru-RU"/>
+        </w:rPr>
+        <w:t>from fastapi.middleware.cors import CORSMiddleware</w:t>
+      </w:r>
+      <w:r>
+        <w:rPr>
+          <w:rFonts w:hint="default" w:ascii="Times New Roman" w:hAnsi="Times New Roman" w:cs="Times New Roman"/>
+          <w:b w:val="0"/>
+          <w:bCs w:val="0"/>
+          <w:sz w:val="28"/>
+          <w:szCs w:val="28"/>
+          <w:lang w:val="ru-RU"/>
+        </w:rPr>
+        <w:br w:type="textWrapping"/>
+      </w:r>
+      <w:r>
+        <w:rPr>
+          <w:rFonts w:hint="default" w:ascii="Times New Roman" w:hAnsi="Times New Roman" w:cs="Times New Roman"/>
+          <w:b w:val="0"/>
+          <w:bCs w:val="0"/>
+          <w:sz w:val="28"/>
+          <w:szCs w:val="28"/>
+          <w:lang w:val="ru-RU"/>
+        </w:rPr>
+        <w:br w:type="textWrapping"/>
+      </w:r>
+      <w:r>
+        <w:rPr>
+          <w:rFonts w:hint="default" w:ascii="Times New Roman" w:hAnsi="Times New Roman" w:cs="Times New Roman"/>
+          <w:b w:val="0"/>
+          <w:bCs w:val="0"/>
+          <w:sz w:val="28"/>
+          <w:szCs w:val="28"/>
+          <w:lang w:val="ru-RU"/>
+        </w:rPr>
+        <w:t>app = FastAPI()</w:t>
+      </w:r>
+      <w:r>
+        <w:rPr>
+          <w:rFonts w:hint="default" w:ascii="Times New Roman" w:hAnsi="Times New Roman" w:cs="Times New Roman"/>
+          <w:b w:val="0"/>
+          <w:bCs w:val="0"/>
+          <w:sz w:val="28"/>
+          <w:szCs w:val="28"/>
+          <w:lang w:val="ru-RU"/>
+        </w:rPr>
+        <w:br w:type="textWrapping"/>
+      </w:r>
+      <w:r>
+        <w:rPr>
+          <w:rFonts w:hint="default" w:ascii="Times New Roman" w:hAnsi="Times New Roman" w:cs="Times New Roman"/>
+          <w:b w:val="0"/>
+          <w:bCs w:val="0"/>
+          <w:sz w:val="28"/>
+          <w:szCs w:val="28"/>
+          <w:lang w:val="ru-RU"/>
+        </w:rPr>
+        <w:br w:type="textWrapping"/>
+      </w:r>
+      <w:r>
+        <w:rPr>
+          <w:rFonts w:hint="default" w:ascii="Times New Roman" w:hAnsi="Times New Roman" w:cs="Times New Roman"/>
+          <w:b w:val="0"/>
+          <w:bCs w:val="0"/>
+          <w:sz w:val="28"/>
+          <w:szCs w:val="28"/>
+          <w:lang w:val="ru-RU"/>
+        </w:rPr>
+        <w:t>SECRET_KEY = "SUPER_SECRET_KEY"</w:t>
+      </w:r>
+      <w:r>
+        <w:rPr>
+          <w:rFonts w:hint="default" w:ascii="Times New Roman" w:hAnsi="Times New Roman" w:cs="Times New Roman"/>
+          <w:b w:val="0"/>
+          <w:bCs w:val="0"/>
+          <w:sz w:val="28"/>
+          <w:szCs w:val="28"/>
+          <w:lang w:val="ru-RU"/>
+        </w:rPr>
+        <w:br w:type="textWrapping"/>
+      </w:r>
+      <w:r>
+        <w:rPr>
+          <w:rFonts w:hint="default" w:ascii="Times New Roman" w:hAnsi="Times New Roman" w:cs="Times New Roman"/>
+          <w:b w:val="0"/>
+          <w:bCs w:val="0"/>
+          <w:sz w:val="28"/>
+          <w:szCs w:val="28"/>
+          <w:lang w:val="ru-RU"/>
+        </w:rPr>
+        <w:t>ALGORITHM = "HS256"</w:t>
+      </w:r>
+      <w:r>
+        <w:rPr>
+          <w:rFonts w:hint="default" w:ascii="Times New Roman" w:hAnsi="Times New Roman" w:cs="Times New Roman"/>
+          <w:b w:val="0"/>
+          <w:bCs w:val="0"/>
+          <w:sz w:val="28"/>
+          <w:szCs w:val="28"/>
+          <w:lang w:val="ru-RU"/>
+        </w:rPr>
+        <w:br w:type="textWrapping"/>
+      </w:r>
+      <w:r>
+        <w:rPr>
+          <w:rFonts w:hint="default" w:ascii="Times New Roman" w:hAnsi="Times New Roman" w:cs="Times New Roman"/>
+          <w:b w:val="0"/>
+          <w:bCs w:val="0"/>
+          <w:sz w:val="28"/>
+          <w:szCs w:val="28"/>
+          <w:lang w:val="ru-RU"/>
+        </w:rPr>
+        <w:t>FERNET_KEY = Fernet.generate_key()</w:t>
+      </w:r>
+      <w:r>
+        <w:rPr>
+          <w:rFonts w:hint="default" w:ascii="Times New Roman" w:hAnsi="Times New Roman" w:cs="Times New Roman"/>
+          <w:b w:val="0"/>
+          <w:bCs w:val="0"/>
+          <w:sz w:val="28"/>
+          <w:szCs w:val="28"/>
+          <w:lang w:val="ru-RU"/>
+        </w:rPr>
+        <w:br w:type="textWrapping"/>
+      </w:r>
+      <w:r>
+        <w:rPr>
+          <w:rFonts w:hint="default" w:ascii="Times New Roman" w:hAnsi="Times New Roman" w:cs="Times New Roman"/>
+          <w:b w:val="0"/>
+          <w:bCs w:val="0"/>
+          <w:sz w:val="28"/>
+          <w:szCs w:val="28"/>
+          <w:lang w:val="ru-RU"/>
+        </w:rPr>
+        <w:t>cipher = Fernet(FERNET_KEY)</w:t>
+      </w:r>
+      <w:r>
+        <w:rPr>
+          <w:rFonts w:hint="default" w:ascii="Times New Roman" w:hAnsi="Times New Roman" w:cs="Times New Roman"/>
+          <w:b w:val="0"/>
+          <w:bCs w:val="0"/>
+          <w:sz w:val="28"/>
+          <w:szCs w:val="28"/>
+          <w:lang w:val="ru-RU"/>
+        </w:rPr>
+        <w:br w:type="textWrapping"/>
+      </w:r>
+      <w:r>
+        <w:rPr>
+          <w:rFonts w:hint="default" w:ascii="Times New Roman" w:hAnsi="Times New Roman" w:cs="Times New Roman"/>
+          <w:b w:val="0"/>
+          <w:bCs w:val="0"/>
+          <w:sz w:val="28"/>
+          <w:szCs w:val="28"/>
+          <w:lang w:val="ru-RU"/>
+        </w:rPr>
+        <w:br w:type="textWrapping"/>
+      </w:r>
+      <w:r>
+        <w:rPr>
+          <w:rFonts w:hint="default" w:ascii="Times New Roman" w:hAnsi="Times New Roman" w:cs="Times New Roman"/>
+          <w:b w:val="0"/>
+          <w:bCs w:val="0"/>
+          <w:sz w:val="28"/>
+          <w:szCs w:val="28"/>
+          <w:lang w:val="ru-RU"/>
+        </w:rPr>
+        <w:t>logging.basicConfig(</w:t>
+      </w:r>
+      <w:r>
+        <w:rPr>
+          <w:rFonts w:hint="default" w:ascii="Times New Roman" w:hAnsi="Times New Roman" w:cs="Times New Roman"/>
+          <w:b w:val="0"/>
+          <w:bCs w:val="0"/>
+          <w:sz w:val="28"/>
+          <w:szCs w:val="28"/>
+          <w:lang w:val="ru-RU"/>
+        </w:rPr>
+        <w:br w:type="textWrapping"/>
+      </w:r>
+      <w:r>
+        <w:rPr>
+          <w:rFonts w:hint="default" w:ascii="Times New Roman" w:hAnsi="Times New Roman" w:cs="Times New Roman"/>
+          <w:b w:val="0"/>
+          <w:bCs w:val="0"/>
+          <w:sz w:val="28"/>
+          <w:szCs w:val="28"/>
+          <w:lang w:val="ru-RU"/>
+        </w:rPr>
+        <w:t xml:space="preserve">    filename="data.log",</w:t>
+      </w:r>
+      <w:r>
+        <w:rPr>
+          <w:rFonts w:hint="default" w:ascii="Times New Roman" w:hAnsi="Times New Roman" w:cs="Times New Roman"/>
+          <w:b w:val="0"/>
+          <w:bCs w:val="0"/>
+          <w:sz w:val="28"/>
+          <w:szCs w:val="28"/>
+          <w:lang w:val="ru-RU"/>
+        </w:rPr>
+        <w:br w:type="textWrapping"/>
+      </w:r>
+      <w:r>
+        <w:rPr>
+          <w:rFonts w:hint="default" w:ascii="Times New Roman" w:hAnsi="Times New Roman" w:cs="Times New Roman"/>
+          <w:b w:val="0"/>
+          <w:bCs w:val="0"/>
+          <w:sz w:val="28"/>
+          <w:szCs w:val="28"/>
+          <w:lang w:val="ru-RU"/>
+        </w:rPr>
+        <w:t xml:space="preserve">    level=logging.INFO,</w:t>
+      </w:r>
+      <w:r>
+        <w:rPr>
+          <w:rFonts w:hint="default" w:ascii="Times New Roman" w:hAnsi="Times New Roman" w:cs="Times New Roman"/>
+          <w:b w:val="0"/>
+          <w:bCs w:val="0"/>
+          <w:sz w:val="28"/>
+          <w:szCs w:val="28"/>
+          <w:lang w:val="ru-RU"/>
+        </w:rPr>
+        <w:br w:type="textWrapping"/>
+      </w:r>
+      <w:r>
+        <w:rPr>
+          <w:rFonts w:hint="default" w:ascii="Times New Roman" w:hAnsi="Times New Roman" w:cs="Times New Roman"/>
+          <w:b w:val="0"/>
+          <w:bCs w:val="0"/>
+          <w:sz w:val="28"/>
+          <w:szCs w:val="28"/>
+          <w:lang w:val="ru-RU"/>
+        </w:rPr>
+        <w:t xml:space="preserve">    format="%(asctime)s - %(message)s"</w:t>
+      </w:r>
+      <w:r>
+        <w:rPr>
+          <w:rFonts w:hint="default" w:ascii="Times New Roman" w:hAnsi="Times New Roman" w:cs="Times New Roman"/>
+          <w:b w:val="0"/>
+          <w:bCs w:val="0"/>
+          <w:sz w:val="28"/>
+          <w:szCs w:val="28"/>
+          <w:lang w:val="ru-RU"/>
+        </w:rPr>
+        <w:br w:type="textWrapping"/>
+      </w:r>
+      <w:r>
+        <w:rPr>
+          <w:rFonts w:hint="default" w:ascii="Times New Roman" w:hAnsi="Times New Roman" w:cs="Times New Roman"/>
+          <w:b w:val="0"/>
+          <w:bCs w:val="0"/>
+          <w:sz w:val="28"/>
+          <w:szCs w:val="28"/>
+          <w:lang w:val="ru-RU"/>
+        </w:rPr>
+        <w:t>)</w:t>
+      </w:r>
+      <w:r>
+        <w:rPr>
+          <w:rFonts w:hint="default" w:ascii="Times New Roman" w:hAnsi="Times New Roman" w:cs="Times New Roman"/>
+          <w:b w:val="0"/>
+          <w:bCs w:val="0"/>
+          <w:sz w:val="28"/>
+          <w:szCs w:val="28"/>
+          <w:lang w:val="ru-RU"/>
+        </w:rPr>
+        <w:br w:type="textWrapping"/>
+      </w:r>
+      <w:r>
+        <w:rPr>
+          <w:rFonts w:hint="default" w:ascii="Times New Roman" w:hAnsi="Times New Roman" w:cs="Times New Roman"/>
+          <w:b w:val="0"/>
+          <w:bCs w:val="0"/>
+          <w:sz w:val="28"/>
+          <w:szCs w:val="28"/>
+          <w:lang w:val="ru-RU"/>
+        </w:rPr>
+        <w:br w:type="textWrapping"/>
+      </w:r>
+      <w:r>
+        <w:rPr>
+          <w:rFonts w:hint="default" w:ascii="Times New Roman" w:hAnsi="Times New Roman" w:cs="Times New Roman"/>
+          <w:b w:val="0"/>
+          <w:bCs w:val="0"/>
+          <w:sz w:val="28"/>
+          <w:szCs w:val="28"/>
+          <w:lang w:val="ru-RU"/>
+        </w:rPr>
+        <w:t>app.add_middleware(</w:t>
+      </w:r>
+      <w:r>
+        <w:rPr>
+          <w:rFonts w:hint="default" w:ascii="Times New Roman" w:hAnsi="Times New Roman" w:cs="Times New Roman"/>
+          <w:b w:val="0"/>
+          <w:bCs w:val="0"/>
+          <w:sz w:val="28"/>
+          <w:szCs w:val="28"/>
+          <w:lang w:val="ru-RU"/>
+        </w:rPr>
+        <w:br w:type="textWrapping"/>
+      </w:r>
+      <w:r>
+        <w:rPr>
+          <w:rFonts w:hint="default" w:ascii="Times New Roman" w:hAnsi="Times New Roman" w:cs="Times New Roman"/>
+          <w:b w:val="0"/>
+          <w:bCs w:val="0"/>
+          <w:sz w:val="28"/>
+          <w:szCs w:val="28"/>
+          <w:lang w:val="ru-RU"/>
+        </w:rPr>
+        <w:t xml:space="preserve">    CORSMiddleware,</w:t>
+      </w:r>
+      <w:r>
+        <w:rPr>
+          <w:rFonts w:hint="default" w:ascii="Times New Roman" w:hAnsi="Times New Roman" w:cs="Times New Roman"/>
+          <w:b w:val="0"/>
+          <w:bCs w:val="0"/>
+          <w:sz w:val="28"/>
+          <w:szCs w:val="28"/>
+          <w:lang w:val="ru-RU"/>
+        </w:rPr>
+        <w:br w:type="textWrapping"/>
+      </w:r>
+      <w:r>
+        <w:rPr>
+          <w:rFonts w:hint="default" w:ascii="Times New Roman" w:hAnsi="Times New Roman" w:cs="Times New Roman"/>
+          <w:b w:val="0"/>
+          <w:bCs w:val="0"/>
+          <w:sz w:val="28"/>
+          <w:szCs w:val="28"/>
+          <w:lang w:val="ru-RU"/>
+        </w:rPr>
+        <w:t xml:space="preserve">    allow_origins=["*"],</w:t>
+      </w:r>
+      <w:r>
+        <w:rPr>
+          <w:rFonts w:hint="default" w:ascii="Times New Roman" w:hAnsi="Times New Roman" w:cs="Times New Roman"/>
+          <w:b w:val="0"/>
+          <w:bCs w:val="0"/>
+          <w:sz w:val="28"/>
+          <w:szCs w:val="28"/>
+          <w:lang w:val="ru-RU"/>
+        </w:rPr>
+        <w:br w:type="textWrapping"/>
+      </w:r>
+      <w:r>
+        <w:rPr>
+          <w:rFonts w:hint="default" w:ascii="Times New Roman" w:hAnsi="Times New Roman" w:cs="Times New Roman"/>
+          <w:b w:val="0"/>
+          <w:bCs w:val="0"/>
+          <w:sz w:val="28"/>
+          <w:szCs w:val="28"/>
+          <w:lang w:val="ru-RU"/>
+        </w:rPr>
+        <w:t xml:space="preserve">    allow_credentials=True,</w:t>
+      </w:r>
+      <w:r>
+        <w:rPr>
+          <w:rFonts w:hint="default" w:ascii="Times New Roman" w:hAnsi="Times New Roman" w:cs="Times New Roman"/>
+          <w:b w:val="0"/>
+          <w:bCs w:val="0"/>
+          <w:sz w:val="28"/>
+          <w:szCs w:val="28"/>
+          <w:lang w:val="ru-RU"/>
+        </w:rPr>
+        <w:br w:type="textWrapping"/>
+      </w:r>
+      <w:r>
+        <w:rPr>
+          <w:rFonts w:hint="default" w:ascii="Times New Roman" w:hAnsi="Times New Roman" w:cs="Times New Roman"/>
+          <w:b w:val="0"/>
+          <w:bCs w:val="0"/>
+          <w:sz w:val="28"/>
+          <w:szCs w:val="28"/>
+          <w:lang w:val="ru-RU"/>
+        </w:rPr>
+        <w:t xml:space="preserve">    allow_methods=["*"],</w:t>
+      </w:r>
+      <w:r>
+        <w:rPr>
+          <w:rFonts w:hint="default" w:ascii="Times New Roman" w:hAnsi="Times New Roman" w:cs="Times New Roman"/>
+          <w:b w:val="0"/>
+          <w:bCs w:val="0"/>
+          <w:sz w:val="28"/>
+          <w:szCs w:val="28"/>
+          <w:lang w:val="ru-RU"/>
+        </w:rPr>
+        <w:br w:type="textWrapping"/>
+      </w:r>
+      <w:r>
+        <w:rPr>
+          <w:rFonts w:hint="default" w:ascii="Times New Roman" w:hAnsi="Times New Roman" w:cs="Times New Roman"/>
+          <w:b w:val="0"/>
+          <w:bCs w:val="0"/>
+          <w:sz w:val="28"/>
+          <w:szCs w:val="28"/>
+          <w:lang w:val="ru-RU"/>
+        </w:rPr>
+        <w:t xml:space="preserve">    allow_headers=["*"],</w:t>
+      </w:r>
+      <w:r>
+        <w:rPr>
+          <w:rFonts w:hint="default" w:ascii="Times New Roman" w:hAnsi="Times New Roman" w:cs="Times New Roman"/>
+          <w:b w:val="0"/>
+          <w:bCs w:val="0"/>
+          <w:sz w:val="28"/>
+          <w:szCs w:val="28"/>
+          <w:lang w:val="ru-RU"/>
+        </w:rPr>
+        <w:br w:type="textWrapping"/>
+      </w:r>
+      <w:r>
+        <w:rPr>
+          <w:rFonts w:hint="default" w:ascii="Times New Roman" w:hAnsi="Times New Roman" w:cs="Times New Roman"/>
+          <w:b w:val="0"/>
+          <w:bCs w:val="0"/>
+          <w:sz w:val="28"/>
+          <w:szCs w:val="28"/>
+          <w:lang w:val="ru-RU"/>
+        </w:rPr>
+        <w:t>)</w:t>
+      </w:r>
+      <w:r>
+        <w:rPr>
+          <w:rFonts w:hint="default" w:ascii="Times New Roman" w:hAnsi="Times New Roman" w:cs="Times New Roman"/>
+          <w:b w:val="0"/>
+          <w:bCs w:val="0"/>
+          <w:sz w:val="28"/>
+          <w:szCs w:val="28"/>
+          <w:lang w:val="ru-RU"/>
+        </w:rPr>
+        <w:br w:type="textWrapping"/>
+      </w:r>
+      <w:r>
+        <w:rPr>
+          <w:rFonts w:hint="default" w:ascii="Times New Roman" w:hAnsi="Times New Roman" w:cs="Times New Roman"/>
+          <w:b w:val="0"/>
+          <w:bCs w:val="0"/>
+          <w:sz w:val="28"/>
+          <w:szCs w:val="28"/>
+          <w:lang w:val="ru-RU"/>
+        </w:rPr>
+        <w:br w:type="textWrapping"/>
+      </w:r>
+      <w:r>
+        <w:rPr>
+          <w:rFonts w:hint="default" w:ascii="Times New Roman" w:hAnsi="Times New Roman" w:cs="Times New Roman"/>
+          <w:b w:val="0"/>
+          <w:bCs w:val="0"/>
+          <w:sz w:val="28"/>
+          <w:szCs w:val="28"/>
+          <w:lang w:val="ru-RU"/>
+        </w:rPr>
+        <w:t>def verify_token(token: str):</w:t>
+      </w:r>
+      <w:r>
+        <w:rPr>
+          <w:rFonts w:hint="default" w:ascii="Times New Roman" w:hAnsi="Times New Roman" w:cs="Times New Roman"/>
+          <w:b w:val="0"/>
+          <w:bCs w:val="0"/>
+          <w:sz w:val="28"/>
+          <w:szCs w:val="28"/>
+          <w:lang w:val="ru-RU"/>
+        </w:rPr>
+        <w:br w:type="textWrapping"/>
+      </w:r>
+      <w:r>
+        <w:rPr>
+          <w:rFonts w:hint="default" w:ascii="Times New Roman" w:hAnsi="Times New Roman" w:cs="Times New Roman"/>
+          <w:b w:val="0"/>
+          <w:bCs w:val="0"/>
+          <w:sz w:val="28"/>
+          <w:szCs w:val="28"/>
+          <w:lang w:val="ru-RU"/>
+        </w:rPr>
+        <w:t xml:space="preserve">    try:</w:t>
+      </w:r>
+      <w:r>
+        <w:rPr>
+          <w:rFonts w:hint="default" w:ascii="Times New Roman" w:hAnsi="Times New Roman" w:cs="Times New Roman"/>
+          <w:b w:val="0"/>
+          <w:bCs w:val="0"/>
+          <w:sz w:val="28"/>
+          <w:szCs w:val="28"/>
+          <w:lang w:val="ru-RU"/>
+        </w:rPr>
+        <w:br w:type="textWrapping"/>
+      </w:r>
+      <w:r>
+        <w:rPr>
+          <w:rFonts w:hint="default" w:ascii="Times New Roman" w:hAnsi="Times New Roman" w:cs="Times New Roman"/>
+          <w:b w:val="0"/>
+          <w:bCs w:val="0"/>
+          <w:sz w:val="28"/>
+          <w:szCs w:val="28"/>
+          <w:lang w:val="ru-RU"/>
+        </w:rPr>
+        <w:t xml:space="preserve">        payload = jwt.decode(token, SECRET_KEY, algorithms=[ALGORITHM])</w:t>
+      </w:r>
+      <w:r>
+        <w:rPr>
+          <w:rFonts w:hint="default" w:ascii="Times New Roman" w:hAnsi="Times New Roman" w:cs="Times New Roman"/>
+          <w:b w:val="0"/>
+          <w:bCs w:val="0"/>
+          <w:sz w:val="28"/>
+          <w:szCs w:val="28"/>
+          <w:lang w:val="ru-RU"/>
+        </w:rPr>
+        <w:br w:type="textWrapping"/>
+      </w:r>
+      <w:r>
+        <w:rPr>
+          <w:rFonts w:hint="default" w:ascii="Times New Roman" w:hAnsi="Times New Roman" w:cs="Times New Roman"/>
+          <w:b w:val="0"/>
+          <w:bCs w:val="0"/>
+          <w:sz w:val="28"/>
+          <w:szCs w:val="28"/>
+          <w:lang w:val="ru-RU"/>
+        </w:rPr>
+        <w:t xml:space="preserve">        return payload["sub"]</w:t>
+      </w:r>
+      <w:r>
+        <w:rPr>
+          <w:rFonts w:hint="default" w:ascii="Times New Roman" w:hAnsi="Times New Roman" w:cs="Times New Roman"/>
+          <w:b w:val="0"/>
+          <w:bCs w:val="0"/>
+          <w:sz w:val="28"/>
+          <w:szCs w:val="28"/>
+          <w:lang w:val="ru-RU"/>
+        </w:rPr>
+        <w:br w:type="textWrapping"/>
+      </w:r>
+      <w:r>
+        <w:rPr>
+          <w:rFonts w:hint="default" w:ascii="Times New Roman" w:hAnsi="Times New Roman" w:cs="Times New Roman"/>
+          <w:b w:val="0"/>
+          <w:bCs w:val="0"/>
+          <w:sz w:val="28"/>
+          <w:szCs w:val="28"/>
+          <w:lang w:val="ru-RU"/>
+        </w:rPr>
+        <w:t xml:space="preserve">    except JWTError:</w:t>
+      </w:r>
+      <w:r>
+        <w:rPr>
+          <w:rFonts w:hint="default" w:ascii="Times New Roman" w:hAnsi="Times New Roman" w:cs="Times New Roman"/>
+          <w:b w:val="0"/>
+          <w:bCs w:val="0"/>
+          <w:sz w:val="28"/>
+          <w:szCs w:val="28"/>
+          <w:lang w:val="ru-RU"/>
+        </w:rPr>
+        <w:br w:type="textWrapping"/>
+      </w:r>
+      <w:r>
+        <w:rPr>
+          <w:rFonts w:hint="default" w:ascii="Times New Roman" w:hAnsi="Times New Roman" w:cs="Times New Roman"/>
+          <w:b w:val="0"/>
+          <w:bCs w:val="0"/>
+          <w:sz w:val="28"/>
+          <w:szCs w:val="28"/>
+          <w:lang w:val="ru-RU"/>
+        </w:rPr>
+        <w:t xml:space="preserve">        return None</w:t>
+      </w:r>
+      <w:r>
+        <w:rPr>
+          <w:rFonts w:hint="default" w:ascii="Times New Roman" w:hAnsi="Times New Roman" w:cs="Times New Roman"/>
+          <w:b w:val="0"/>
+          <w:bCs w:val="0"/>
+          <w:sz w:val="28"/>
+          <w:szCs w:val="28"/>
+          <w:lang w:val="ru-RU"/>
+        </w:rPr>
+        <w:br w:type="textWrapping"/>
+      </w:r>
+      <w:r>
+        <w:rPr>
+          <w:rFonts w:hint="default" w:ascii="Times New Roman" w:hAnsi="Times New Roman" w:cs="Times New Roman"/>
+          <w:b w:val="0"/>
+          <w:bCs w:val="0"/>
+          <w:sz w:val="28"/>
+          <w:szCs w:val="28"/>
+          <w:lang w:val="ru-RU"/>
+        </w:rPr>
+        <w:br w:type="textWrapping"/>
+      </w:r>
+      <w:r>
+        <w:rPr>
+          <w:rFonts w:hint="default" w:ascii="Times New Roman" w:hAnsi="Times New Roman" w:cs="Times New Roman"/>
+          <w:b w:val="0"/>
+          <w:bCs w:val="0"/>
+          <w:sz w:val="28"/>
+          <w:szCs w:val="28"/>
+          <w:lang w:val="ru-RU"/>
+        </w:rPr>
+        <w:t>@app.post("/log-unauthorized")</w:t>
+      </w:r>
+      <w:r>
+        <w:rPr>
+          <w:rFonts w:hint="default" w:ascii="Times New Roman" w:hAnsi="Times New Roman" w:cs="Times New Roman"/>
+          <w:b w:val="0"/>
+          <w:bCs w:val="0"/>
+          <w:sz w:val="28"/>
+          <w:szCs w:val="28"/>
+          <w:lang w:val="ru-RU"/>
+        </w:rPr>
+        <w:br w:type="textWrapping"/>
+      </w:r>
+      <w:r>
+        <w:rPr>
+          <w:rFonts w:hint="default" w:ascii="Times New Roman" w:hAnsi="Times New Roman" w:cs="Times New Roman"/>
+          <w:b w:val="0"/>
+          <w:bCs w:val="0"/>
+          <w:sz w:val="28"/>
+          <w:szCs w:val="28"/>
+          <w:lang w:val="ru-RU"/>
+        </w:rPr>
+        <w:t>def log_unauthorized():</w:t>
+      </w:r>
+      <w:r>
+        <w:rPr>
+          <w:rFonts w:hint="default" w:ascii="Times New Roman" w:hAnsi="Times New Roman" w:cs="Times New Roman"/>
+          <w:b w:val="0"/>
+          <w:bCs w:val="0"/>
+          <w:sz w:val="28"/>
+          <w:szCs w:val="28"/>
+          <w:lang w:val="ru-RU"/>
+        </w:rPr>
+        <w:br w:type="textWrapping"/>
+      </w:r>
+      <w:r>
+        <w:rPr>
+          <w:rFonts w:hint="default" w:ascii="Times New Roman" w:hAnsi="Times New Roman" w:cs="Times New Roman"/>
+          <w:b w:val="0"/>
+          <w:bCs w:val="0"/>
+          <w:sz w:val="28"/>
+          <w:szCs w:val="28"/>
+          <w:lang w:val="ru-RU"/>
+        </w:rPr>
+        <w:t xml:space="preserve">    logging.warning("Unauthorized access attempt from web page (no token)")</w:t>
+      </w:r>
+      <w:r>
+        <w:rPr>
+          <w:rFonts w:hint="default" w:ascii="Times New Roman" w:hAnsi="Times New Roman" w:cs="Times New Roman"/>
+          <w:b w:val="0"/>
+          <w:bCs w:val="0"/>
+          <w:sz w:val="28"/>
+          <w:szCs w:val="28"/>
+          <w:lang w:val="ru-RU"/>
+        </w:rPr>
+        <w:br w:type="textWrapping"/>
+      </w:r>
+      <w:r>
+        <w:rPr>
+          <w:rFonts w:hint="default" w:ascii="Times New Roman" w:hAnsi="Times New Roman" w:cs="Times New Roman"/>
+          <w:b w:val="0"/>
+          <w:bCs w:val="0"/>
+          <w:sz w:val="28"/>
+          <w:szCs w:val="28"/>
+          <w:lang w:val="ru-RU"/>
+        </w:rPr>
+        <w:t xml:space="preserve">    return {"status": "logged"}</w:t>
+      </w:r>
+      <w:r>
+        <w:rPr>
+          <w:rFonts w:hint="default" w:ascii="Times New Roman" w:hAnsi="Times New Roman" w:cs="Times New Roman"/>
+          <w:b w:val="0"/>
+          <w:bCs w:val="0"/>
+          <w:sz w:val="28"/>
+          <w:szCs w:val="28"/>
+          <w:lang w:val="ru-RU"/>
+        </w:rPr>
+        <w:br w:type="textWrapping"/>
+      </w:r>
+      <w:r>
+        <w:rPr>
+          <w:rFonts w:hint="default" w:ascii="Times New Roman" w:hAnsi="Times New Roman" w:cs="Times New Roman"/>
+          <w:b w:val="0"/>
+          <w:bCs w:val="0"/>
+          <w:sz w:val="28"/>
+          <w:szCs w:val="28"/>
+          <w:lang w:val="ru-RU"/>
+        </w:rPr>
+        <w:br w:type="textWrapping"/>
+      </w:r>
+      <w:r>
+        <w:rPr>
+          <w:rFonts w:hint="default" w:ascii="Times New Roman" w:hAnsi="Times New Roman" w:cs="Times New Roman"/>
+          <w:b w:val="0"/>
+          <w:bCs w:val="0"/>
+          <w:sz w:val="28"/>
+          <w:szCs w:val="28"/>
+          <w:lang w:val="ru-RU"/>
+        </w:rPr>
+        <w:t>@app.get("/data")</w:t>
+      </w:r>
+      <w:r>
+        <w:rPr>
+          <w:rFonts w:hint="default" w:ascii="Times New Roman" w:hAnsi="Times New Roman" w:cs="Times New Roman"/>
+          <w:b w:val="0"/>
+          <w:bCs w:val="0"/>
+          <w:sz w:val="28"/>
+          <w:szCs w:val="28"/>
+          <w:lang w:val="ru-RU"/>
+        </w:rPr>
+        <w:br w:type="textWrapping"/>
+      </w:r>
+      <w:r>
+        <w:rPr>
+          <w:rFonts w:hint="default" w:ascii="Times New Roman" w:hAnsi="Times New Roman" w:cs="Times New Roman"/>
+          <w:b w:val="0"/>
+          <w:bCs w:val="0"/>
+          <w:sz w:val="28"/>
+          <w:szCs w:val="28"/>
+          <w:lang w:val="ru-RU"/>
+        </w:rPr>
+        <w:t>def get_secure_data(authorization: str = Header(None, alias="Authorization")):</w:t>
+      </w:r>
+      <w:r>
+        <w:rPr>
+          <w:rFonts w:hint="default" w:ascii="Times New Roman" w:hAnsi="Times New Roman" w:cs="Times New Roman"/>
+          <w:b w:val="0"/>
+          <w:bCs w:val="0"/>
+          <w:sz w:val="28"/>
+          <w:szCs w:val="28"/>
+          <w:lang w:val="ru-RU"/>
+        </w:rPr>
+        <w:br w:type="textWrapping"/>
+      </w:r>
+      <w:r>
+        <w:rPr>
+          <w:rFonts w:hint="default" w:ascii="Times New Roman" w:hAnsi="Times New Roman" w:cs="Times New Roman"/>
+          <w:b w:val="0"/>
+          <w:bCs w:val="0"/>
+          <w:sz w:val="28"/>
+          <w:szCs w:val="28"/>
+          <w:lang w:val="ru-RU"/>
+        </w:rPr>
+        <w:br w:type="textWrapping"/>
+      </w:r>
+      <w:r>
+        <w:rPr>
+          <w:rFonts w:hint="default" w:ascii="Times New Roman" w:hAnsi="Times New Roman" w:cs="Times New Roman"/>
+          <w:b w:val="0"/>
+          <w:bCs w:val="0"/>
+          <w:sz w:val="28"/>
+          <w:szCs w:val="28"/>
+          <w:lang w:val="ru-RU"/>
+        </w:rPr>
+        <w:t xml:space="preserve">    logging.info("Access attempt to /data")</w:t>
+      </w:r>
+      <w:r>
+        <w:rPr>
+          <w:rFonts w:hint="default" w:ascii="Times New Roman" w:hAnsi="Times New Roman" w:cs="Times New Roman"/>
+          <w:b w:val="0"/>
+          <w:bCs w:val="0"/>
+          <w:sz w:val="28"/>
+          <w:szCs w:val="28"/>
+          <w:lang w:val="ru-RU"/>
+        </w:rPr>
+        <w:br w:type="textWrapping"/>
+      </w:r>
+      <w:r>
+        <w:rPr>
+          <w:rFonts w:hint="default" w:ascii="Times New Roman" w:hAnsi="Times New Roman" w:cs="Times New Roman"/>
+          <w:b w:val="0"/>
+          <w:bCs w:val="0"/>
+          <w:sz w:val="28"/>
+          <w:szCs w:val="28"/>
+          <w:lang w:val="ru-RU"/>
+        </w:rPr>
+        <w:br w:type="textWrapping"/>
+      </w:r>
+      <w:r>
+        <w:rPr>
+          <w:rFonts w:hint="default" w:ascii="Times New Roman" w:hAnsi="Times New Roman" w:cs="Times New Roman"/>
+          <w:b w:val="0"/>
+          <w:bCs w:val="0"/>
+          <w:sz w:val="28"/>
+          <w:szCs w:val="28"/>
+          <w:lang w:val="ru-RU"/>
+        </w:rPr>
+        <w:t xml:space="preserve">    if not authorization:</w:t>
+      </w:r>
+      <w:r>
+        <w:rPr>
+          <w:rFonts w:hint="default" w:ascii="Times New Roman" w:hAnsi="Times New Roman" w:cs="Times New Roman"/>
+          <w:b w:val="0"/>
+          <w:bCs w:val="0"/>
+          <w:sz w:val="28"/>
+          <w:szCs w:val="28"/>
+          <w:lang w:val="ru-RU"/>
+        </w:rPr>
+        <w:br w:type="textWrapping"/>
+      </w:r>
+      <w:r>
+        <w:rPr>
+          <w:rFonts w:hint="default" w:ascii="Times New Roman" w:hAnsi="Times New Roman" w:cs="Times New Roman"/>
+          <w:b w:val="0"/>
+          <w:bCs w:val="0"/>
+          <w:sz w:val="28"/>
+          <w:szCs w:val="28"/>
+          <w:lang w:val="ru-RU"/>
+        </w:rPr>
+        <w:t xml:space="preserve">        logging.warning("No token provided")</w:t>
+      </w:r>
+      <w:r>
+        <w:rPr>
+          <w:rFonts w:hint="default" w:ascii="Times New Roman" w:hAnsi="Times New Roman" w:cs="Times New Roman"/>
+          <w:b w:val="0"/>
+          <w:bCs w:val="0"/>
+          <w:sz w:val="28"/>
+          <w:szCs w:val="28"/>
+          <w:lang w:val="ru-RU"/>
+        </w:rPr>
+        <w:br w:type="textWrapping"/>
+      </w:r>
+      <w:r>
+        <w:rPr>
+          <w:rFonts w:hint="default" w:ascii="Times New Roman" w:hAnsi="Times New Roman" w:cs="Times New Roman"/>
+          <w:b w:val="0"/>
+          <w:bCs w:val="0"/>
+          <w:sz w:val="28"/>
+          <w:szCs w:val="28"/>
+          <w:lang w:val="ru-RU"/>
+        </w:rPr>
+        <w:t xml:space="preserve">        raise HTTPException(status_code=401, detail="Token required")</w:t>
+      </w:r>
+      <w:r>
+        <w:rPr>
+          <w:rFonts w:hint="default" w:ascii="Times New Roman" w:hAnsi="Times New Roman" w:cs="Times New Roman"/>
+          <w:b w:val="0"/>
+          <w:bCs w:val="0"/>
+          <w:sz w:val="28"/>
+          <w:szCs w:val="28"/>
+          <w:lang w:val="ru-RU"/>
+        </w:rPr>
+        <w:br w:type="textWrapping"/>
+      </w:r>
+      <w:r>
+        <w:rPr>
+          <w:rFonts w:hint="default" w:ascii="Times New Roman" w:hAnsi="Times New Roman" w:cs="Times New Roman"/>
+          <w:b w:val="0"/>
+          <w:bCs w:val="0"/>
+          <w:sz w:val="28"/>
+          <w:szCs w:val="28"/>
+          <w:lang w:val="ru-RU"/>
+        </w:rPr>
+        <w:br w:type="textWrapping"/>
+      </w:r>
+      <w:r>
+        <w:rPr>
+          <w:rFonts w:hint="default" w:ascii="Times New Roman" w:hAnsi="Times New Roman" w:cs="Times New Roman"/>
+          <w:b w:val="0"/>
+          <w:bCs w:val="0"/>
+          <w:sz w:val="28"/>
+          <w:szCs w:val="28"/>
+          <w:lang w:val="ru-RU"/>
+        </w:rPr>
+        <w:t xml:space="preserve">    token = authorization.replace("Bearer ", "")</w:t>
+      </w:r>
+      <w:r>
+        <w:rPr>
+          <w:rFonts w:hint="default" w:ascii="Times New Roman" w:hAnsi="Times New Roman" w:cs="Times New Roman"/>
+          <w:b w:val="0"/>
+          <w:bCs w:val="0"/>
+          <w:sz w:val="28"/>
+          <w:szCs w:val="28"/>
+          <w:lang w:val="ru-RU"/>
+        </w:rPr>
+        <w:br w:type="textWrapping"/>
+      </w:r>
+      <w:r>
+        <w:rPr>
+          <w:rFonts w:hint="default" w:ascii="Times New Roman" w:hAnsi="Times New Roman" w:cs="Times New Roman"/>
+          <w:b w:val="0"/>
+          <w:bCs w:val="0"/>
+          <w:sz w:val="28"/>
+          <w:szCs w:val="28"/>
+          <w:lang w:val="ru-RU"/>
+        </w:rPr>
+        <w:t xml:space="preserve">    user = verify_token(token)</w:t>
+      </w:r>
+      <w:r>
+        <w:rPr>
+          <w:rFonts w:hint="default" w:ascii="Times New Roman" w:hAnsi="Times New Roman" w:cs="Times New Roman"/>
+          <w:b w:val="0"/>
+          <w:bCs w:val="0"/>
+          <w:sz w:val="28"/>
+          <w:szCs w:val="28"/>
+          <w:lang w:val="ru-RU"/>
+        </w:rPr>
+        <w:br w:type="textWrapping"/>
+      </w:r>
+      <w:r>
+        <w:rPr>
+          <w:rFonts w:hint="default" w:ascii="Times New Roman" w:hAnsi="Times New Roman" w:cs="Times New Roman"/>
+          <w:b w:val="0"/>
+          <w:bCs w:val="0"/>
+          <w:sz w:val="28"/>
+          <w:szCs w:val="28"/>
+          <w:lang w:val="ru-RU"/>
+        </w:rPr>
+        <w:br w:type="textWrapping"/>
+      </w:r>
+      <w:r>
+        <w:rPr>
+          <w:rFonts w:hint="default" w:ascii="Times New Roman" w:hAnsi="Times New Roman" w:cs="Times New Roman"/>
+          <w:b w:val="0"/>
+          <w:bCs w:val="0"/>
+          <w:sz w:val="28"/>
+          <w:szCs w:val="28"/>
+          <w:lang w:val="ru-RU"/>
+        </w:rPr>
+        <w:t xml:space="preserve">    if not user:</w:t>
+      </w:r>
+      <w:r>
+        <w:rPr>
+          <w:rFonts w:hint="default" w:ascii="Times New Roman" w:hAnsi="Times New Roman" w:cs="Times New Roman"/>
+          <w:b w:val="0"/>
+          <w:bCs w:val="0"/>
+          <w:sz w:val="28"/>
+          <w:szCs w:val="28"/>
+          <w:lang w:val="ru-RU"/>
+        </w:rPr>
+        <w:br w:type="textWrapping"/>
+      </w:r>
+      <w:r>
+        <w:rPr>
+          <w:rFonts w:hint="default" w:ascii="Times New Roman" w:hAnsi="Times New Roman" w:cs="Times New Roman"/>
+          <w:b w:val="0"/>
+          <w:bCs w:val="0"/>
+          <w:sz w:val="28"/>
+          <w:szCs w:val="28"/>
+          <w:lang w:val="ru-RU"/>
+        </w:rPr>
+        <w:t xml:space="preserve">        logging.warning("Invalid token")</w:t>
+      </w:r>
+      <w:r>
+        <w:rPr>
+          <w:rFonts w:hint="default" w:ascii="Times New Roman" w:hAnsi="Times New Roman" w:cs="Times New Roman"/>
+          <w:b w:val="0"/>
+          <w:bCs w:val="0"/>
+          <w:sz w:val="28"/>
+          <w:szCs w:val="28"/>
+          <w:lang w:val="ru-RU"/>
+        </w:rPr>
+        <w:br w:type="textWrapping"/>
+      </w:r>
+      <w:r>
+        <w:rPr>
+          <w:rFonts w:hint="default" w:ascii="Times New Roman" w:hAnsi="Times New Roman" w:cs="Times New Roman"/>
+          <w:b w:val="0"/>
+          <w:bCs w:val="0"/>
+          <w:sz w:val="28"/>
+          <w:szCs w:val="28"/>
+          <w:lang w:val="ru-RU"/>
+        </w:rPr>
+        <w:t xml:space="preserve">        raise HTTPException(status_code=401, detail="Invalid token")</w:t>
+      </w:r>
+      <w:r>
+        <w:rPr>
+          <w:rFonts w:hint="default" w:ascii="Times New Roman" w:hAnsi="Times New Roman" w:cs="Times New Roman"/>
+          <w:b w:val="0"/>
+          <w:bCs w:val="0"/>
+          <w:sz w:val="28"/>
+          <w:szCs w:val="28"/>
+          <w:lang w:val="ru-RU"/>
+        </w:rPr>
+        <w:br w:type="textWrapping"/>
+      </w:r>
+      <w:r>
+        <w:rPr>
+          <w:rFonts w:hint="default" w:ascii="Times New Roman" w:hAnsi="Times New Roman" w:cs="Times New Roman"/>
+          <w:b w:val="0"/>
+          <w:bCs w:val="0"/>
+          <w:sz w:val="28"/>
+          <w:szCs w:val="28"/>
+          <w:lang w:val="ru-RU"/>
+        </w:rPr>
+        <w:br w:type="textWrapping"/>
+      </w:r>
+      <w:r>
+        <w:rPr>
+          <w:rFonts w:hint="default" w:ascii="Times New Roman" w:hAnsi="Times New Roman" w:cs="Times New Roman"/>
+          <w:b w:val="0"/>
+          <w:bCs w:val="0"/>
+          <w:sz w:val="28"/>
+          <w:szCs w:val="28"/>
+          <w:lang w:val="ru-RU"/>
+        </w:rPr>
+        <w:t xml:space="preserve">    logging.info(f"Access granted for {user}")</w:t>
+      </w:r>
+      <w:r>
+        <w:rPr>
+          <w:rFonts w:hint="default" w:ascii="Times New Roman" w:hAnsi="Times New Roman" w:cs="Times New Roman"/>
+          <w:b w:val="0"/>
+          <w:bCs w:val="0"/>
+          <w:sz w:val="28"/>
+          <w:szCs w:val="28"/>
+          <w:lang w:val="ru-RU"/>
+        </w:rPr>
+        <w:br w:type="textWrapping"/>
+      </w:r>
+      <w:r>
+        <w:rPr>
+          <w:rFonts w:hint="default" w:ascii="Times New Roman" w:hAnsi="Times New Roman" w:cs="Times New Roman"/>
+          <w:b w:val="0"/>
+          <w:bCs w:val="0"/>
+          <w:sz w:val="28"/>
+          <w:szCs w:val="28"/>
+          <w:lang w:val="ru-RU"/>
+        </w:rPr>
+        <w:br w:type="textWrapping"/>
+      </w:r>
+      <w:r>
+        <w:rPr>
+          <w:rFonts w:hint="default" w:ascii="Times New Roman" w:hAnsi="Times New Roman" w:cs="Times New Roman"/>
+          <w:b w:val="0"/>
+          <w:bCs w:val="0"/>
+          <w:sz w:val="28"/>
+          <w:szCs w:val="28"/>
+          <w:lang w:val="ru-RU"/>
+        </w:rPr>
+        <w:t xml:space="preserve">    secret_data = f"Very secret data for {user}"</w:t>
+      </w:r>
+      <w:r>
+        <w:rPr>
+          <w:rFonts w:hint="default" w:ascii="Times New Roman" w:hAnsi="Times New Roman" w:cs="Times New Roman"/>
+          <w:b w:val="0"/>
+          <w:bCs w:val="0"/>
+          <w:sz w:val="28"/>
+          <w:szCs w:val="28"/>
+          <w:lang w:val="ru-RU"/>
+        </w:rPr>
+        <w:br w:type="textWrapping"/>
+      </w:r>
+      <w:r>
+        <w:rPr>
+          <w:rFonts w:hint="default" w:ascii="Times New Roman" w:hAnsi="Times New Roman" w:cs="Times New Roman"/>
+          <w:b w:val="0"/>
+          <w:bCs w:val="0"/>
+          <w:sz w:val="28"/>
+          <w:szCs w:val="28"/>
+          <w:lang w:val="ru-RU"/>
+        </w:rPr>
+        <w:t xml:space="preserve">    encrypted = cipher.encrypt(secret_data.encode())</w:t>
+      </w:r>
+      <w:r>
+        <w:rPr>
+          <w:rFonts w:hint="default" w:ascii="Times New Roman" w:hAnsi="Times New Roman" w:cs="Times New Roman"/>
+          <w:b w:val="0"/>
+          <w:bCs w:val="0"/>
+          <w:sz w:val="28"/>
+          <w:szCs w:val="28"/>
+          <w:lang w:val="ru-RU"/>
+        </w:rPr>
+        <w:br w:type="textWrapping"/>
+      </w:r>
+      <w:r>
+        <w:rPr>
+          <w:rFonts w:hint="default" w:ascii="Times New Roman" w:hAnsi="Times New Roman" w:cs="Times New Roman"/>
+          <w:b w:val="0"/>
+          <w:bCs w:val="0"/>
+          <w:sz w:val="28"/>
+          <w:szCs w:val="28"/>
+          <w:lang w:val="ru-RU"/>
+        </w:rPr>
+        <w:br w:type="textWrapping"/>
+      </w:r>
+      <w:r>
+        <w:rPr>
+          <w:rFonts w:hint="default" w:ascii="Times New Roman" w:hAnsi="Times New Roman" w:cs="Times New Roman"/>
+          <w:b w:val="0"/>
+          <w:bCs w:val="0"/>
+          <w:sz w:val="28"/>
+          <w:szCs w:val="28"/>
+          <w:lang w:val="ru-RU"/>
+        </w:rPr>
+        <w:t xml:space="preserve">    return {</w:t>
+      </w:r>
+      <w:r>
+        <w:rPr>
+          <w:rFonts w:hint="default" w:ascii="Times New Roman" w:hAnsi="Times New Roman" w:cs="Times New Roman"/>
+          <w:b w:val="0"/>
+          <w:bCs w:val="0"/>
+          <w:sz w:val="28"/>
+          <w:szCs w:val="28"/>
+          <w:lang w:val="ru-RU"/>
+        </w:rPr>
+        <w:br w:type="textWrapping"/>
+      </w:r>
+      <w:r>
+        <w:rPr>
+          <w:rFonts w:hint="default" w:ascii="Times New Roman" w:hAnsi="Times New Roman" w:cs="Times New Roman"/>
+          <w:b w:val="0"/>
+          <w:bCs w:val="0"/>
+          <w:sz w:val="28"/>
+          <w:szCs w:val="28"/>
+          <w:lang w:val="ru-RU"/>
+        </w:rPr>
+        <w:t xml:space="preserve">        "massage": f"Hello, {user}! Here is your encrypted data.",</w:t>
+      </w:r>
+      <w:r>
+        <w:rPr>
+          <w:rFonts w:hint="default" w:ascii="Times New Roman" w:hAnsi="Times New Roman" w:cs="Times New Roman"/>
+          <w:b w:val="0"/>
+          <w:bCs w:val="0"/>
+          <w:sz w:val="28"/>
+          <w:szCs w:val="28"/>
+          <w:lang w:val="ru-RU"/>
+        </w:rPr>
+        <w:br w:type="textWrapping"/>
+      </w:r>
+      <w:r>
+        <w:rPr>
+          <w:rFonts w:hint="default" w:ascii="Times New Roman" w:hAnsi="Times New Roman" w:cs="Times New Roman"/>
+          <w:b w:val="0"/>
+          <w:bCs w:val="0"/>
+          <w:sz w:val="28"/>
+          <w:szCs w:val="28"/>
+          <w:lang w:val="ru-RU"/>
+        </w:rPr>
+        <w:t xml:space="preserve">        "secret_data": secret_data,</w:t>
+      </w:r>
+      <w:r>
+        <w:rPr>
+          <w:rFonts w:hint="default" w:ascii="Times New Roman" w:hAnsi="Times New Roman" w:cs="Times New Roman"/>
+          <w:b w:val="0"/>
+          <w:bCs w:val="0"/>
+          <w:sz w:val="28"/>
+          <w:szCs w:val="28"/>
+          <w:lang w:val="ru-RU"/>
+        </w:rPr>
+        <w:br w:type="textWrapping"/>
+      </w:r>
+      <w:r>
+        <w:rPr>
+          <w:rFonts w:hint="default" w:ascii="Times New Roman" w:hAnsi="Times New Roman" w:cs="Times New Roman"/>
+          <w:b w:val="0"/>
+          <w:bCs w:val="0"/>
+          <w:sz w:val="28"/>
+          <w:szCs w:val="28"/>
+          <w:lang w:val="ru-RU"/>
+        </w:rPr>
+        <w:t xml:space="preserve">        "encrypted_data": encrypted.decode(),</w:t>
+      </w:r>
+      <w:r>
+        <w:rPr>
+          <w:rFonts w:hint="default" w:ascii="Times New Roman" w:hAnsi="Times New Roman" w:cs="Times New Roman"/>
+          <w:b w:val="0"/>
+          <w:bCs w:val="0"/>
+          <w:sz w:val="28"/>
+          <w:szCs w:val="28"/>
+          <w:lang w:val="ru-RU"/>
+        </w:rPr>
+        <w:br w:type="textWrapping"/>
+      </w:r>
+      <w:r>
+        <w:rPr>
+          <w:rFonts w:hint="default" w:ascii="Times New Roman" w:hAnsi="Times New Roman" w:cs="Times New Roman"/>
+          <w:b w:val="0"/>
+          <w:bCs w:val="0"/>
+          <w:sz w:val="28"/>
+          <w:szCs w:val="28"/>
+          <w:lang w:val="ru-RU"/>
+        </w:rPr>
+        <w:t xml:space="preserve">        "encryption_key": FERNET_KEY.decode()</w:t>
+      </w:r>
+      <w:r>
+        <w:rPr>
+          <w:rFonts w:hint="default" w:ascii="Times New Roman" w:hAnsi="Times New Roman" w:cs="Times New Roman"/>
+          <w:b w:val="0"/>
+          <w:bCs w:val="0"/>
+          <w:sz w:val="28"/>
+          <w:szCs w:val="28"/>
+          <w:lang w:val="ru-RU"/>
+        </w:rPr>
+        <w:br w:type="textWrapping"/>
+      </w:r>
+      <w:r>
+        <w:rPr>
+          <w:rFonts w:hint="default" w:ascii="Times New Roman" w:hAnsi="Times New Roman" w:cs="Times New Roman"/>
+          <w:b w:val="0"/>
+          <w:bCs w:val="0"/>
+          <w:sz w:val="28"/>
+          <w:szCs w:val="28"/>
+          <w:lang w:val="ru-RU"/>
+        </w:rPr>
+        <w:t xml:space="preserve">    }</w:t>
+      </w:r>
+    </w:p>
+    <w:p>
+      <w:pPr>
+        <w:spacing w:line="360" w:lineRule="auto"/>
+        <w:jc w:val="center"/>
+        <w:rPr>
+          <w:rFonts w:hint="default" w:ascii="Times New Roman" w:hAnsi="Times New Roman" w:cs="Times New Roman"/>
+          <w:b/>
+          <w:bCs/>
+          <w:sz w:val="28"/>
+          <w:szCs w:val="28"/>
+          <w:lang w:val="ru-RU"/>
+        </w:rPr>
+      </w:pPr>
+      <w:r>
+        <w:rPr>
+          <w:rFonts w:hint="default" w:ascii="Times New Roman" w:hAnsi="Times New Roman" w:cs="Times New Roman"/>
+          <w:b/>
+          <w:bCs/>
+          <w:sz w:val="28"/>
+          <w:szCs w:val="28"/>
+          <w:lang w:val="ru-RU"/>
+        </w:rPr>
+        <w:t>Приложение 3. Код страницы авторизации</w:t>
+      </w:r>
+    </w:p>
+    <w:p>
+      <w:pPr>
+        <w:spacing w:line="360" w:lineRule="auto"/>
+        <w:jc w:val="both"/>
+        <w:rPr>
+          <w:rFonts w:hint="default" w:ascii="Times New Roman" w:hAnsi="Times New Roman" w:cs="Times New Roman"/>
+          <w:b w:val="0"/>
+          <w:bCs w:val="0"/>
+          <w:sz w:val="28"/>
+          <w:szCs w:val="28"/>
+          <w:lang w:val="ru-RU"/>
+        </w:rPr>
+      </w:pPr>
+      <w:r>
+        <w:rPr>
+          <w:rFonts w:hint="default" w:ascii="Times New Roman" w:hAnsi="Times New Roman" w:cs="Times New Roman"/>
+          <w:b w:val="0"/>
+          <w:bCs w:val="0"/>
+          <w:sz w:val="28"/>
+          <w:szCs w:val="28"/>
+          <w:lang w:val="ru-RU"/>
+        </w:rPr>
+        <w:t>&lt;!DOCTYPE html&gt;</w:t>
+      </w:r>
+      <w:r>
+        <w:rPr>
+          <w:rFonts w:hint="default" w:ascii="Times New Roman" w:hAnsi="Times New Roman" w:cs="Times New Roman"/>
+          <w:b w:val="0"/>
+          <w:bCs w:val="0"/>
+          <w:sz w:val="28"/>
+          <w:szCs w:val="28"/>
+          <w:lang w:val="ru-RU"/>
+        </w:rPr>
+        <w:br w:type="textWrapping"/>
+      </w:r>
+      <w:r>
+        <w:rPr>
+          <w:rFonts w:hint="default" w:ascii="Times New Roman" w:hAnsi="Times New Roman" w:cs="Times New Roman"/>
+          <w:b w:val="0"/>
+          <w:bCs w:val="0"/>
+          <w:sz w:val="28"/>
+          <w:szCs w:val="28"/>
+          <w:lang w:val="ru-RU"/>
+        </w:rPr>
+        <w:t>&lt;html lang="ru"&gt;</w:t>
+      </w:r>
+      <w:r>
+        <w:rPr>
+          <w:rFonts w:hint="default" w:ascii="Times New Roman" w:hAnsi="Times New Roman" w:cs="Times New Roman"/>
+          <w:b w:val="0"/>
+          <w:bCs w:val="0"/>
+          <w:sz w:val="28"/>
+          <w:szCs w:val="28"/>
+          <w:lang w:val="ru-RU"/>
+        </w:rPr>
+        <w:br w:type="textWrapping"/>
+      </w:r>
+      <w:r>
+        <w:rPr>
+          <w:rFonts w:hint="default" w:ascii="Times New Roman" w:hAnsi="Times New Roman" w:cs="Times New Roman"/>
+          <w:b w:val="0"/>
+          <w:bCs w:val="0"/>
+          <w:sz w:val="28"/>
+          <w:szCs w:val="28"/>
+          <w:lang w:val="ru-RU"/>
+        </w:rPr>
+        <w:t>&lt;head&gt;</w:t>
+      </w:r>
+      <w:r>
+        <w:rPr>
+          <w:rFonts w:hint="default" w:ascii="Times New Roman" w:hAnsi="Times New Roman" w:cs="Times New Roman"/>
+          <w:b w:val="0"/>
+          <w:bCs w:val="0"/>
+          <w:sz w:val="28"/>
+          <w:szCs w:val="28"/>
+          <w:lang w:val="ru-RU"/>
+        </w:rPr>
+        <w:br w:type="textWrapping"/>
+      </w:r>
+      <w:r>
+        <w:rPr>
+          <w:rFonts w:hint="default" w:ascii="Times New Roman" w:hAnsi="Times New Roman" w:cs="Times New Roman"/>
+          <w:b w:val="0"/>
+          <w:bCs w:val="0"/>
+          <w:sz w:val="28"/>
+          <w:szCs w:val="28"/>
+          <w:lang w:val="ru-RU"/>
+        </w:rPr>
+        <w:t xml:space="preserve">    &lt;meta charset="UTF-8"&gt;</w:t>
+      </w:r>
+      <w:r>
+        <w:rPr>
+          <w:rFonts w:hint="default" w:ascii="Times New Roman" w:hAnsi="Times New Roman" w:cs="Times New Roman"/>
+          <w:b w:val="0"/>
+          <w:bCs w:val="0"/>
+          <w:sz w:val="28"/>
+          <w:szCs w:val="28"/>
+          <w:lang w:val="ru-RU"/>
+        </w:rPr>
+        <w:br w:type="textWrapping"/>
+      </w:r>
+      <w:r>
+        <w:rPr>
+          <w:rFonts w:hint="default" w:ascii="Times New Roman" w:hAnsi="Times New Roman" w:cs="Times New Roman"/>
+          <w:b w:val="0"/>
+          <w:bCs w:val="0"/>
+          <w:sz w:val="28"/>
+          <w:szCs w:val="28"/>
+          <w:lang w:val="ru-RU"/>
+        </w:rPr>
+        <w:t xml:space="preserve">    &lt;title&gt;Secure Microservices Demo&lt;/title&gt;</w:t>
+      </w:r>
+      <w:r>
+        <w:rPr>
+          <w:rFonts w:hint="default" w:ascii="Times New Roman" w:hAnsi="Times New Roman" w:cs="Times New Roman"/>
+          <w:b w:val="0"/>
+          <w:bCs w:val="0"/>
+          <w:sz w:val="28"/>
+          <w:szCs w:val="28"/>
+          <w:lang w:val="ru-RU"/>
+        </w:rPr>
+        <w:br w:type="textWrapping"/>
+      </w:r>
+      <w:r>
+        <w:rPr>
+          <w:rFonts w:hint="default" w:ascii="Times New Roman" w:hAnsi="Times New Roman" w:cs="Times New Roman"/>
+          <w:b w:val="0"/>
+          <w:bCs w:val="0"/>
+          <w:sz w:val="28"/>
+          <w:szCs w:val="28"/>
+          <w:lang w:val="ru-RU"/>
+        </w:rPr>
+        <w:t>&lt;/head&gt;</w:t>
+      </w:r>
+      <w:r>
+        <w:rPr>
+          <w:rFonts w:hint="default" w:ascii="Times New Roman" w:hAnsi="Times New Roman" w:cs="Times New Roman"/>
+          <w:b w:val="0"/>
+          <w:bCs w:val="0"/>
+          <w:sz w:val="28"/>
+          <w:szCs w:val="28"/>
+          <w:lang w:val="ru-RU"/>
+        </w:rPr>
+        <w:br w:type="textWrapping"/>
+      </w:r>
+      <w:r>
+        <w:rPr>
+          <w:rFonts w:hint="default" w:ascii="Times New Roman" w:hAnsi="Times New Roman" w:cs="Times New Roman"/>
+          <w:b w:val="0"/>
+          <w:bCs w:val="0"/>
+          <w:sz w:val="28"/>
+          <w:szCs w:val="28"/>
+          <w:lang w:val="ru-RU"/>
+        </w:rPr>
+        <w:t>&lt;body&gt;</w:t>
+      </w:r>
+      <w:r>
+        <w:rPr>
+          <w:rFonts w:hint="default" w:ascii="Times New Roman" w:hAnsi="Times New Roman" w:cs="Times New Roman"/>
+          <w:b w:val="0"/>
+          <w:bCs w:val="0"/>
+          <w:sz w:val="28"/>
+          <w:szCs w:val="28"/>
+          <w:lang w:val="ru-RU"/>
+        </w:rPr>
+        <w:br w:type="textWrapping"/>
+      </w:r>
+      <w:r>
+        <w:rPr>
+          <w:rFonts w:hint="default" w:ascii="Times New Roman" w:hAnsi="Times New Roman" w:cs="Times New Roman"/>
+          <w:b w:val="0"/>
+          <w:bCs w:val="0"/>
+          <w:sz w:val="28"/>
+          <w:szCs w:val="28"/>
+          <w:lang w:val="ru-RU"/>
+        </w:rPr>
+        <w:t>&lt;h2&gt;Авторизация&lt;/h2&gt;</w:t>
+      </w:r>
+      <w:r>
+        <w:rPr>
+          <w:rFonts w:hint="default" w:ascii="Times New Roman" w:hAnsi="Times New Roman" w:cs="Times New Roman"/>
+          <w:b w:val="0"/>
+          <w:bCs w:val="0"/>
+          <w:sz w:val="28"/>
+          <w:szCs w:val="28"/>
+          <w:lang w:val="ru-RU"/>
+        </w:rPr>
+        <w:br w:type="textWrapping"/>
+      </w:r>
+      <w:r>
+        <w:rPr>
+          <w:rFonts w:hint="default" w:ascii="Times New Roman" w:hAnsi="Times New Roman" w:cs="Times New Roman"/>
+          <w:b w:val="0"/>
+          <w:bCs w:val="0"/>
+          <w:sz w:val="28"/>
+          <w:szCs w:val="28"/>
+          <w:lang w:val="ru-RU"/>
+        </w:rPr>
+        <w:t>&lt;input id="username" placeholder="Username" value="admin"&gt;</w:t>
+      </w:r>
+      <w:r>
+        <w:rPr>
+          <w:rFonts w:hint="default" w:ascii="Times New Roman" w:hAnsi="Times New Roman" w:cs="Times New Roman"/>
+          <w:b w:val="0"/>
+          <w:bCs w:val="0"/>
+          <w:sz w:val="28"/>
+          <w:szCs w:val="28"/>
+          <w:lang w:val="ru-RU"/>
+        </w:rPr>
+        <w:br w:type="textWrapping"/>
+      </w:r>
+      <w:r>
+        <w:rPr>
+          <w:rFonts w:hint="default" w:ascii="Times New Roman" w:hAnsi="Times New Roman" w:cs="Times New Roman"/>
+          <w:b w:val="0"/>
+          <w:bCs w:val="0"/>
+          <w:sz w:val="28"/>
+          <w:szCs w:val="28"/>
+          <w:lang w:val="ru-RU"/>
+        </w:rPr>
+        <w:t>&lt;br&gt;&lt;br&gt;</w:t>
+      </w:r>
+      <w:r>
+        <w:rPr>
+          <w:rFonts w:hint="default" w:ascii="Times New Roman" w:hAnsi="Times New Roman" w:cs="Times New Roman"/>
+          <w:b w:val="0"/>
+          <w:bCs w:val="0"/>
+          <w:sz w:val="28"/>
+          <w:szCs w:val="28"/>
+          <w:lang w:val="ru-RU"/>
+        </w:rPr>
+        <w:br w:type="textWrapping"/>
+      </w:r>
+      <w:r>
+        <w:rPr>
+          <w:rFonts w:hint="default" w:ascii="Times New Roman" w:hAnsi="Times New Roman" w:cs="Times New Roman"/>
+          <w:b w:val="0"/>
+          <w:bCs w:val="0"/>
+          <w:sz w:val="28"/>
+          <w:szCs w:val="28"/>
+          <w:lang w:val="ru-RU"/>
+        </w:rPr>
+        <w:t>&lt;input id="password" type="password" placeholder="Password" value="password123"&gt;</w:t>
+      </w:r>
+      <w:r>
+        <w:rPr>
+          <w:rFonts w:hint="default" w:ascii="Times New Roman" w:hAnsi="Times New Roman" w:cs="Times New Roman"/>
+          <w:b w:val="0"/>
+          <w:bCs w:val="0"/>
+          <w:sz w:val="28"/>
+          <w:szCs w:val="28"/>
+          <w:lang w:val="ru-RU"/>
+        </w:rPr>
+        <w:br w:type="textWrapping"/>
+      </w:r>
+      <w:r>
+        <w:rPr>
+          <w:rFonts w:hint="default" w:ascii="Times New Roman" w:hAnsi="Times New Roman" w:cs="Times New Roman"/>
+          <w:b w:val="0"/>
+          <w:bCs w:val="0"/>
+          <w:sz w:val="28"/>
+          <w:szCs w:val="28"/>
+          <w:lang w:val="ru-RU"/>
+        </w:rPr>
+        <w:t>&lt;br&gt;&lt;br&gt;</w:t>
+      </w:r>
+      <w:r>
+        <w:rPr>
+          <w:rFonts w:hint="default" w:ascii="Times New Roman" w:hAnsi="Times New Roman" w:cs="Times New Roman"/>
+          <w:b w:val="0"/>
+          <w:bCs w:val="0"/>
+          <w:sz w:val="28"/>
+          <w:szCs w:val="28"/>
+          <w:lang w:val="ru-RU"/>
+        </w:rPr>
+        <w:br w:type="textWrapping"/>
+      </w:r>
+      <w:r>
+        <w:rPr>
+          <w:rFonts w:hint="default" w:ascii="Times New Roman" w:hAnsi="Times New Roman" w:cs="Times New Roman"/>
+          <w:b w:val="0"/>
+          <w:bCs w:val="0"/>
+          <w:sz w:val="28"/>
+          <w:szCs w:val="28"/>
+          <w:lang w:val="ru-RU"/>
+        </w:rPr>
+        <w:t>&lt;button onclick="login()"&gt;Войти&lt;/button&gt;</w:t>
+      </w:r>
+      <w:r>
+        <w:rPr>
+          <w:rFonts w:hint="default" w:ascii="Times New Roman" w:hAnsi="Times New Roman" w:cs="Times New Roman"/>
+          <w:b w:val="0"/>
+          <w:bCs w:val="0"/>
+          <w:sz w:val="28"/>
+          <w:szCs w:val="28"/>
+          <w:lang w:val="ru-RU"/>
+        </w:rPr>
+        <w:br w:type="textWrapping"/>
+      </w:r>
+      <w:r>
+        <w:rPr>
+          <w:rFonts w:hint="default" w:ascii="Times New Roman" w:hAnsi="Times New Roman" w:cs="Times New Roman"/>
+          <w:b w:val="0"/>
+          <w:bCs w:val="0"/>
+          <w:sz w:val="28"/>
+          <w:szCs w:val="28"/>
+          <w:lang w:val="ru-RU"/>
+        </w:rPr>
+        <w:t>&lt;h3 id="loginStatus"&gt;&lt;/h3&gt;</w:t>
+      </w:r>
+      <w:r>
+        <w:rPr>
+          <w:rFonts w:hint="default" w:ascii="Times New Roman" w:hAnsi="Times New Roman" w:cs="Times New Roman"/>
+          <w:b w:val="0"/>
+          <w:bCs w:val="0"/>
+          <w:sz w:val="28"/>
+          <w:szCs w:val="28"/>
+          <w:lang w:val="ru-RU"/>
+        </w:rPr>
+        <w:br w:type="textWrapping"/>
+      </w:r>
+      <w:r>
+        <w:rPr>
+          <w:rFonts w:hint="default" w:ascii="Times New Roman" w:hAnsi="Times New Roman" w:cs="Times New Roman"/>
+          <w:b w:val="0"/>
+          <w:bCs w:val="0"/>
+          <w:sz w:val="28"/>
+          <w:szCs w:val="28"/>
+          <w:lang w:val="ru-RU"/>
+        </w:rPr>
+        <w:t>&lt;hr&gt;</w:t>
+      </w:r>
+      <w:r>
+        <w:rPr>
+          <w:rFonts w:hint="default" w:ascii="Times New Roman" w:hAnsi="Times New Roman" w:cs="Times New Roman"/>
+          <w:b w:val="0"/>
+          <w:bCs w:val="0"/>
+          <w:sz w:val="28"/>
+          <w:szCs w:val="28"/>
+          <w:lang w:val="ru-RU"/>
+        </w:rPr>
+        <w:br w:type="textWrapping"/>
+      </w:r>
+      <w:r>
+        <w:rPr>
+          <w:rFonts w:hint="default" w:ascii="Times New Roman" w:hAnsi="Times New Roman" w:cs="Times New Roman"/>
+          <w:b w:val="0"/>
+          <w:bCs w:val="0"/>
+          <w:sz w:val="28"/>
+          <w:szCs w:val="28"/>
+          <w:lang w:val="ru-RU"/>
+        </w:rPr>
+        <w:t>&lt;button onclick="getData()"&gt;Получить секретные данные&lt;/button&gt;</w:t>
+      </w:r>
+      <w:r>
+        <w:rPr>
+          <w:rFonts w:hint="default" w:ascii="Times New Roman" w:hAnsi="Times New Roman" w:cs="Times New Roman"/>
+          <w:b w:val="0"/>
+          <w:bCs w:val="0"/>
+          <w:sz w:val="28"/>
+          <w:szCs w:val="28"/>
+          <w:lang w:val="ru-RU"/>
+        </w:rPr>
+        <w:br w:type="textWrapping"/>
+      </w:r>
+      <w:r>
+        <w:rPr>
+          <w:rFonts w:hint="default" w:ascii="Times New Roman" w:hAnsi="Times New Roman" w:cs="Times New Roman"/>
+          <w:b w:val="0"/>
+          <w:bCs w:val="0"/>
+          <w:sz w:val="28"/>
+          <w:szCs w:val="28"/>
+          <w:lang w:val="ru-RU"/>
+        </w:rPr>
+        <w:t>&lt;h3 id="result"&gt;&lt;/h3&gt;</w:t>
+      </w:r>
+      <w:r>
+        <w:rPr>
+          <w:rFonts w:hint="default" w:ascii="Times New Roman" w:hAnsi="Times New Roman" w:cs="Times New Roman"/>
+          <w:b w:val="0"/>
+          <w:bCs w:val="0"/>
+          <w:sz w:val="28"/>
+          <w:szCs w:val="28"/>
+          <w:lang w:val="ru-RU"/>
+        </w:rPr>
+        <w:br w:type="textWrapping"/>
+      </w:r>
+      <w:r>
+        <w:rPr>
+          <w:rFonts w:hint="default" w:ascii="Times New Roman" w:hAnsi="Times New Roman" w:cs="Times New Roman"/>
+          <w:b w:val="0"/>
+          <w:bCs w:val="0"/>
+          <w:sz w:val="28"/>
+          <w:szCs w:val="28"/>
+          <w:lang w:val="ru-RU"/>
+        </w:rPr>
+        <w:t>&lt;script&gt;</w:t>
+      </w:r>
+      <w:r>
+        <w:rPr>
+          <w:rFonts w:hint="default" w:ascii="Times New Roman" w:hAnsi="Times New Roman" w:cs="Times New Roman"/>
+          <w:b w:val="0"/>
+          <w:bCs w:val="0"/>
+          <w:sz w:val="28"/>
+          <w:szCs w:val="28"/>
+          <w:lang w:val="ru-RU"/>
+        </w:rPr>
+        <w:br w:type="textWrapping"/>
+      </w:r>
+      <w:r>
+        <w:rPr>
+          <w:rFonts w:hint="default" w:ascii="Times New Roman" w:hAnsi="Times New Roman" w:cs="Times New Roman"/>
+          <w:b w:val="0"/>
+          <w:bCs w:val="0"/>
+          <w:sz w:val="28"/>
+          <w:szCs w:val="28"/>
+          <w:lang w:val="ru-RU"/>
+        </w:rPr>
+        <w:t>let token = null;</w:t>
+      </w:r>
+      <w:r>
+        <w:rPr>
+          <w:rFonts w:hint="default" w:ascii="Times New Roman" w:hAnsi="Times New Roman" w:cs="Times New Roman"/>
+          <w:b w:val="0"/>
+          <w:bCs w:val="0"/>
+          <w:sz w:val="28"/>
+          <w:szCs w:val="28"/>
+          <w:lang w:val="ru-RU"/>
+        </w:rPr>
+        <w:br w:type="textWrapping"/>
+      </w:r>
+      <w:r>
+        <w:rPr>
+          <w:rFonts w:hint="default" w:ascii="Times New Roman" w:hAnsi="Times New Roman" w:cs="Times New Roman"/>
+          <w:b w:val="0"/>
+          <w:bCs w:val="0"/>
+          <w:sz w:val="28"/>
+          <w:szCs w:val="28"/>
+          <w:lang w:val="ru-RU"/>
+        </w:rPr>
+        <w:t>let loggedIn = false;</w:t>
+      </w:r>
+      <w:r>
+        <w:rPr>
+          <w:rFonts w:hint="default" w:ascii="Times New Roman" w:hAnsi="Times New Roman" w:cs="Times New Roman"/>
+          <w:b w:val="0"/>
+          <w:bCs w:val="0"/>
+          <w:sz w:val="28"/>
+          <w:szCs w:val="28"/>
+          <w:lang w:val="ru-RU"/>
+        </w:rPr>
+        <w:br w:type="textWrapping"/>
+      </w:r>
+      <w:r>
+        <w:rPr>
+          <w:rFonts w:hint="default" w:ascii="Times New Roman" w:hAnsi="Times New Roman" w:cs="Times New Roman"/>
+          <w:b w:val="0"/>
+          <w:bCs w:val="0"/>
+          <w:sz w:val="28"/>
+          <w:szCs w:val="28"/>
+          <w:lang w:val="ru-RU"/>
+        </w:rPr>
+        <w:t>async function login() {</w:t>
+      </w:r>
+      <w:r>
+        <w:rPr>
+          <w:rFonts w:hint="default" w:ascii="Times New Roman" w:hAnsi="Times New Roman" w:cs="Times New Roman"/>
+          <w:b w:val="0"/>
+          <w:bCs w:val="0"/>
+          <w:sz w:val="28"/>
+          <w:szCs w:val="28"/>
+          <w:lang w:val="ru-RU"/>
+        </w:rPr>
+        <w:br w:type="textWrapping"/>
+      </w:r>
+      <w:r>
+        <w:rPr>
+          <w:rFonts w:hint="default" w:ascii="Times New Roman" w:hAnsi="Times New Roman" w:cs="Times New Roman"/>
+          <w:b w:val="0"/>
+          <w:bCs w:val="0"/>
+          <w:sz w:val="28"/>
+          <w:szCs w:val="28"/>
+          <w:lang w:val="ru-RU"/>
+        </w:rPr>
+        <w:t xml:space="preserve">    if (loggedIn) {</w:t>
+      </w:r>
+      <w:r>
+        <w:rPr>
+          <w:rFonts w:hint="default" w:ascii="Times New Roman" w:hAnsi="Times New Roman" w:cs="Times New Roman"/>
+          <w:b w:val="0"/>
+          <w:bCs w:val="0"/>
+          <w:sz w:val="28"/>
+          <w:szCs w:val="28"/>
+          <w:lang w:val="ru-RU"/>
+        </w:rPr>
+        <w:br w:type="textWrapping"/>
+      </w:r>
+      <w:r>
+        <w:rPr>
+          <w:rFonts w:hint="default" w:ascii="Times New Roman" w:hAnsi="Times New Roman" w:cs="Times New Roman"/>
+          <w:b w:val="0"/>
+          <w:bCs w:val="0"/>
+          <w:sz w:val="28"/>
+          <w:szCs w:val="28"/>
+          <w:lang w:val="ru-RU"/>
+        </w:rPr>
+        <w:t xml:space="preserve">        token = null;</w:t>
+      </w:r>
+      <w:r>
+        <w:rPr>
+          <w:rFonts w:hint="default" w:ascii="Times New Roman" w:hAnsi="Times New Roman" w:cs="Times New Roman"/>
+          <w:b w:val="0"/>
+          <w:bCs w:val="0"/>
+          <w:sz w:val="28"/>
+          <w:szCs w:val="28"/>
+          <w:lang w:val="ru-RU"/>
+        </w:rPr>
+        <w:br w:type="textWrapping"/>
+      </w:r>
+      <w:r>
+        <w:rPr>
+          <w:rFonts w:hint="default" w:ascii="Times New Roman" w:hAnsi="Times New Roman" w:cs="Times New Roman"/>
+          <w:b w:val="0"/>
+          <w:bCs w:val="0"/>
+          <w:sz w:val="28"/>
+          <w:szCs w:val="28"/>
+          <w:lang w:val="ru-RU"/>
+        </w:rPr>
+        <w:t xml:space="preserve">        loggedIn = false;</w:t>
+      </w:r>
+      <w:r>
+        <w:rPr>
+          <w:rFonts w:hint="default" w:ascii="Times New Roman" w:hAnsi="Times New Roman" w:cs="Times New Roman"/>
+          <w:b w:val="0"/>
+          <w:bCs w:val="0"/>
+          <w:sz w:val="28"/>
+          <w:szCs w:val="28"/>
+          <w:lang w:val="ru-RU"/>
+        </w:rPr>
+        <w:br w:type="textWrapping"/>
+      </w:r>
+      <w:r>
+        <w:rPr>
+          <w:rFonts w:hint="default" w:ascii="Times New Roman" w:hAnsi="Times New Roman" w:cs="Times New Roman"/>
+          <w:b w:val="0"/>
+          <w:bCs w:val="0"/>
+          <w:sz w:val="28"/>
+          <w:szCs w:val="28"/>
+          <w:lang w:val="ru-RU"/>
+        </w:rPr>
+        <w:t xml:space="preserve">        document.getElementById("loginStatus").innerText =</w:t>
+      </w:r>
+      <w:r>
+        <w:rPr>
+          <w:rFonts w:hint="default" w:ascii="Times New Roman" w:hAnsi="Times New Roman" w:cs="Times New Roman"/>
+          <w:b w:val="0"/>
+          <w:bCs w:val="0"/>
+          <w:sz w:val="28"/>
+          <w:szCs w:val="28"/>
+          <w:lang w:val="ru-RU"/>
+        </w:rPr>
+        <w:br w:type="textWrapping"/>
+      </w:r>
+      <w:r>
+        <w:rPr>
+          <w:rFonts w:hint="default" w:ascii="Times New Roman" w:hAnsi="Times New Roman" w:cs="Times New Roman"/>
+          <w:b w:val="0"/>
+          <w:bCs w:val="0"/>
+          <w:sz w:val="28"/>
+          <w:szCs w:val="28"/>
+          <w:lang w:val="ru-RU"/>
+        </w:rPr>
+        <w:t xml:space="preserve">            "Вы вышли из аккаунта";</w:t>
+      </w:r>
+      <w:r>
+        <w:rPr>
+          <w:rFonts w:hint="default" w:ascii="Times New Roman" w:hAnsi="Times New Roman" w:cs="Times New Roman"/>
+          <w:b w:val="0"/>
+          <w:bCs w:val="0"/>
+          <w:sz w:val="28"/>
+          <w:szCs w:val="28"/>
+          <w:lang w:val="ru-RU"/>
+        </w:rPr>
+        <w:br w:type="textWrapping"/>
+      </w:r>
+      <w:r>
+        <w:rPr>
+          <w:rFonts w:hint="default" w:ascii="Times New Roman" w:hAnsi="Times New Roman" w:cs="Times New Roman"/>
+          <w:b w:val="0"/>
+          <w:bCs w:val="0"/>
+          <w:sz w:val="28"/>
+          <w:szCs w:val="28"/>
+          <w:lang w:val="ru-RU"/>
+        </w:rPr>
+        <w:t xml:space="preserve">        document.querySelector("button").innerText = "Войти";</w:t>
+      </w:r>
+      <w:r>
+        <w:rPr>
+          <w:rFonts w:hint="default" w:ascii="Times New Roman" w:hAnsi="Times New Roman" w:cs="Times New Roman"/>
+          <w:b w:val="0"/>
+          <w:bCs w:val="0"/>
+          <w:sz w:val="28"/>
+          <w:szCs w:val="28"/>
+          <w:lang w:val="ru-RU"/>
+        </w:rPr>
+        <w:br w:type="textWrapping"/>
+      </w:r>
+      <w:r>
+        <w:rPr>
+          <w:rFonts w:hint="default" w:ascii="Times New Roman" w:hAnsi="Times New Roman" w:cs="Times New Roman"/>
+          <w:b w:val="0"/>
+          <w:bCs w:val="0"/>
+          <w:sz w:val="28"/>
+          <w:szCs w:val="28"/>
+          <w:lang w:val="ru-RU"/>
+        </w:rPr>
+        <w:t xml:space="preserve">        document.getElementById("result").innerText = "";</w:t>
+      </w:r>
+      <w:r>
+        <w:rPr>
+          <w:rFonts w:hint="default" w:ascii="Times New Roman" w:hAnsi="Times New Roman" w:cs="Times New Roman"/>
+          <w:b w:val="0"/>
+          <w:bCs w:val="0"/>
+          <w:sz w:val="28"/>
+          <w:szCs w:val="28"/>
+          <w:lang w:val="ru-RU"/>
+        </w:rPr>
+        <w:br w:type="textWrapping"/>
+      </w:r>
+      <w:r>
+        <w:rPr>
+          <w:rFonts w:hint="default" w:ascii="Times New Roman" w:hAnsi="Times New Roman" w:cs="Times New Roman"/>
+          <w:b w:val="0"/>
+          <w:bCs w:val="0"/>
+          <w:sz w:val="28"/>
+          <w:szCs w:val="28"/>
+          <w:lang w:val="ru-RU"/>
+        </w:rPr>
+        <w:br w:type="textWrapping"/>
+      </w:r>
+      <w:r>
+        <w:rPr>
+          <w:rFonts w:hint="default" w:ascii="Times New Roman" w:hAnsi="Times New Roman" w:cs="Times New Roman"/>
+          <w:b w:val="0"/>
+          <w:bCs w:val="0"/>
+          <w:sz w:val="28"/>
+          <w:szCs w:val="28"/>
+          <w:lang w:val="ru-RU"/>
+        </w:rPr>
+        <w:t xml:space="preserve">        return;</w:t>
+      </w:r>
+      <w:r>
+        <w:rPr>
+          <w:rFonts w:hint="default" w:ascii="Times New Roman" w:hAnsi="Times New Roman" w:cs="Times New Roman"/>
+          <w:b w:val="0"/>
+          <w:bCs w:val="0"/>
+          <w:sz w:val="28"/>
+          <w:szCs w:val="28"/>
+          <w:lang w:val="ru-RU"/>
+        </w:rPr>
+        <w:br w:type="textWrapping"/>
+      </w:r>
+      <w:r>
+        <w:rPr>
+          <w:rFonts w:hint="default" w:ascii="Times New Roman" w:hAnsi="Times New Roman" w:cs="Times New Roman"/>
+          <w:b w:val="0"/>
+          <w:bCs w:val="0"/>
+          <w:sz w:val="28"/>
+          <w:szCs w:val="28"/>
+          <w:lang w:val="ru-RU"/>
+        </w:rPr>
+        <w:t xml:space="preserve">    }</w:t>
+      </w:r>
+      <w:r>
+        <w:rPr>
+          <w:rFonts w:hint="default" w:ascii="Times New Roman" w:hAnsi="Times New Roman" w:cs="Times New Roman"/>
+          <w:b w:val="0"/>
+          <w:bCs w:val="0"/>
+          <w:sz w:val="28"/>
+          <w:szCs w:val="28"/>
+          <w:lang w:val="ru-RU"/>
+        </w:rPr>
+        <w:br w:type="textWrapping"/>
+      </w:r>
+      <w:r>
+        <w:rPr>
+          <w:rFonts w:hint="default" w:ascii="Times New Roman" w:hAnsi="Times New Roman" w:cs="Times New Roman"/>
+          <w:b w:val="0"/>
+          <w:bCs w:val="0"/>
+          <w:sz w:val="28"/>
+          <w:szCs w:val="28"/>
+          <w:lang w:val="ru-RU"/>
+        </w:rPr>
+        <w:t xml:space="preserve">    const username = document.getElementById("username").value;</w:t>
+      </w:r>
+      <w:r>
+        <w:rPr>
+          <w:rFonts w:hint="default" w:ascii="Times New Roman" w:hAnsi="Times New Roman" w:cs="Times New Roman"/>
+          <w:b w:val="0"/>
+          <w:bCs w:val="0"/>
+          <w:sz w:val="28"/>
+          <w:szCs w:val="28"/>
+          <w:lang w:val="ru-RU"/>
+        </w:rPr>
+        <w:br w:type="textWrapping"/>
+      </w:r>
+      <w:r>
+        <w:rPr>
+          <w:rFonts w:hint="default" w:ascii="Times New Roman" w:hAnsi="Times New Roman" w:cs="Times New Roman"/>
+          <w:b w:val="0"/>
+          <w:bCs w:val="0"/>
+          <w:sz w:val="28"/>
+          <w:szCs w:val="28"/>
+          <w:lang w:val="ru-RU"/>
+        </w:rPr>
+        <w:t xml:space="preserve">    const password = document.getElementById("password").value;</w:t>
+      </w:r>
+      <w:r>
+        <w:rPr>
+          <w:rFonts w:hint="default" w:ascii="Times New Roman" w:hAnsi="Times New Roman" w:cs="Times New Roman"/>
+          <w:b w:val="0"/>
+          <w:bCs w:val="0"/>
+          <w:sz w:val="28"/>
+          <w:szCs w:val="28"/>
+          <w:lang w:val="ru-RU"/>
+        </w:rPr>
+        <w:br w:type="textWrapping"/>
+      </w:r>
+      <w:r>
+        <w:rPr>
+          <w:rFonts w:hint="default" w:ascii="Times New Roman" w:hAnsi="Times New Roman" w:cs="Times New Roman"/>
+          <w:b w:val="0"/>
+          <w:bCs w:val="0"/>
+          <w:sz w:val="28"/>
+          <w:szCs w:val="28"/>
+          <w:lang w:val="ru-RU"/>
+        </w:rPr>
+        <w:t xml:space="preserve">    const response = await fetch("http://localhost:8000/login", {</w:t>
+      </w:r>
+      <w:r>
+        <w:rPr>
+          <w:rFonts w:hint="default" w:ascii="Times New Roman" w:hAnsi="Times New Roman" w:cs="Times New Roman"/>
+          <w:b w:val="0"/>
+          <w:bCs w:val="0"/>
+          <w:sz w:val="28"/>
+          <w:szCs w:val="28"/>
+          <w:lang w:val="ru-RU"/>
+        </w:rPr>
+        <w:br w:type="textWrapping"/>
+      </w:r>
+      <w:r>
+        <w:rPr>
+          <w:rFonts w:hint="default" w:ascii="Times New Roman" w:hAnsi="Times New Roman" w:cs="Times New Roman"/>
+          <w:b w:val="0"/>
+          <w:bCs w:val="0"/>
+          <w:sz w:val="28"/>
+          <w:szCs w:val="28"/>
+          <w:lang w:val="ru-RU"/>
+        </w:rPr>
+        <w:t xml:space="preserve">        method: "POST",</w:t>
+      </w:r>
+      <w:r>
+        <w:rPr>
+          <w:rFonts w:hint="default" w:ascii="Times New Roman" w:hAnsi="Times New Roman" w:cs="Times New Roman"/>
+          <w:b w:val="0"/>
+          <w:bCs w:val="0"/>
+          <w:sz w:val="28"/>
+          <w:szCs w:val="28"/>
+          <w:lang w:val="ru-RU"/>
+        </w:rPr>
+        <w:br w:type="textWrapping"/>
+      </w:r>
+      <w:r>
+        <w:rPr>
+          <w:rFonts w:hint="default" w:ascii="Times New Roman" w:hAnsi="Times New Roman" w:cs="Times New Roman"/>
+          <w:b w:val="0"/>
+          <w:bCs w:val="0"/>
+          <w:sz w:val="28"/>
+          <w:szCs w:val="28"/>
+          <w:lang w:val="ru-RU"/>
+        </w:rPr>
+        <w:t xml:space="preserve">        headers: {</w:t>
+      </w:r>
+      <w:r>
+        <w:rPr>
+          <w:rFonts w:hint="default" w:ascii="Times New Roman" w:hAnsi="Times New Roman" w:cs="Times New Roman"/>
+          <w:b w:val="0"/>
+          <w:bCs w:val="0"/>
+          <w:sz w:val="28"/>
+          <w:szCs w:val="28"/>
+          <w:lang w:val="ru-RU"/>
+        </w:rPr>
+        <w:br w:type="textWrapping"/>
+      </w:r>
+      <w:r>
+        <w:rPr>
+          <w:rFonts w:hint="default" w:ascii="Times New Roman" w:hAnsi="Times New Roman" w:cs="Times New Roman"/>
+          <w:b w:val="0"/>
+          <w:bCs w:val="0"/>
+          <w:sz w:val="28"/>
+          <w:szCs w:val="28"/>
+          <w:lang w:val="ru-RU"/>
+        </w:rPr>
+        <w:t xml:space="preserve">            "Content-Type": "application/json"</w:t>
+      </w:r>
+      <w:r>
+        <w:rPr>
+          <w:rFonts w:hint="default" w:ascii="Times New Roman" w:hAnsi="Times New Roman" w:cs="Times New Roman"/>
+          <w:b w:val="0"/>
+          <w:bCs w:val="0"/>
+          <w:sz w:val="28"/>
+          <w:szCs w:val="28"/>
+          <w:lang w:val="ru-RU"/>
+        </w:rPr>
+        <w:br w:type="textWrapping"/>
+      </w:r>
+      <w:r>
+        <w:rPr>
+          <w:rFonts w:hint="default" w:ascii="Times New Roman" w:hAnsi="Times New Roman" w:cs="Times New Roman"/>
+          <w:b w:val="0"/>
+          <w:bCs w:val="0"/>
+          <w:sz w:val="28"/>
+          <w:szCs w:val="28"/>
+          <w:lang w:val="ru-RU"/>
+        </w:rPr>
+        <w:t xml:space="preserve">        },</w:t>
+      </w:r>
+      <w:r>
+        <w:rPr>
+          <w:rFonts w:hint="default" w:ascii="Times New Roman" w:hAnsi="Times New Roman" w:cs="Times New Roman"/>
+          <w:b w:val="0"/>
+          <w:bCs w:val="0"/>
+          <w:sz w:val="28"/>
+          <w:szCs w:val="28"/>
+          <w:lang w:val="ru-RU"/>
+        </w:rPr>
+        <w:br w:type="textWrapping"/>
+      </w:r>
+      <w:r>
+        <w:rPr>
+          <w:rFonts w:hint="default" w:ascii="Times New Roman" w:hAnsi="Times New Roman" w:cs="Times New Roman"/>
+          <w:b w:val="0"/>
+          <w:bCs w:val="0"/>
+          <w:sz w:val="28"/>
+          <w:szCs w:val="28"/>
+          <w:lang w:val="ru-RU"/>
+        </w:rPr>
+        <w:t xml:space="preserve">        body: JSON.stringify({</w:t>
+      </w:r>
+      <w:r>
+        <w:rPr>
+          <w:rFonts w:hint="default" w:ascii="Times New Roman" w:hAnsi="Times New Roman" w:cs="Times New Roman"/>
+          <w:b w:val="0"/>
+          <w:bCs w:val="0"/>
+          <w:sz w:val="28"/>
+          <w:szCs w:val="28"/>
+          <w:lang w:val="ru-RU"/>
+        </w:rPr>
+        <w:br w:type="textWrapping"/>
+      </w:r>
+      <w:r>
+        <w:rPr>
+          <w:rFonts w:hint="default" w:ascii="Times New Roman" w:hAnsi="Times New Roman" w:cs="Times New Roman"/>
+          <w:b w:val="0"/>
+          <w:bCs w:val="0"/>
+          <w:sz w:val="28"/>
+          <w:szCs w:val="28"/>
+          <w:lang w:val="ru-RU"/>
+        </w:rPr>
+        <w:t xml:space="preserve">            username: username,</w:t>
+      </w:r>
+      <w:r>
+        <w:rPr>
+          <w:rFonts w:hint="default" w:ascii="Times New Roman" w:hAnsi="Times New Roman" w:cs="Times New Roman"/>
+          <w:b w:val="0"/>
+          <w:bCs w:val="0"/>
+          <w:sz w:val="28"/>
+          <w:szCs w:val="28"/>
+          <w:lang w:val="ru-RU"/>
+        </w:rPr>
+        <w:br w:type="textWrapping"/>
+      </w:r>
+      <w:r>
+        <w:rPr>
+          <w:rFonts w:hint="default" w:ascii="Times New Roman" w:hAnsi="Times New Roman" w:cs="Times New Roman"/>
+          <w:b w:val="0"/>
+          <w:bCs w:val="0"/>
+          <w:sz w:val="28"/>
+          <w:szCs w:val="28"/>
+          <w:lang w:val="ru-RU"/>
+        </w:rPr>
+        <w:t xml:space="preserve">            password: password</w:t>
+      </w:r>
+      <w:r>
+        <w:rPr>
+          <w:rFonts w:hint="default" w:ascii="Times New Roman" w:hAnsi="Times New Roman" w:cs="Times New Roman"/>
+          <w:b w:val="0"/>
+          <w:bCs w:val="0"/>
+          <w:sz w:val="28"/>
+          <w:szCs w:val="28"/>
+          <w:lang w:val="ru-RU"/>
+        </w:rPr>
+        <w:br w:type="textWrapping"/>
+      </w:r>
+      <w:r>
+        <w:rPr>
+          <w:rFonts w:hint="default" w:ascii="Times New Roman" w:hAnsi="Times New Roman" w:cs="Times New Roman"/>
+          <w:b w:val="0"/>
+          <w:bCs w:val="0"/>
+          <w:sz w:val="28"/>
+          <w:szCs w:val="28"/>
+          <w:lang w:val="ru-RU"/>
+        </w:rPr>
+        <w:t xml:space="preserve">        })</w:t>
+      </w:r>
+      <w:r>
+        <w:rPr>
+          <w:rFonts w:hint="default" w:ascii="Times New Roman" w:hAnsi="Times New Roman" w:cs="Times New Roman"/>
+          <w:b w:val="0"/>
+          <w:bCs w:val="0"/>
+          <w:sz w:val="28"/>
+          <w:szCs w:val="28"/>
+          <w:lang w:val="ru-RU"/>
+        </w:rPr>
+        <w:br w:type="textWrapping"/>
+      </w:r>
+      <w:r>
+        <w:rPr>
+          <w:rFonts w:hint="default" w:ascii="Times New Roman" w:hAnsi="Times New Roman" w:cs="Times New Roman"/>
+          <w:b w:val="0"/>
+          <w:bCs w:val="0"/>
+          <w:sz w:val="28"/>
+          <w:szCs w:val="28"/>
+          <w:lang w:val="ru-RU"/>
+        </w:rPr>
+        <w:t xml:space="preserve">    });</w:t>
+      </w:r>
+      <w:r>
+        <w:rPr>
+          <w:rFonts w:hint="default" w:ascii="Times New Roman" w:hAnsi="Times New Roman" w:cs="Times New Roman"/>
+          <w:b w:val="0"/>
+          <w:bCs w:val="0"/>
+          <w:sz w:val="28"/>
+          <w:szCs w:val="28"/>
+          <w:lang w:val="ru-RU"/>
+        </w:rPr>
+        <w:br w:type="textWrapping"/>
+      </w:r>
+      <w:r>
+        <w:rPr>
+          <w:rFonts w:hint="default" w:ascii="Times New Roman" w:hAnsi="Times New Roman" w:cs="Times New Roman"/>
+          <w:b w:val="0"/>
+          <w:bCs w:val="0"/>
+          <w:sz w:val="28"/>
+          <w:szCs w:val="28"/>
+          <w:lang w:val="ru-RU"/>
+        </w:rPr>
+        <w:t xml:space="preserve">    if (!response.ok) {</w:t>
+      </w:r>
+      <w:r>
+        <w:rPr>
+          <w:rFonts w:hint="default" w:ascii="Times New Roman" w:hAnsi="Times New Roman" w:cs="Times New Roman"/>
+          <w:b w:val="0"/>
+          <w:bCs w:val="0"/>
+          <w:sz w:val="28"/>
+          <w:szCs w:val="28"/>
+          <w:lang w:val="ru-RU"/>
+        </w:rPr>
+        <w:br w:type="textWrapping"/>
+      </w:r>
+      <w:r>
+        <w:rPr>
+          <w:rFonts w:hint="default" w:ascii="Times New Roman" w:hAnsi="Times New Roman" w:cs="Times New Roman"/>
+          <w:b w:val="0"/>
+          <w:bCs w:val="0"/>
+          <w:sz w:val="28"/>
+          <w:szCs w:val="28"/>
+          <w:lang w:val="ru-RU"/>
+        </w:rPr>
+        <w:t xml:space="preserve">        document.getElementById("loginStatus").innerText =</w:t>
+      </w:r>
+      <w:r>
+        <w:rPr>
+          <w:rFonts w:hint="default" w:ascii="Times New Roman" w:hAnsi="Times New Roman" w:cs="Times New Roman"/>
+          <w:b w:val="0"/>
+          <w:bCs w:val="0"/>
+          <w:sz w:val="28"/>
+          <w:szCs w:val="28"/>
+          <w:lang w:val="ru-RU"/>
+        </w:rPr>
+        <w:br w:type="textWrapping"/>
+      </w:r>
+      <w:r>
+        <w:rPr>
+          <w:rFonts w:hint="default" w:ascii="Times New Roman" w:hAnsi="Times New Roman" w:cs="Times New Roman"/>
+          <w:b w:val="0"/>
+          <w:bCs w:val="0"/>
+          <w:sz w:val="28"/>
+          <w:szCs w:val="28"/>
+          <w:lang w:val="ru-RU"/>
+        </w:rPr>
+        <w:t xml:space="preserve">            "Неверный логин или пароль";</w:t>
+      </w:r>
+      <w:r>
+        <w:rPr>
+          <w:rFonts w:hint="default" w:ascii="Times New Roman" w:hAnsi="Times New Roman" w:cs="Times New Roman"/>
+          <w:b w:val="0"/>
+          <w:bCs w:val="0"/>
+          <w:sz w:val="28"/>
+          <w:szCs w:val="28"/>
+          <w:lang w:val="ru-RU"/>
+        </w:rPr>
+        <w:br w:type="textWrapping"/>
+      </w:r>
+      <w:r>
+        <w:rPr>
+          <w:rFonts w:hint="default" w:ascii="Times New Roman" w:hAnsi="Times New Roman" w:cs="Times New Roman"/>
+          <w:b w:val="0"/>
+          <w:bCs w:val="0"/>
+          <w:sz w:val="28"/>
+          <w:szCs w:val="28"/>
+          <w:lang w:val="ru-RU"/>
+        </w:rPr>
+        <w:t xml:space="preserve">        return;</w:t>
+      </w:r>
+      <w:r>
+        <w:rPr>
+          <w:rFonts w:hint="default" w:ascii="Times New Roman" w:hAnsi="Times New Roman" w:cs="Times New Roman"/>
+          <w:b w:val="0"/>
+          <w:bCs w:val="0"/>
+          <w:sz w:val="28"/>
+          <w:szCs w:val="28"/>
+          <w:lang w:val="ru-RU"/>
+        </w:rPr>
+        <w:br w:type="textWrapping"/>
+      </w:r>
+      <w:r>
+        <w:rPr>
+          <w:rFonts w:hint="default" w:ascii="Times New Roman" w:hAnsi="Times New Roman" w:cs="Times New Roman"/>
+          <w:b w:val="0"/>
+          <w:bCs w:val="0"/>
+          <w:sz w:val="28"/>
+          <w:szCs w:val="28"/>
+          <w:lang w:val="ru-RU"/>
+        </w:rPr>
+        <w:t xml:space="preserve">    }</w:t>
+      </w:r>
+      <w:r>
+        <w:rPr>
+          <w:rFonts w:hint="default" w:ascii="Times New Roman" w:hAnsi="Times New Roman" w:cs="Times New Roman"/>
+          <w:b w:val="0"/>
+          <w:bCs w:val="0"/>
+          <w:sz w:val="28"/>
+          <w:szCs w:val="28"/>
+          <w:lang w:val="ru-RU"/>
+        </w:rPr>
+        <w:br w:type="textWrapping"/>
+      </w:r>
+      <w:r>
+        <w:rPr>
+          <w:rFonts w:hint="default" w:ascii="Times New Roman" w:hAnsi="Times New Roman" w:cs="Times New Roman"/>
+          <w:b w:val="0"/>
+          <w:bCs w:val="0"/>
+          <w:sz w:val="28"/>
+          <w:szCs w:val="28"/>
+          <w:lang w:val="ru-RU"/>
+        </w:rPr>
+        <w:t xml:space="preserve">    const data = await response.json();</w:t>
+      </w:r>
+      <w:r>
+        <w:rPr>
+          <w:rFonts w:hint="default" w:ascii="Times New Roman" w:hAnsi="Times New Roman" w:cs="Times New Roman"/>
+          <w:b w:val="0"/>
+          <w:bCs w:val="0"/>
+          <w:sz w:val="28"/>
+          <w:szCs w:val="28"/>
+          <w:lang w:val="ru-RU"/>
+        </w:rPr>
+        <w:br w:type="textWrapping"/>
+      </w:r>
+      <w:r>
+        <w:rPr>
+          <w:rFonts w:hint="default" w:ascii="Times New Roman" w:hAnsi="Times New Roman" w:cs="Times New Roman"/>
+          <w:b w:val="0"/>
+          <w:bCs w:val="0"/>
+          <w:sz w:val="28"/>
+          <w:szCs w:val="28"/>
+          <w:lang w:val="ru-RU"/>
+        </w:rPr>
+        <w:t xml:space="preserve">    token = data.access_token;</w:t>
+      </w:r>
+      <w:r>
+        <w:rPr>
+          <w:rFonts w:hint="default" w:ascii="Times New Roman" w:hAnsi="Times New Roman" w:cs="Times New Roman"/>
+          <w:b w:val="0"/>
+          <w:bCs w:val="0"/>
+          <w:sz w:val="28"/>
+          <w:szCs w:val="28"/>
+          <w:lang w:val="ru-RU"/>
+        </w:rPr>
+        <w:br w:type="textWrapping"/>
+      </w:r>
+      <w:r>
+        <w:rPr>
+          <w:rFonts w:hint="default" w:ascii="Times New Roman" w:hAnsi="Times New Roman" w:cs="Times New Roman"/>
+          <w:b w:val="0"/>
+          <w:bCs w:val="0"/>
+          <w:sz w:val="28"/>
+          <w:szCs w:val="28"/>
+          <w:lang w:val="ru-RU"/>
+        </w:rPr>
+        <w:t xml:space="preserve">    loggedIn = true;</w:t>
+      </w:r>
+      <w:r>
+        <w:rPr>
+          <w:rFonts w:hint="default" w:ascii="Times New Roman" w:hAnsi="Times New Roman" w:cs="Times New Roman"/>
+          <w:b w:val="0"/>
+          <w:bCs w:val="0"/>
+          <w:sz w:val="28"/>
+          <w:szCs w:val="28"/>
+          <w:lang w:val="ru-RU"/>
+        </w:rPr>
+        <w:br w:type="textWrapping"/>
+      </w:r>
+      <w:r>
+        <w:rPr>
+          <w:rFonts w:hint="default" w:ascii="Times New Roman" w:hAnsi="Times New Roman" w:cs="Times New Roman"/>
+          <w:b w:val="0"/>
+          <w:bCs w:val="0"/>
+          <w:sz w:val="28"/>
+          <w:szCs w:val="28"/>
+          <w:lang w:val="ru-RU"/>
+        </w:rPr>
+        <w:t xml:space="preserve">    document.getElementById("loginStatus").innerText =</w:t>
+      </w:r>
+      <w:r>
+        <w:rPr>
+          <w:rFonts w:hint="default" w:ascii="Times New Roman" w:hAnsi="Times New Roman" w:cs="Times New Roman"/>
+          <w:b w:val="0"/>
+          <w:bCs w:val="0"/>
+          <w:sz w:val="28"/>
+          <w:szCs w:val="28"/>
+          <w:lang w:val="ru-RU"/>
+        </w:rPr>
+        <w:br w:type="textWrapping"/>
+      </w:r>
+      <w:r>
+        <w:rPr>
+          <w:rFonts w:hint="default" w:ascii="Times New Roman" w:hAnsi="Times New Roman" w:cs="Times New Roman"/>
+          <w:b w:val="0"/>
+          <w:bCs w:val="0"/>
+          <w:sz w:val="28"/>
+          <w:szCs w:val="28"/>
+          <w:lang w:val="ru-RU"/>
+        </w:rPr>
+        <w:t xml:space="preserve">        "Успешная авторизация";</w:t>
+      </w:r>
+      <w:r>
+        <w:rPr>
+          <w:rFonts w:hint="default" w:ascii="Times New Roman" w:hAnsi="Times New Roman" w:cs="Times New Roman"/>
+          <w:b w:val="0"/>
+          <w:bCs w:val="0"/>
+          <w:sz w:val="28"/>
+          <w:szCs w:val="28"/>
+          <w:lang w:val="ru-RU"/>
+        </w:rPr>
+        <w:br w:type="textWrapping"/>
+      </w:r>
+      <w:r>
+        <w:rPr>
+          <w:rFonts w:hint="default" w:ascii="Times New Roman" w:hAnsi="Times New Roman" w:cs="Times New Roman"/>
+          <w:b w:val="0"/>
+          <w:bCs w:val="0"/>
+          <w:sz w:val="28"/>
+          <w:szCs w:val="28"/>
+          <w:lang w:val="ru-RU"/>
+        </w:rPr>
+        <w:t xml:space="preserve">    document.querySelector("button").innerText = "Выйти";</w:t>
+      </w:r>
+      <w:r>
+        <w:rPr>
+          <w:rFonts w:hint="default" w:ascii="Times New Roman" w:hAnsi="Times New Roman" w:cs="Times New Roman"/>
+          <w:b w:val="0"/>
+          <w:bCs w:val="0"/>
+          <w:sz w:val="28"/>
+          <w:szCs w:val="28"/>
+          <w:lang w:val="ru-RU"/>
+        </w:rPr>
+        <w:br w:type="textWrapping"/>
+      </w:r>
+      <w:r>
+        <w:rPr>
+          <w:rFonts w:hint="default" w:ascii="Times New Roman" w:hAnsi="Times New Roman" w:cs="Times New Roman"/>
+          <w:b w:val="0"/>
+          <w:bCs w:val="0"/>
+          <w:sz w:val="28"/>
+          <w:szCs w:val="28"/>
+          <w:lang w:val="ru-RU"/>
+        </w:rPr>
+        <w:t>}</w:t>
+      </w:r>
+      <w:r>
+        <w:rPr>
+          <w:rFonts w:hint="default" w:ascii="Times New Roman" w:hAnsi="Times New Roman" w:cs="Times New Roman"/>
+          <w:b w:val="0"/>
+          <w:bCs w:val="0"/>
+          <w:sz w:val="28"/>
+          <w:szCs w:val="28"/>
+          <w:lang w:val="ru-RU"/>
+        </w:rPr>
+        <w:br w:type="textWrapping"/>
+      </w:r>
+      <w:r>
+        <w:rPr>
+          <w:rFonts w:hint="default" w:ascii="Times New Roman" w:hAnsi="Times New Roman" w:cs="Times New Roman"/>
+          <w:b w:val="0"/>
+          <w:bCs w:val="0"/>
+          <w:sz w:val="28"/>
+          <w:szCs w:val="28"/>
+          <w:lang w:val="ru-RU"/>
+        </w:rPr>
+        <w:t>async function getData() {</w:t>
+      </w:r>
+      <w:r>
+        <w:rPr>
+          <w:rFonts w:hint="default" w:ascii="Times New Roman" w:hAnsi="Times New Roman" w:cs="Times New Roman"/>
+          <w:b w:val="0"/>
+          <w:bCs w:val="0"/>
+          <w:sz w:val="28"/>
+          <w:szCs w:val="28"/>
+          <w:lang w:val="ru-RU"/>
+        </w:rPr>
+        <w:br w:type="textWrapping"/>
+      </w:r>
+      <w:r>
+        <w:rPr>
+          <w:rFonts w:hint="default" w:ascii="Times New Roman" w:hAnsi="Times New Roman" w:cs="Times New Roman"/>
+          <w:b w:val="0"/>
+          <w:bCs w:val="0"/>
+          <w:sz w:val="28"/>
+          <w:szCs w:val="28"/>
+          <w:lang w:val="ru-RU"/>
+        </w:rPr>
+        <w:t xml:space="preserve">    if (!token) {</w:t>
+      </w:r>
+      <w:r>
+        <w:rPr>
+          <w:rFonts w:hint="default" w:ascii="Times New Roman" w:hAnsi="Times New Roman" w:cs="Times New Roman"/>
+          <w:b w:val="0"/>
+          <w:bCs w:val="0"/>
+          <w:sz w:val="28"/>
+          <w:szCs w:val="28"/>
+          <w:lang w:val="ru-RU"/>
+        </w:rPr>
+        <w:br w:type="textWrapping"/>
+      </w:r>
+      <w:r>
+        <w:rPr>
+          <w:rFonts w:hint="default" w:ascii="Times New Roman" w:hAnsi="Times New Roman" w:cs="Times New Roman"/>
+          <w:b w:val="0"/>
+          <w:bCs w:val="0"/>
+          <w:sz w:val="28"/>
+          <w:szCs w:val="28"/>
+          <w:lang w:val="ru-RU"/>
+        </w:rPr>
+        <w:t xml:space="preserve">        await fetch("http://localhost:8001/log-unauthorized", {</w:t>
+      </w:r>
+      <w:r>
+        <w:rPr>
+          <w:rFonts w:hint="default" w:ascii="Times New Roman" w:hAnsi="Times New Roman" w:cs="Times New Roman"/>
+          <w:b w:val="0"/>
+          <w:bCs w:val="0"/>
+          <w:sz w:val="28"/>
+          <w:szCs w:val="28"/>
+          <w:lang w:val="ru-RU"/>
+        </w:rPr>
+        <w:br w:type="textWrapping"/>
+      </w:r>
+      <w:r>
+        <w:rPr>
+          <w:rFonts w:hint="default" w:ascii="Times New Roman" w:hAnsi="Times New Roman" w:cs="Times New Roman"/>
+          <w:b w:val="0"/>
+          <w:bCs w:val="0"/>
+          <w:sz w:val="28"/>
+          <w:szCs w:val="28"/>
+          <w:lang w:val="ru-RU"/>
+        </w:rPr>
+        <w:t xml:space="preserve">            method: "POST"</w:t>
+      </w:r>
+      <w:r>
+        <w:rPr>
+          <w:rFonts w:hint="default" w:ascii="Times New Roman" w:hAnsi="Times New Roman" w:cs="Times New Roman"/>
+          <w:b w:val="0"/>
+          <w:bCs w:val="0"/>
+          <w:sz w:val="28"/>
+          <w:szCs w:val="28"/>
+          <w:lang w:val="ru-RU"/>
+        </w:rPr>
+        <w:br w:type="textWrapping"/>
+      </w:r>
+      <w:r>
+        <w:rPr>
+          <w:rFonts w:hint="default" w:ascii="Times New Roman" w:hAnsi="Times New Roman" w:cs="Times New Roman"/>
+          <w:b w:val="0"/>
+          <w:bCs w:val="0"/>
+          <w:sz w:val="28"/>
+          <w:szCs w:val="28"/>
+          <w:lang w:val="ru-RU"/>
+        </w:rPr>
+        <w:t xml:space="preserve">        });</w:t>
+      </w:r>
+      <w:r>
+        <w:rPr>
+          <w:rFonts w:hint="default" w:ascii="Times New Roman" w:hAnsi="Times New Roman" w:cs="Times New Roman"/>
+          <w:b w:val="0"/>
+          <w:bCs w:val="0"/>
+          <w:sz w:val="28"/>
+          <w:szCs w:val="28"/>
+          <w:lang w:val="ru-RU"/>
+        </w:rPr>
+        <w:br w:type="textWrapping"/>
+      </w:r>
+      <w:r>
+        <w:rPr>
+          <w:rFonts w:hint="default" w:ascii="Times New Roman" w:hAnsi="Times New Roman" w:cs="Times New Roman"/>
+          <w:b w:val="0"/>
+          <w:bCs w:val="0"/>
+          <w:sz w:val="28"/>
+          <w:szCs w:val="28"/>
+          <w:lang w:val="ru-RU"/>
+        </w:rPr>
+        <w:t xml:space="preserve">        alert("Сначала выполните вход!");</w:t>
+      </w:r>
+      <w:r>
+        <w:rPr>
+          <w:rFonts w:hint="default" w:ascii="Times New Roman" w:hAnsi="Times New Roman" w:cs="Times New Roman"/>
+          <w:b w:val="0"/>
+          <w:bCs w:val="0"/>
+          <w:sz w:val="28"/>
+          <w:szCs w:val="28"/>
+          <w:lang w:val="ru-RU"/>
+        </w:rPr>
+        <w:br w:type="textWrapping"/>
+      </w:r>
+      <w:r>
+        <w:rPr>
+          <w:rFonts w:hint="default" w:ascii="Times New Roman" w:hAnsi="Times New Roman" w:cs="Times New Roman"/>
+          <w:b w:val="0"/>
+          <w:bCs w:val="0"/>
+          <w:sz w:val="28"/>
+          <w:szCs w:val="28"/>
+          <w:lang w:val="ru-RU"/>
+        </w:rPr>
+        <w:t xml:space="preserve">        return;</w:t>
+      </w:r>
+      <w:r>
+        <w:rPr>
+          <w:rFonts w:hint="default" w:ascii="Times New Roman" w:hAnsi="Times New Roman" w:cs="Times New Roman"/>
+          <w:b w:val="0"/>
+          <w:bCs w:val="0"/>
+          <w:sz w:val="28"/>
+          <w:szCs w:val="28"/>
+          <w:lang w:val="ru-RU"/>
+        </w:rPr>
+        <w:br w:type="textWrapping"/>
+      </w:r>
+      <w:r>
+        <w:rPr>
+          <w:rFonts w:hint="default" w:ascii="Times New Roman" w:hAnsi="Times New Roman" w:cs="Times New Roman"/>
+          <w:b w:val="0"/>
+          <w:bCs w:val="0"/>
+          <w:sz w:val="28"/>
+          <w:szCs w:val="28"/>
+          <w:lang w:val="ru-RU"/>
+        </w:rPr>
+        <w:t xml:space="preserve">    }</w:t>
+      </w:r>
+      <w:r>
+        <w:rPr>
+          <w:rFonts w:hint="default" w:ascii="Times New Roman" w:hAnsi="Times New Roman" w:cs="Times New Roman"/>
+          <w:b w:val="0"/>
+          <w:bCs w:val="0"/>
+          <w:sz w:val="28"/>
+          <w:szCs w:val="28"/>
+          <w:lang w:val="ru-RU"/>
+        </w:rPr>
+        <w:br w:type="textWrapping"/>
+      </w:r>
+      <w:r>
+        <w:rPr>
+          <w:rFonts w:hint="default" w:ascii="Times New Roman" w:hAnsi="Times New Roman" w:cs="Times New Roman"/>
+          <w:b w:val="0"/>
+          <w:bCs w:val="0"/>
+          <w:sz w:val="28"/>
+          <w:szCs w:val="28"/>
+          <w:lang w:val="ru-RU"/>
+        </w:rPr>
+        <w:t xml:space="preserve">    const response = await fetch("http://localhost:8001/data", {</w:t>
+      </w:r>
+      <w:r>
+        <w:rPr>
+          <w:rFonts w:hint="default" w:ascii="Times New Roman" w:hAnsi="Times New Roman" w:cs="Times New Roman"/>
+          <w:b w:val="0"/>
+          <w:bCs w:val="0"/>
+          <w:sz w:val="28"/>
+          <w:szCs w:val="28"/>
+          <w:lang w:val="ru-RU"/>
+        </w:rPr>
+        <w:br w:type="textWrapping"/>
+      </w:r>
+      <w:r>
+        <w:rPr>
+          <w:rFonts w:hint="default" w:ascii="Times New Roman" w:hAnsi="Times New Roman" w:cs="Times New Roman"/>
+          <w:b w:val="0"/>
+          <w:bCs w:val="0"/>
+          <w:sz w:val="28"/>
+          <w:szCs w:val="28"/>
+          <w:lang w:val="ru-RU"/>
+        </w:rPr>
+        <w:t xml:space="preserve">        method: "GET",</w:t>
+      </w:r>
+      <w:r>
+        <w:rPr>
+          <w:rFonts w:hint="default" w:ascii="Times New Roman" w:hAnsi="Times New Roman" w:cs="Times New Roman"/>
+          <w:b w:val="0"/>
+          <w:bCs w:val="0"/>
+          <w:sz w:val="28"/>
+          <w:szCs w:val="28"/>
+          <w:lang w:val="ru-RU"/>
+        </w:rPr>
+        <w:br w:type="textWrapping"/>
+      </w:r>
+      <w:r>
+        <w:rPr>
+          <w:rFonts w:hint="default" w:ascii="Times New Roman" w:hAnsi="Times New Roman" w:cs="Times New Roman"/>
+          <w:b w:val="0"/>
+          <w:bCs w:val="0"/>
+          <w:sz w:val="28"/>
+          <w:szCs w:val="28"/>
+          <w:lang w:val="ru-RU"/>
+        </w:rPr>
+        <w:t xml:space="preserve">        headers: {</w:t>
+      </w:r>
+      <w:r>
+        <w:rPr>
+          <w:rFonts w:hint="default" w:ascii="Times New Roman" w:hAnsi="Times New Roman" w:cs="Times New Roman"/>
+          <w:b w:val="0"/>
+          <w:bCs w:val="0"/>
+          <w:sz w:val="28"/>
+          <w:szCs w:val="28"/>
+          <w:lang w:val="ru-RU"/>
+        </w:rPr>
+        <w:br w:type="textWrapping"/>
+      </w:r>
+      <w:r>
+        <w:rPr>
+          <w:rFonts w:hint="default" w:ascii="Times New Roman" w:hAnsi="Times New Roman" w:cs="Times New Roman"/>
+          <w:b w:val="0"/>
+          <w:bCs w:val="0"/>
+          <w:sz w:val="28"/>
+          <w:szCs w:val="28"/>
+          <w:lang w:val="ru-RU"/>
+        </w:rPr>
+        <w:t xml:space="preserve">            "Authorization": "Bearer " + token</w:t>
+      </w:r>
+      <w:r>
+        <w:rPr>
+          <w:rFonts w:hint="default" w:ascii="Times New Roman" w:hAnsi="Times New Roman" w:cs="Times New Roman"/>
+          <w:b w:val="0"/>
+          <w:bCs w:val="0"/>
+          <w:sz w:val="28"/>
+          <w:szCs w:val="28"/>
+          <w:lang w:val="ru-RU"/>
+        </w:rPr>
+        <w:br w:type="textWrapping"/>
+      </w:r>
+      <w:r>
+        <w:rPr>
+          <w:rFonts w:hint="default" w:ascii="Times New Roman" w:hAnsi="Times New Roman" w:cs="Times New Roman"/>
+          <w:b w:val="0"/>
+          <w:bCs w:val="0"/>
+          <w:sz w:val="28"/>
+          <w:szCs w:val="28"/>
+          <w:lang w:val="ru-RU"/>
+        </w:rPr>
+        <w:t xml:space="preserve">        }</w:t>
+      </w:r>
+      <w:r>
+        <w:rPr>
+          <w:rFonts w:hint="default" w:ascii="Times New Roman" w:hAnsi="Times New Roman" w:cs="Times New Roman"/>
+          <w:b w:val="0"/>
+          <w:bCs w:val="0"/>
+          <w:sz w:val="28"/>
+          <w:szCs w:val="28"/>
+          <w:lang w:val="ru-RU"/>
+        </w:rPr>
+        <w:br w:type="textWrapping"/>
+      </w:r>
+      <w:r>
+        <w:rPr>
+          <w:rFonts w:hint="default" w:ascii="Times New Roman" w:hAnsi="Times New Roman" w:cs="Times New Roman"/>
+          <w:b w:val="0"/>
+          <w:bCs w:val="0"/>
+          <w:sz w:val="28"/>
+          <w:szCs w:val="28"/>
+          <w:lang w:val="ru-RU"/>
+        </w:rPr>
+        <w:t xml:space="preserve">    });</w:t>
+      </w:r>
+      <w:r>
+        <w:rPr>
+          <w:rFonts w:hint="default" w:ascii="Times New Roman" w:hAnsi="Times New Roman" w:cs="Times New Roman"/>
+          <w:b w:val="0"/>
+          <w:bCs w:val="0"/>
+          <w:sz w:val="28"/>
+          <w:szCs w:val="28"/>
+          <w:lang w:val="ru-RU"/>
+        </w:rPr>
+        <w:br w:type="textWrapping"/>
+      </w:r>
+      <w:r>
+        <w:rPr>
+          <w:rFonts w:hint="default" w:ascii="Times New Roman" w:hAnsi="Times New Roman" w:cs="Times New Roman"/>
+          <w:b w:val="0"/>
+          <w:bCs w:val="0"/>
+          <w:sz w:val="28"/>
+          <w:szCs w:val="28"/>
+          <w:lang w:val="ru-RU"/>
+        </w:rPr>
+        <w:t xml:space="preserve">    const data = await response.json();</w:t>
+      </w:r>
+      <w:r>
+        <w:rPr>
+          <w:rFonts w:hint="default" w:ascii="Times New Roman" w:hAnsi="Times New Roman" w:cs="Times New Roman"/>
+          <w:b w:val="0"/>
+          <w:bCs w:val="0"/>
+          <w:sz w:val="28"/>
+          <w:szCs w:val="28"/>
+          <w:lang w:val="ru-RU"/>
+        </w:rPr>
+        <w:br w:type="textWrapping"/>
+      </w:r>
+      <w:r>
+        <w:rPr>
+          <w:rFonts w:hint="default" w:ascii="Times New Roman" w:hAnsi="Times New Roman" w:cs="Times New Roman"/>
+          <w:b w:val="0"/>
+          <w:bCs w:val="0"/>
+          <w:sz w:val="28"/>
+          <w:szCs w:val="28"/>
+          <w:lang w:val="ru-RU"/>
+        </w:rPr>
+        <w:t xml:space="preserve">    document.getElementById("result").innerText =</w:t>
+      </w:r>
+      <w:r>
+        <w:rPr>
+          <w:rFonts w:hint="default" w:ascii="Times New Roman" w:hAnsi="Times New Roman" w:cs="Times New Roman"/>
+          <w:b w:val="0"/>
+          <w:bCs w:val="0"/>
+          <w:sz w:val="28"/>
+          <w:szCs w:val="28"/>
+          <w:lang w:val="ru-RU"/>
+        </w:rPr>
+        <w:br w:type="textWrapping"/>
+      </w:r>
+      <w:r>
+        <w:rPr>
+          <w:rFonts w:hint="default" w:ascii="Times New Roman" w:hAnsi="Times New Roman" w:cs="Times New Roman"/>
+          <w:b w:val="0"/>
+          <w:bCs w:val="0"/>
+          <w:sz w:val="28"/>
+          <w:szCs w:val="28"/>
+          <w:lang w:val="ru-RU"/>
+        </w:rPr>
+        <w:t xml:space="preserve">        data.massage +</w:t>
+      </w:r>
+      <w:r>
+        <w:rPr>
+          <w:rFonts w:hint="default" w:ascii="Times New Roman" w:hAnsi="Times New Roman" w:cs="Times New Roman"/>
+          <w:b w:val="0"/>
+          <w:bCs w:val="0"/>
+          <w:sz w:val="28"/>
+          <w:szCs w:val="28"/>
+          <w:lang w:val="ru-RU"/>
+        </w:rPr>
+        <w:br w:type="textWrapping"/>
+      </w:r>
+      <w:r>
+        <w:rPr>
+          <w:rFonts w:hint="default" w:ascii="Times New Roman" w:hAnsi="Times New Roman" w:cs="Times New Roman"/>
+          <w:b w:val="0"/>
+          <w:bCs w:val="0"/>
+          <w:sz w:val="28"/>
+          <w:szCs w:val="28"/>
+          <w:lang w:val="ru-RU"/>
+        </w:rPr>
+        <w:t xml:space="preserve">        "\n\nEncrypted data:\n" + data.encrypted_data +</w:t>
+      </w:r>
+      <w:r>
+        <w:rPr>
+          <w:rFonts w:hint="default" w:ascii="Times New Roman" w:hAnsi="Times New Roman" w:cs="Times New Roman"/>
+          <w:b w:val="0"/>
+          <w:bCs w:val="0"/>
+          <w:sz w:val="28"/>
+          <w:szCs w:val="28"/>
+          <w:lang w:val="ru-RU"/>
+        </w:rPr>
+        <w:br w:type="textWrapping"/>
+      </w:r>
+      <w:r>
+        <w:rPr>
+          <w:rFonts w:hint="default" w:ascii="Times New Roman" w:hAnsi="Times New Roman" w:cs="Times New Roman"/>
+          <w:b w:val="0"/>
+          <w:bCs w:val="0"/>
+          <w:sz w:val="28"/>
+          <w:szCs w:val="28"/>
+          <w:lang w:val="ru-RU"/>
+        </w:rPr>
+        <w:t xml:space="preserve">        "\n\nEncryption key:\n" + data.encryption_key +</w:t>
+      </w:r>
+      <w:r>
+        <w:rPr>
+          <w:rFonts w:hint="default" w:ascii="Times New Roman" w:hAnsi="Times New Roman" w:cs="Times New Roman"/>
+          <w:b w:val="0"/>
+          <w:bCs w:val="0"/>
+          <w:sz w:val="28"/>
+          <w:szCs w:val="28"/>
+          <w:lang w:val="ru-RU"/>
+        </w:rPr>
+        <w:br w:type="textWrapping"/>
+      </w:r>
+      <w:r>
+        <w:rPr>
+          <w:rFonts w:hint="default" w:ascii="Times New Roman" w:hAnsi="Times New Roman" w:cs="Times New Roman"/>
+          <w:b w:val="0"/>
+          <w:bCs w:val="0"/>
+          <w:sz w:val="28"/>
+          <w:szCs w:val="28"/>
+          <w:lang w:val="ru-RU"/>
+        </w:rPr>
+        <w:t xml:space="preserve">        "\n\nSecret data:\n" + data.secret_data;</w:t>
+      </w:r>
+      <w:r>
+        <w:rPr>
+          <w:rFonts w:hint="default" w:ascii="Times New Roman" w:hAnsi="Times New Roman" w:cs="Times New Roman"/>
+          <w:b w:val="0"/>
+          <w:bCs w:val="0"/>
+          <w:sz w:val="28"/>
+          <w:szCs w:val="28"/>
+          <w:lang w:val="ru-RU"/>
+        </w:rPr>
+        <w:br w:type="textWrapping"/>
+      </w:r>
+      <w:r>
+        <w:rPr>
+          <w:rFonts w:hint="default" w:ascii="Times New Roman" w:hAnsi="Times New Roman" w:cs="Times New Roman"/>
+          <w:b w:val="0"/>
+          <w:bCs w:val="0"/>
+          <w:sz w:val="28"/>
+          <w:szCs w:val="28"/>
+          <w:lang w:val="ru-RU"/>
+        </w:rPr>
+        <w:t>}</w:t>
+      </w:r>
+      <w:r>
+        <w:rPr>
+          <w:rFonts w:hint="default" w:ascii="Times New Roman" w:hAnsi="Times New Roman" w:cs="Times New Roman"/>
+          <w:b w:val="0"/>
+          <w:bCs w:val="0"/>
+          <w:sz w:val="28"/>
+          <w:szCs w:val="28"/>
+          <w:lang w:val="ru-RU"/>
+        </w:rPr>
+        <w:br w:type="textWrapping"/>
+      </w:r>
+      <w:r>
+        <w:rPr>
+          <w:rFonts w:hint="default" w:ascii="Times New Roman" w:hAnsi="Times New Roman" w:cs="Times New Roman"/>
+          <w:b w:val="0"/>
+          <w:bCs w:val="0"/>
+          <w:sz w:val="28"/>
+          <w:szCs w:val="28"/>
+          <w:lang w:val="ru-RU"/>
+        </w:rPr>
+        <w:t>&lt;/script&gt;</w:t>
+      </w:r>
+      <w:r>
+        <w:rPr>
+          <w:rFonts w:hint="default" w:ascii="Times New Roman" w:hAnsi="Times New Roman" w:cs="Times New Roman"/>
+          <w:b w:val="0"/>
+          <w:bCs w:val="0"/>
+          <w:sz w:val="28"/>
+          <w:szCs w:val="28"/>
+          <w:lang w:val="ru-RU"/>
+        </w:rPr>
+        <w:br w:type="textWrapping"/>
+      </w:r>
+      <w:r>
+        <w:rPr>
+          <w:rFonts w:hint="default" w:ascii="Times New Roman" w:hAnsi="Times New Roman" w:cs="Times New Roman"/>
+          <w:b w:val="0"/>
+          <w:bCs w:val="0"/>
+          <w:sz w:val="28"/>
+          <w:szCs w:val="28"/>
+          <w:lang w:val="ru-RU"/>
+        </w:rPr>
+        <w:t>&lt;/body&gt;</w:t>
+      </w:r>
+      <w:r>
+        <w:rPr>
+          <w:rFonts w:hint="default" w:ascii="Times New Roman" w:hAnsi="Times New Roman" w:cs="Times New Roman"/>
+          <w:b w:val="0"/>
+          <w:bCs w:val="0"/>
+          <w:sz w:val="28"/>
+          <w:szCs w:val="28"/>
+          <w:lang w:val="ru-RU"/>
+        </w:rPr>
+        <w:br w:type="textWrapping"/>
+      </w:r>
+      <w:r>
+        <w:rPr>
+          <w:rFonts w:hint="default" w:ascii="Times New Roman" w:hAnsi="Times New Roman" w:cs="Times New Roman"/>
+          <w:b w:val="0"/>
+          <w:bCs w:val="0"/>
+          <w:sz w:val="28"/>
+          <w:szCs w:val="28"/>
+          <w:lang w:val="ru-RU"/>
+        </w:rPr>
+        <w:t>&lt;/html&gt;</w:t>
+      </w:r>
+    </w:p>
+    <w:p>
+      <w:pPr>
+        <w:spacing w:line="360" w:lineRule="auto"/>
+        <w:jc w:val="both"/>
+        <w:rPr>
+          <w:rFonts w:hint="default" w:ascii="Times New Roman" w:hAnsi="Times New Roman" w:cs="Times New Roman"/>
+          <w:b w:val="0"/>
+          <w:bCs w:val="0"/>
+          <w:sz w:val="28"/>
+          <w:szCs w:val="28"/>
+          <w:lang w:val="ru-RU"/>
+        </w:rPr>
+      </w:pPr>
+    </w:p>
+    <w:p>
+      <w:pPr>
+        <w:jc w:val="both"/>
+        <w:rPr>
+          <w:rFonts w:hint="default" w:ascii="Times New Roman" w:hAnsi="Times New Roman" w:cs="Times New Roman"/>
+          <w:b w:val="0"/>
+          <w:bCs w:val="0"/>
+          <w:sz w:val="28"/>
+          <w:szCs w:val="28"/>
+          <w:lang w:val="en-US"/>
         </w:rPr>
       </w:pPr>
     </w:p>
@@ -1403,7 +6706,58 @@
       </w:tblCellMar>
     </w:tblPr>
   </w:style>
-  <w:style w:type="paragraph" w:customStyle="1" w:styleId="4">
+  <w:style w:type="character" w:styleId="4">
+    <w:name w:val="HTML Code"/>
+    <w:basedOn w:val="2"/>
+    <w:uiPriority w:val="0"/>
+    <w:rPr>
+      <w:rFonts w:ascii="Courier New" w:hAnsi="Courier New" w:cs="Courier New"/>
+      <w:sz w:val="20"/>
+      <w:szCs w:val="20"/>
+    </w:rPr>
+  </w:style>
+  <w:style w:type="paragraph" w:styleId="5">
+    <w:name w:val="Normal (Web)"/>
+    <w:basedOn w:val="1"/>
+    <w:uiPriority w:val="0"/>
+    <w:rPr>
+      <w:sz w:val="24"/>
+      <w:szCs w:val="24"/>
+    </w:rPr>
+  </w:style>
+  <w:style w:type="paragraph" w:styleId="6">
+    <w:name w:val="HTML Preformatted"/>
+    <w:uiPriority w:val="0"/>
+    <w:pPr>
+      <w:tabs>
+        <w:tab w:val="left" w:pos="916"/>
+        <w:tab w:val="left" w:pos="1832"/>
+        <w:tab w:val="left" w:pos="2748"/>
+        <w:tab w:val="left" w:pos="3664"/>
+        <w:tab w:val="left" w:pos="4580"/>
+        <w:tab w:val="left" w:pos="5496"/>
+        <w:tab w:val="left" w:pos="6412"/>
+        <w:tab w:val="left" w:pos="7328"/>
+        <w:tab w:val="left" w:pos="8244"/>
+        <w:tab w:val="left" w:pos="9160"/>
+        <w:tab w:val="left" w:pos="10076"/>
+        <w:tab w:val="left" w:pos="10992"/>
+        <w:tab w:val="left" w:pos="11908"/>
+        <w:tab w:val="left" w:pos="12824"/>
+        <w:tab w:val="left" w:pos="13740"/>
+        <w:tab w:val="left" w:pos="14656"/>
+      </w:tabs>
+      <w:jc w:val="left"/>
+    </w:pPr>
+    <w:rPr>
+      <w:rFonts w:hint="eastAsia" w:ascii="SimSun" w:hAnsi="SimSun" w:eastAsia="SimSun" w:cs="SimSun"/>
+      <w:kern w:val="0"/>
+      <w:sz w:val="24"/>
+      <w:szCs w:val="24"/>
+      <w:lang w:val="en-US" w:eastAsia="zh-CN" w:bidi="ar"/>
+    </w:rPr>
+  </w:style>
+  <w:style w:type="paragraph" w:customStyle="1" w:styleId="7">
     <w:name w:val="Standard"/>
     <w:qFormat/>
     <w:uiPriority w:val="0"/>
@@ -1424,9 +6778,9 @@
       <w:lang w:val="ru-RU" w:eastAsia="zh-CN" w:bidi="hi-IN"/>
     </w:rPr>
   </w:style>
-  <w:style w:type="paragraph" w:customStyle="1" w:styleId="5">
+  <w:style w:type="paragraph" w:customStyle="1" w:styleId="8">
     <w:name w:val="Содержимое таблицы"/>
-    <w:basedOn w:val="4"/>
+    <w:basedOn w:val="7"/>
     <w:qFormat/>
     <w:uiPriority w:val="0"/>
     <w:pPr>
@@ -1434,7 +6788,7 @@
       <w:suppressLineNumbers/>
     </w:pPr>
   </w:style>
-  <w:style w:type="paragraph" w:customStyle="1" w:styleId="6">
+  <w:style w:type="paragraph" w:customStyle="1" w:styleId="9">
     <w:name w:val="Times14_РИО2"/>
     <w:basedOn w:val="1"/>
     <w:qFormat/>
@@ -1451,7 +6805,7 @@
       <w:lang w:eastAsia="en-US"/>
     </w:rPr>
   </w:style>
-  <w:style w:type="character" w:customStyle="1" w:styleId="7">
+  <w:style w:type="character" w:customStyle="1" w:styleId="10">
     <w:name w:val="Book Title"/>
     <w:basedOn w:val="2"/>
     <w:qFormat/>
